--- a/output/Table_1_Ireland.docx
+++ b/output/Table_1_Ireland.docx
@@ -12,28 +12,28 @@
     </w:p>
     <w:tbl>
       <w:tblPr>
-        <w:tblW w:w="8277" w:type="dxa"/>
+        <w:tblW w:w="0" w:type="auto"/>
         <w:jc w:val="center"/>
         <w:tblLayout w:type="fixed"/>
         <w:tblLook w:val="0420" w:firstRow="1" w:lastRow="0" w:firstColumn="0" w:lastColumn="0" w:noHBand="0" w:noVBand="1"/>
       </w:tblPr>
       <w:tblGrid>
-        <w:gridCol w:w="2491"/>
-        <w:gridCol w:w="1014"/>
-        <w:gridCol w:w="922"/>
-        <w:gridCol w:w="944"/>
-        <w:gridCol w:w="864"/>
-        <w:gridCol w:w="2042"/>
+        <w:gridCol w:w="2567"/>
+        <w:gridCol w:w="1045"/>
+        <w:gridCol w:w="950"/>
+        <w:gridCol w:w="973"/>
+        <w:gridCol w:w="891"/>
+        <w:gridCol w:w="2105"/>
       </w:tblGrid>
       <w:tr>
         <w:trPr>
-          <w:trHeight w:val="379"/>
+          <w:trHeight w:val="406"/>
           <w:tblHeader/>
           <w:jc w:val="center"/>
         </w:trPr>
         <w:tc>
           <w:tcPr>
-            <w:tcW w:w="2491" w:type="dxa"/>
+            <w:tcW w:w="2567" w:type="dxa"/>
             <w:tcBorders>
               <w:top w:val="single" w:sz="6" w:space="0" w:color="666666"/>
               <w:left w:val="single" w:sz="6" w:space="0" w:color="666666"/>
@@ -81,7 +81,7 @@
         </w:tc>
         <w:tc>
           <w:tcPr>
-            <w:tcW w:w="1014" w:type="dxa"/>
+            <w:tcW w:w="1045" w:type="dxa"/>
             <w:tcBorders>
               <w:top w:val="single" w:sz="6" w:space="0" w:color="666666"/>
               <w:left w:val="single" w:sz="6" w:space="0" w:color="666666"/>
@@ -129,7 +129,7 @@
         </w:tc>
         <w:tc>
           <w:tcPr>
-            <w:tcW w:w="922" w:type="dxa"/>
+            <w:tcW w:w="950" w:type="dxa"/>
             <w:tcBorders>
               <w:top w:val="single" w:sz="6" w:space="0" w:color="666666"/>
               <w:left w:val="single" w:sz="6" w:space="0" w:color="666666"/>
@@ -177,7 +177,7 @@
         </w:tc>
         <w:tc>
           <w:tcPr>
-            <w:tcW w:w="944" w:type="dxa"/>
+            <w:tcW w:w="973" w:type="dxa"/>
             <w:tcBorders>
               <w:top w:val="single" w:sz="6" w:space="0" w:color="666666"/>
               <w:left w:val="single" w:sz="6" w:space="0" w:color="666666"/>
@@ -225,7 +225,7 @@
         </w:tc>
         <w:tc>
           <w:tcPr>
-            <w:tcW w:w="864" w:type="dxa"/>
+            <w:tcW w:w="891" w:type="dxa"/>
             <w:tcBorders>
               <w:top w:val="single" w:sz="6" w:space="0" w:color="666666"/>
               <w:left w:val="single" w:sz="6" w:space="0" w:color="666666"/>
@@ -273,7 +273,7 @@
         </w:tc>
         <w:tc>
           <w:tcPr>
-            <w:tcW w:w="2042" w:type="dxa"/>
+            <w:tcW w:w="2105" w:type="dxa"/>
             <w:tcBorders>
               <w:top w:val="single" w:sz="6" w:space="0" w:color="666666"/>
               <w:left w:val="single" w:sz="6" w:space="0" w:color="666666"/>
@@ -322,12 +322,12 @@
       </w:tr>
       <w:tr>
         <w:trPr>
-          <w:trHeight w:val="379"/>
+          <w:trHeight w:val="406"/>
           <w:jc w:val="center"/>
         </w:trPr>
         <w:tc>
           <w:tcPr>
-            <w:tcW w:w="2491" w:type="dxa"/>
+            <w:tcW w:w="2567" w:type="dxa"/>
             <w:tcBorders>
               <w:top w:val="single" w:sz="6" w:space="0" w:color="666666"/>
               <w:left w:val="single" w:sz="6" w:space="0" w:color="666666"/>
@@ -393,155 +393,155 @@
         </w:tc>
         <w:tc>
           <w:tcPr>
-            <w:tcW w:w="1014" w:type="dxa"/>
-            <w:tcBorders>
-              <w:top w:val="single" w:sz="6" w:space="0" w:color="666666"/>
-              <w:left w:val="single" w:sz="6" w:space="0" w:color="666666"/>
-              <w:bottom w:val="single" w:sz="6" w:space="0" w:color="666666"/>
-              <w:right w:val="single" w:sz="6" w:space="0" w:color="666666"/>
-            </w:tcBorders>
-            <w:shd w:val="clear" w:color="auto" w:fill="FFFFFF"/>
-            <w:tcMar>
-              <w:top w:w="0" w:type="dxa"/>
-              <w:left w:w="0" w:type="dxa"/>
-              <w:bottom w:w="0" w:type="dxa"/>
-              <w:right w:w="0" w:type="dxa"/>
-            </w:tcMar>
-            <w:vAlign w:val="center"/>
-          </w:tcPr>
-          <w:p>
-            <w:pPr>
-              <w:pBdr>
-                <w:top w:val="none" w:sz="0" w:space="0" w:color="000000"/>
-                <w:left w:val="none" w:sz="0" w:space="0" w:color="000000"/>
-                <w:bottom w:val="none" w:sz="0" w:space="0" w:color="000000"/>
-                <w:right w:val="none" w:sz="0" w:space="0" w:color="000000"/>
-              </w:pBdr>
-              <w:spacing w:before="100" w:after="100"/>
-              <w:ind w:left="100" w:right="100"/>
-              <w:rPr>
-                <w:rFonts w:ascii="Arial" w:eastAsia="Arial" w:hAnsi="Arial" w:cs="Arial"/>
-                <w:color w:val="000000"/>
-                <w:sz w:val="22"/>
-                <w:szCs w:val="22"/>
-              </w:rPr>
-            </w:pPr>
-          </w:p>
-        </w:tc>
-        <w:tc>
-          <w:tcPr>
-            <w:tcW w:w="922" w:type="dxa"/>
-            <w:tcBorders>
-              <w:top w:val="single" w:sz="6" w:space="0" w:color="666666"/>
-              <w:left w:val="single" w:sz="6" w:space="0" w:color="666666"/>
-              <w:bottom w:val="single" w:sz="6" w:space="0" w:color="666666"/>
-              <w:right w:val="single" w:sz="6" w:space="0" w:color="666666"/>
-            </w:tcBorders>
-            <w:shd w:val="clear" w:color="auto" w:fill="FFFFFF"/>
-            <w:tcMar>
-              <w:top w:w="0" w:type="dxa"/>
-              <w:left w:w="0" w:type="dxa"/>
-              <w:bottom w:w="0" w:type="dxa"/>
-              <w:right w:w="0" w:type="dxa"/>
-            </w:tcMar>
-            <w:vAlign w:val="center"/>
-          </w:tcPr>
-          <w:p>
-            <w:pPr>
-              <w:pBdr>
-                <w:top w:val="none" w:sz="0" w:space="0" w:color="000000"/>
-                <w:left w:val="none" w:sz="0" w:space="0" w:color="000000"/>
-                <w:bottom w:val="none" w:sz="0" w:space="0" w:color="000000"/>
-                <w:right w:val="none" w:sz="0" w:space="0" w:color="000000"/>
-              </w:pBdr>
-              <w:spacing w:before="100" w:after="100"/>
-              <w:ind w:left="100" w:right="100"/>
-              <w:rPr>
-                <w:rFonts w:ascii="Arial" w:eastAsia="Arial" w:hAnsi="Arial" w:cs="Arial"/>
-                <w:color w:val="000000"/>
-                <w:sz w:val="22"/>
-                <w:szCs w:val="22"/>
-              </w:rPr>
-            </w:pPr>
-          </w:p>
-        </w:tc>
-        <w:tc>
-          <w:tcPr>
-            <w:tcW w:w="944" w:type="dxa"/>
-            <w:tcBorders>
-              <w:top w:val="single" w:sz="6" w:space="0" w:color="666666"/>
-              <w:left w:val="single" w:sz="6" w:space="0" w:color="666666"/>
-              <w:bottom w:val="single" w:sz="6" w:space="0" w:color="666666"/>
-              <w:right w:val="single" w:sz="6" w:space="0" w:color="666666"/>
-            </w:tcBorders>
-            <w:shd w:val="clear" w:color="auto" w:fill="FFFFFF"/>
-            <w:tcMar>
-              <w:top w:w="0" w:type="dxa"/>
-              <w:left w:w="0" w:type="dxa"/>
-              <w:bottom w:w="0" w:type="dxa"/>
-              <w:right w:w="0" w:type="dxa"/>
-            </w:tcMar>
-            <w:vAlign w:val="center"/>
-          </w:tcPr>
-          <w:p>
-            <w:pPr>
-              <w:pBdr>
-                <w:top w:val="none" w:sz="0" w:space="0" w:color="000000"/>
-                <w:left w:val="none" w:sz="0" w:space="0" w:color="000000"/>
-                <w:bottom w:val="none" w:sz="0" w:space="0" w:color="000000"/>
-                <w:right w:val="none" w:sz="0" w:space="0" w:color="000000"/>
-              </w:pBdr>
-              <w:spacing w:before="100" w:after="100"/>
-              <w:ind w:left="100" w:right="100"/>
-              <w:rPr>
-                <w:rFonts w:ascii="Arial" w:eastAsia="Arial" w:hAnsi="Arial" w:cs="Arial"/>
-                <w:color w:val="000000"/>
-                <w:sz w:val="22"/>
-                <w:szCs w:val="22"/>
-              </w:rPr>
-            </w:pPr>
-          </w:p>
-        </w:tc>
-        <w:tc>
-          <w:tcPr>
-            <w:tcW w:w="864" w:type="dxa"/>
-            <w:tcBorders>
-              <w:top w:val="single" w:sz="6" w:space="0" w:color="666666"/>
-              <w:left w:val="single" w:sz="6" w:space="0" w:color="666666"/>
-              <w:bottom w:val="single" w:sz="6" w:space="0" w:color="666666"/>
-              <w:right w:val="single" w:sz="6" w:space="0" w:color="666666"/>
-            </w:tcBorders>
-            <w:shd w:val="clear" w:color="auto" w:fill="FFFFFF"/>
-            <w:tcMar>
-              <w:top w:w="0" w:type="dxa"/>
-              <w:left w:w="0" w:type="dxa"/>
-              <w:bottom w:w="0" w:type="dxa"/>
-              <w:right w:w="0" w:type="dxa"/>
-            </w:tcMar>
-            <w:vAlign w:val="center"/>
-          </w:tcPr>
-          <w:p>
-            <w:pPr>
-              <w:pBdr>
-                <w:top w:val="none" w:sz="0" w:space="0" w:color="000000"/>
-                <w:left w:val="none" w:sz="0" w:space="0" w:color="000000"/>
-                <w:bottom w:val="none" w:sz="0" w:space="0" w:color="000000"/>
-                <w:right w:val="none" w:sz="0" w:space="0" w:color="000000"/>
-              </w:pBdr>
-              <w:spacing w:before="100" w:after="100"/>
-              <w:ind w:left="100" w:right="100"/>
-              <w:rPr>
-                <w:rFonts w:ascii="Arial" w:eastAsia="Arial" w:hAnsi="Arial" w:cs="Arial"/>
-                <w:color w:val="000000"/>
-                <w:sz w:val="22"/>
-                <w:szCs w:val="22"/>
-              </w:rPr>
-            </w:pPr>
-          </w:p>
-        </w:tc>
-        <w:tc>
-          <w:tcPr>
-            <w:tcW w:w="2042" w:type="dxa"/>
+            <w:tcW w:w="1045" w:type="dxa"/>
+            <w:tcBorders>
+              <w:top w:val="single" w:sz="6" w:space="0" w:color="666666"/>
+              <w:left w:val="single" w:sz="6" w:space="0" w:color="666666"/>
+              <w:bottom w:val="single" w:sz="6" w:space="0" w:color="666666"/>
+              <w:right w:val="single" w:sz="6" w:space="0" w:color="666666"/>
+            </w:tcBorders>
+            <w:shd w:val="clear" w:color="auto" w:fill="FFFFFF"/>
+            <w:tcMar>
+              <w:top w:w="0" w:type="dxa"/>
+              <w:left w:w="0" w:type="dxa"/>
+              <w:bottom w:w="0" w:type="dxa"/>
+              <w:right w:w="0" w:type="dxa"/>
+            </w:tcMar>
+            <w:vAlign w:val="center"/>
+          </w:tcPr>
+          <w:p>
+            <w:pPr>
+              <w:pBdr>
+                <w:top w:val="none" w:sz="0" w:space="0" w:color="000000"/>
+                <w:left w:val="none" w:sz="0" w:space="0" w:color="000000"/>
+                <w:bottom w:val="none" w:sz="0" w:space="0" w:color="000000"/>
+                <w:right w:val="none" w:sz="0" w:space="0" w:color="000000"/>
+              </w:pBdr>
+              <w:spacing w:before="100" w:after="100"/>
+              <w:ind w:left="100" w:right="100"/>
+              <w:rPr>
+                <w:rFonts w:ascii="Arial" w:eastAsia="Arial" w:hAnsi="Arial" w:cs="Arial"/>
+                <w:color w:val="000000"/>
+                <w:sz w:val="22"/>
+                <w:szCs w:val="22"/>
+              </w:rPr>
+            </w:pPr>
+          </w:p>
+        </w:tc>
+        <w:tc>
+          <w:tcPr>
+            <w:tcW w:w="950" w:type="dxa"/>
+            <w:tcBorders>
+              <w:top w:val="single" w:sz="6" w:space="0" w:color="666666"/>
+              <w:left w:val="single" w:sz="6" w:space="0" w:color="666666"/>
+              <w:bottom w:val="single" w:sz="6" w:space="0" w:color="666666"/>
+              <w:right w:val="single" w:sz="6" w:space="0" w:color="666666"/>
+            </w:tcBorders>
+            <w:shd w:val="clear" w:color="auto" w:fill="FFFFFF"/>
+            <w:tcMar>
+              <w:top w:w="0" w:type="dxa"/>
+              <w:left w:w="0" w:type="dxa"/>
+              <w:bottom w:w="0" w:type="dxa"/>
+              <w:right w:w="0" w:type="dxa"/>
+            </w:tcMar>
+            <w:vAlign w:val="center"/>
+          </w:tcPr>
+          <w:p>
+            <w:pPr>
+              <w:pBdr>
+                <w:top w:val="none" w:sz="0" w:space="0" w:color="000000"/>
+                <w:left w:val="none" w:sz="0" w:space="0" w:color="000000"/>
+                <w:bottom w:val="none" w:sz="0" w:space="0" w:color="000000"/>
+                <w:right w:val="none" w:sz="0" w:space="0" w:color="000000"/>
+              </w:pBdr>
+              <w:spacing w:before="100" w:after="100"/>
+              <w:ind w:left="100" w:right="100"/>
+              <w:rPr>
+                <w:rFonts w:ascii="Arial" w:eastAsia="Arial" w:hAnsi="Arial" w:cs="Arial"/>
+                <w:color w:val="000000"/>
+                <w:sz w:val="22"/>
+                <w:szCs w:val="22"/>
+              </w:rPr>
+            </w:pPr>
+          </w:p>
+        </w:tc>
+        <w:tc>
+          <w:tcPr>
+            <w:tcW w:w="973" w:type="dxa"/>
+            <w:tcBorders>
+              <w:top w:val="single" w:sz="6" w:space="0" w:color="666666"/>
+              <w:left w:val="single" w:sz="6" w:space="0" w:color="666666"/>
+              <w:bottom w:val="single" w:sz="6" w:space="0" w:color="666666"/>
+              <w:right w:val="single" w:sz="6" w:space="0" w:color="666666"/>
+            </w:tcBorders>
+            <w:shd w:val="clear" w:color="auto" w:fill="FFFFFF"/>
+            <w:tcMar>
+              <w:top w:w="0" w:type="dxa"/>
+              <w:left w:w="0" w:type="dxa"/>
+              <w:bottom w:w="0" w:type="dxa"/>
+              <w:right w:w="0" w:type="dxa"/>
+            </w:tcMar>
+            <w:vAlign w:val="center"/>
+          </w:tcPr>
+          <w:p>
+            <w:pPr>
+              <w:pBdr>
+                <w:top w:val="none" w:sz="0" w:space="0" w:color="000000"/>
+                <w:left w:val="none" w:sz="0" w:space="0" w:color="000000"/>
+                <w:bottom w:val="none" w:sz="0" w:space="0" w:color="000000"/>
+                <w:right w:val="none" w:sz="0" w:space="0" w:color="000000"/>
+              </w:pBdr>
+              <w:spacing w:before="100" w:after="100"/>
+              <w:ind w:left="100" w:right="100"/>
+              <w:rPr>
+                <w:rFonts w:ascii="Arial" w:eastAsia="Arial" w:hAnsi="Arial" w:cs="Arial"/>
+                <w:color w:val="000000"/>
+                <w:sz w:val="22"/>
+                <w:szCs w:val="22"/>
+              </w:rPr>
+            </w:pPr>
+          </w:p>
+        </w:tc>
+        <w:tc>
+          <w:tcPr>
+            <w:tcW w:w="891" w:type="dxa"/>
+            <w:tcBorders>
+              <w:top w:val="single" w:sz="6" w:space="0" w:color="666666"/>
+              <w:left w:val="single" w:sz="6" w:space="0" w:color="666666"/>
+              <w:bottom w:val="single" w:sz="6" w:space="0" w:color="666666"/>
+              <w:right w:val="single" w:sz="6" w:space="0" w:color="666666"/>
+            </w:tcBorders>
+            <w:shd w:val="clear" w:color="auto" w:fill="FFFFFF"/>
+            <w:tcMar>
+              <w:top w:w="0" w:type="dxa"/>
+              <w:left w:w="0" w:type="dxa"/>
+              <w:bottom w:w="0" w:type="dxa"/>
+              <w:right w:w="0" w:type="dxa"/>
+            </w:tcMar>
+            <w:vAlign w:val="center"/>
+          </w:tcPr>
+          <w:p>
+            <w:pPr>
+              <w:pBdr>
+                <w:top w:val="none" w:sz="0" w:space="0" w:color="000000"/>
+                <w:left w:val="none" w:sz="0" w:space="0" w:color="000000"/>
+                <w:bottom w:val="none" w:sz="0" w:space="0" w:color="000000"/>
+                <w:right w:val="none" w:sz="0" w:space="0" w:color="000000"/>
+              </w:pBdr>
+              <w:spacing w:before="100" w:after="100"/>
+              <w:ind w:left="100" w:right="100"/>
+              <w:rPr>
+                <w:rFonts w:ascii="Arial" w:eastAsia="Arial" w:hAnsi="Arial" w:cs="Arial"/>
+                <w:color w:val="000000"/>
+                <w:sz w:val="22"/>
+                <w:szCs w:val="22"/>
+              </w:rPr>
+            </w:pPr>
+          </w:p>
+        </w:tc>
+        <w:tc>
+          <w:tcPr>
+            <w:tcW w:w="2105" w:type="dxa"/>
             <w:tcBorders>
               <w:top w:val="single" w:sz="6" w:space="0" w:color="666666"/>
               <w:left w:val="single" w:sz="6" w:space="0" w:color="666666"/>
@@ -579,12 +579,12 @@
       </w:tr>
       <w:tr>
         <w:trPr>
-          <w:trHeight w:val="391"/>
+          <w:trHeight w:val="420"/>
           <w:jc w:val="center"/>
         </w:trPr>
         <w:tc>
           <w:tcPr>
-            <w:tcW w:w="2491" w:type="dxa"/>
+            <w:tcW w:w="2567" w:type="dxa"/>
             <w:tcBorders>
               <w:top w:val="single" w:sz="6" w:space="0" w:color="666666"/>
               <w:left w:val="single" w:sz="6" w:space="0" w:color="666666"/>
@@ -630,7 +630,7 @@
         </w:tc>
         <w:tc>
           <w:tcPr>
-            <w:tcW w:w="1014" w:type="dxa"/>
+            <w:tcW w:w="1045" w:type="dxa"/>
             <w:tcBorders>
               <w:top w:val="single" w:sz="6" w:space="0" w:color="666666"/>
               <w:left w:val="single" w:sz="6" w:space="0" w:color="666666"/>
@@ -676,7 +676,7 @@
         </w:tc>
         <w:tc>
           <w:tcPr>
-            <w:tcW w:w="922" w:type="dxa"/>
+            <w:tcW w:w="950" w:type="dxa"/>
             <w:tcBorders>
               <w:top w:val="single" w:sz="6" w:space="0" w:color="666666"/>
               <w:left w:val="single" w:sz="6" w:space="0" w:color="666666"/>
@@ -722,7 +722,7 @@
         </w:tc>
         <w:tc>
           <w:tcPr>
-            <w:tcW w:w="944" w:type="dxa"/>
+            <w:tcW w:w="973" w:type="dxa"/>
             <w:tcBorders>
               <w:top w:val="single" w:sz="6" w:space="0" w:color="666666"/>
               <w:left w:val="single" w:sz="6" w:space="0" w:color="666666"/>
@@ -768,44 +768,44 @@
         </w:tc>
         <w:tc>
           <w:tcPr>
-            <w:tcW w:w="864" w:type="dxa"/>
-            <w:tcBorders>
-              <w:top w:val="single" w:sz="6" w:space="0" w:color="666666"/>
-              <w:left w:val="single" w:sz="6" w:space="0" w:color="666666"/>
-              <w:bottom w:val="single" w:sz="6" w:space="0" w:color="666666"/>
-              <w:right w:val="single" w:sz="6" w:space="0" w:color="666666"/>
-            </w:tcBorders>
-            <w:shd w:val="clear" w:color="auto" w:fill="FFFFFF"/>
-            <w:tcMar>
-              <w:top w:w="0" w:type="dxa"/>
-              <w:left w:w="0" w:type="dxa"/>
-              <w:bottom w:w="0" w:type="dxa"/>
-              <w:right w:w="0" w:type="dxa"/>
-            </w:tcMar>
-            <w:vAlign w:val="center"/>
-          </w:tcPr>
-          <w:p>
-            <w:pPr>
-              <w:pBdr>
-                <w:top w:val="none" w:sz="0" w:space="0" w:color="000000"/>
-                <w:left w:val="none" w:sz="0" w:space="0" w:color="000000"/>
-                <w:bottom w:val="none" w:sz="0" w:space="0" w:color="000000"/>
-                <w:right w:val="none" w:sz="0" w:space="0" w:color="000000"/>
-              </w:pBdr>
-              <w:spacing w:before="100" w:after="100"/>
-              <w:ind w:left="100" w:right="100"/>
-              <w:rPr>
-                <w:rFonts w:ascii="Arial" w:eastAsia="Arial" w:hAnsi="Arial" w:cs="Arial"/>
-                <w:color w:val="000000"/>
-                <w:sz w:val="22"/>
-                <w:szCs w:val="22"/>
-              </w:rPr>
-            </w:pPr>
-          </w:p>
-        </w:tc>
-        <w:tc>
-          <w:tcPr>
-            <w:tcW w:w="2042" w:type="dxa"/>
+            <w:tcW w:w="891" w:type="dxa"/>
+            <w:tcBorders>
+              <w:top w:val="single" w:sz="6" w:space="0" w:color="666666"/>
+              <w:left w:val="single" w:sz="6" w:space="0" w:color="666666"/>
+              <w:bottom w:val="single" w:sz="6" w:space="0" w:color="666666"/>
+              <w:right w:val="single" w:sz="6" w:space="0" w:color="666666"/>
+            </w:tcBorders>
+            <w:shd w:val="clear" w:color="auto" w:fill="FFFFFF"/>
+            <w:tcMar>
+              <w:top w:w="0" w:type="dxa"/>
+              <w:left w:w="0" w:type="dxa"/>
+              <w:bottom w:w="0" w:type="dxa"/>
+              <w:right w:w="0" w:type="dxa"/>
+            </w:tcMar>
+            <w:vAlign w:val="center"/>
+          </w:tcPr>
+          <w:p>
+            <w:pPr>
+              <w:pBdr>
+                <w:top w:val="none" w:sz="0" w:space="0" w:color="000000"/>
+                <w:left w:val="none" w:sz="0" w:space="0" w:color="000000"/>
+                <w:bottom w:val="none" w:sz="0" w:space="0" w:color="000000"/>
+                <w:right w:val="none" w:sz="0" w:space="0" w:color="000000"/>
+              </w:pBdr>
+              <w:spacing w:before="100" w:after="100"/>
+              <w:ind w:left="100" w:right="100"/>
+              <w:rPr>
+                <w:rFonts w:ascii="Arial" w:eastAsia="Arial" w:hAnsi="Arial" w:cs="Arial"/>
+                <w:color w:val="000000"/>
+                <w:sz w:val="22"/>
+                <w:szCs w:val="22"/>
+              </w:rPr>
+            </w:pPr>
+          </w:p>
+        </w:tc>
+        <w:tc>
+          <w:tcPr>
+            <w:tcW w:w="2105" w:type="dxa"/>
             <w:tcBorders>
               <w:top w:val="single" w:sz="6" w:space="0" w:color="666666"/>
               <w:left w:val="single" w:sz="6" w:space="0" w:color="666666"/>
@@ -863,12 +863,12 @@
       </w:tr>
       <w:tr>
         <w:trPr>
-          <w:trHeight w:val="379"/>
+          <w:trHeight w:val="406"/>
           <w:jc w:val="center"/>
         </w:trPr>
         <w:tc>
           <w:tcPr>
-            <w:tcW w:w="2491" w:type="dxa"/>
+            <w:tcW w:w="2567" w:type="dxa"/>
             <w:tcBorders>
               <w:top w:val="single" w:sz="6" w:space="0" w:color="666666"/>
               <w:left w:val="single" w:sz="6" w:space="0" w:color="666666"/>
@@ -914,7 +914,7 @@
         </w:tc>
         <w:tc>
           <w:tcPr>
-            <w:tcW w:w="1014" w:type="dxa"/>
+            <w:tcW w:w="1045" w:type="dxa"/>
             <w:tcBorders>
               <w:top w:val="single" w:sz="6" w:space="0" w:color="666666"/>
               <w:left w:val="single" w:sz="6" w:space="0" w:color="666666"/>
@@ -960,7 +960,7 @@
         </w:tc>
         <w:tc>
           <w:tcPr>
-            <w:tcW w:w="922" w:type="dxa"/>
+            <w:tcW w:w="950" w:type="dxa"/>
             <w:tcBorders>
               <w:top w:val="single" w:sz="6" w:space="0" w:color="666666"/>
               <w:left w:val="single" w:sz="6" w:space="0" w:color="666666"/>
@@ -1006,7 +1006,7 @@
         </w:tc>
         <w:tc>
           <w:tcPr>
-            <w:tcW w:w="944" w:type="dxa"/>
+            <w:tcW w:w="973" w:type="dxa"/>
             <w:tcBorders>
               <w:top w:val="single" w:sz="6" w:space="0" w:color="666666"/>
               <w:left w:val="single" w:sz="6" w:space="0" w:color="666666"/>
@@ -1052,44 +1052,44 @@
         </w:tc>
         <w:tc>
           <w:tcPr>
-            <w:tcW w:w="864" w:type="dxa"/>
-            <w:tcBorders>
-              <w:top w:val="single" w:sz="6" w:space="0" w:color="666666"/>
-              <w:left w:val="single" w:sz="6" w:space="0" w:color="666666"/>
-              <w:bottom w:val="single" w:sz="6" w:space="0" w:color="666666"/>
-              <w:right w:val="single" w:sz="6" w:space="0" w:color="666666"/>
-            </w:tcBorders>
-            <w:shd w:val="clear" w:color="auto" w:fill="FFFFFF"/>
-            <w:tcMar>
-              <w:top w:w="0" w:type="dxa"/>
-              <w:left w:w="0" w:type="dxa"/>
-              <w:bottom w:w="0" w:type="dxa"/>
-              <w:right w:w="0" w:type="dxa"/>
-            </w:tcMar>
-            <w:vAlign w:val="center"/>
-          </w:tcPr>
-          <w:p>
-            <w:pPr>
-              <w:pBdr>
-                <w:top w:val="none" w:sz="0" w:space="0" w:color="000000"/>
-                <w:left w:val="none" w:sz="0" w:space="0" w:color="000000"/>
-                <w:bottom w:val="none" w:sz="0" w:space="0" w:color="000000"/>
-                <w:right w:val="none" w:sz="0" w:space="0" w:color="000000"/>
-              </w:pBdr>
-              <w:spacing w:before="100" w:after="100"/>
-              <w:ind w:left="100" w:right="100"/>
-              <w:rPr>
-                <w:rFonts w:ascii="Arial" w:eastAsia="Arial" w:hAnsi="Arial" w:cs="Arial"/>
-                <w:color w:val="000000"/>
-                <w:sz w:val="22"/>
-                <w:szCs w:val="22"/>
-              </w:rPr>
-            </w:pPr>
-          </w:p>
-        </w:tc>
-        <w:tc>
-          <w:tcPr>
-            <w:tcW w:w="2042" w:type="dxa"/>
+            <w:tcW w:w="891" w:type="dxa"/>
+            <w:tcBorders>
+              <w:top w:val="single" w:sz="6" w:space="0" w:color="666666"/>
+              <w:left w:val="single" w:sz="6" w:space="0" w:color="666666"/>
+              <w:bottom w:val="single" w:sz="6" w:space="0" w:color="666666"/>
+              <w:right w:val="single" w:sz="6" w:space="0" w:color="666666"/>
+            </w:tcBorders>
+            <w:shd w:val="clear" w:color="auto" w:fill="FFFFFF"/>
+            <w:tcMar>
+              <w:top w:w="0" w:type="dxa"/>
+              <w:left w:w="0" w:type="dxa"/>
+              <w:bottom w:w="0" w:type="dxa"/>
+              <w:right w:w="0" w:type="dxa"/>
+            </w:tcMar>
+            <w:vAlign w:val="center"/>
+          </w:tcPr>
+          <w:p>
+            <w:pPr>
+              <w:pBdr>
+                <w:top w:val="none" w:sz="0" w:space="0" w:color="000000"/>
+                <w:left w:val="none" w:sz="0" w:space="0" w:color="000000"/>
+                <w:bottom w:val="none" w:sz="0" w:space="0" w:color="000000"/>
+                <w:right w:val="none" w:sz="0" w:space="0" w:color="000000"/>
+              </w:pBdr>
+              <w:spacing w:before="100" w:after="100"/>
+              <w:ind w:left="100" w:right="100"/>
+              <w:rPr>
+                <w:rFonts w:ascii="Arial" w:eastAsia="Arial" w:hAnsi="Arial" w:cs="Arial"/>
+                <w:color w:val="000000"/>
+                <w:sz w:val="22"/>
+                <w:szCs w:val="22"/>
+              </w:rPr>
+            </w:pPr>
+          </w:p>
+        </w:tc>
+        <w:tc>
+          <w:tcPr>
+            <w:tcW w:w="2105" w:type="dxa"/>
             <w:tcBorders>
               <w:top w:val="single" w:sz="6" w:space="0" w:color="666666"/>
               <w:left w:val="single" w:sz="6" w:space="0" w:color="666666"/>
@@ -1147,12 +1147,12 @@
       </w:tr>
       <w:tr>
         <w:trPr>
-          <w:trHeight w:val="379"/>
+          <w:trHeight w:val="406"/>
           <w:jc w:val="center"/>
         </w:trPr>
         <w:tc>
           <w:tcPr>
-            <w:tcW w:w="2491" w:type="dxa"/>
+            <w:tcW w:w="2567" w:type="dxa"/>
             <w:tcBorders>
               <w:top w:val="single" w:sz="6" w:space="0" w:color="666666"/>
               <w:left w:val="single" w:sz="6" w:space="0" w:color="666666"/>
@@ -1198,7 +1198,7 @@
         </w:tc>
         <w:tc>
           <w:tcPr>
-            <w:tcW w:w="1014" w:type="dxa"/>
+            <w:tcW w:w="1045" w:type="dxa"/>
             <w:tcBorders>
               <w:top w:val="single" w:sz="6" w:space="0" w:color="666666"/>
               <w:left w:val="single" w:sz="6" w:space="0" w:color="666666"/>
@@ -1244,7 +1244,7 @@
         </w:tc>
         <w:tc>
           <w:tcPr>
-            <w:tcW w:w="922" w:type="dxa"/>
+            <w:tcW w:w="950" w:type="dxa"/>
             <w:tcBorders>
               <w:top w:val="single" w:sz="6" w:space="0" w:color="666666"/>
               <w:left w:val="single" w:sz="6" w:space="0" w:color="666666"/>
@@ -1290,7 +1290,7 @@
         </w:tc>
         <w:tc>
           <w:tcPr>
-            <w:tcW w:w="944" w:type="dxa"/>
+            <w:tcW w:w="973" w:type="dxa"/>
             <w:tcBorders>
               <w:top w:val="single" w:sz="6" w:space="0" w:color="666666"/>
               <w:left w:val="single" w:sz="6" w:space="0" w:color="666666"/>
@@ -1336,44 +1336,44 @@
         </w:tc>
         <w:tc>
           <w:tcPr>
-            <w:tcW w:w="864" w:type="dxa"/>
-            <w:tcBorders>
-              <w:top w:val="single" w:sz="6" w:space="0" w:color="666666"/>
-              <w:left w:val="single" w:sz="6" w:space="0" w:color="666666"/>
-              <w:bottom w:val="single" w:sz="6" w:space="0" w:color="666666"/>
-              <w:right w:val="single" w:sz="6" w:space="0" w:color="666666"/>
-            </w:tcBorders>
-            <w:shd w:val="clear" w:color="auto" w:fill="FFFFFF"/>
-            <w:tcMar>
-              <w:top w:w="0" w:type="dxa"/>
-              <w:left w:w="0" w:type="dxa"/>
-              <w:bottom w:w="0" w:type="dxa"/>
-              <w:right w:w="0" w:type="dxa"/>
-            </w:tcMar>
-            <w:vAlign w:val="center"/>
-          </w:tcPr>
-          <w:p>
-            <w:pPr>
-              <w:pBdr>
-                <w:top w:val="none" w:sz="0" w:space="0" w:color="000000"/>
-                <w:left w:val="none" w:sz="0" w:space="0" w:color="000000"/>
-                <w:bottom w:val="none" w:sz="0" w:space="0" w:color="000000"/>
-                <w:right w:val="none" w:sz="0" w:space="0" w:color="000000"/>
-              </w:pBdr>
-              <w:spacing w:before="100" w:after="100"/>
-              <w:ind w:left="100" w:right="100"/>
-              <w:rPr>
-                <w:rFonts w:ascii="Arial" w:eastAsia="Arial" w:hAnsi="Arial" w:cs="Arial"/>
-                <w:color w:val="000000"/>
-                <w:sz w:val="22"/>
-                <w:szCs w:val="22"/>
-              </w:rPr>
-            </w:pPr>
-          </w:p>
-        </w:tc>
-        <w:tc>
-          <w:tcPr>
-            <w:tcW w:w="2042" w:type="dxa"/>
+            <w:tcW w:w="891" w:type="dxa"/>
+            <w:tcBorders>
+              <w:top w:val="single" w:sz="6" w:space="0" w:color="666666"/>
+              <w:left w:val="single" w:sz="6" w:space="0" w:color="666666"/>
+              <w:bottom w:val="single" w:sz="6" w:space="0" w:color="666666"/>
+              <w:right w:val="single" w:sz="6" w:space="0" w:color="666666"/>
+            </w:tcBorders>
+            <w:shd w:val="clear" w:color="auto" w:fill="FFFFFF"/>
+            <w:tcMar>
+              <w:top w:w="0" w:type="dxa"/>
+              <w:left w:w="0" w:type="dxa"/>
+              <w:bottom w:w="0" w:type="dxa"/>
+              <w:right w:w="0" w:type="dxa"/>
+            </w:tcMar>
+            <w:vAlign w:val="center"/>
+          </w:tcPr>
+          <w:p>
+            <w:pPr>
+              <w:pBdr>
+                <w:top w:val="none" w:sz="0" w:space="0" w:color="000000"/>
+                <w:left w:val="none" w:sz="0" w:space="0" w:color="000000"/>
+                <w:bottom w:val="none" w:sz="0" w:space="0" w:color="000000"/>
+                <w:right w:val="none" w:sz="0" w:space="0" w:color="000000"/>
+              </w:pBdr>
+              <w:spacing w:before="100" w:after="100"/>
+              <w:ind w:left="100" w:right="100"/>
+              <w:rPr>
+                <w:rFonts w:ascii="Arial" w:eastAsia="Arial" w:hAnsi="Arial" w:cs="Arial"/>
+                <w:color w:val="000000"/>
+                <w:sz w:val="22"/>
+                <w:szCs w:val="22"/>
+              </w:rPr>
+            </w:pPr>
+          </w:p>
+        </w:tc>
+        <w:tc>
+          <w:tcPr>
+            <w:tcW w:w="2105" w:type="dxa"/>
             <w:tcBorders>
               <w:top w:val="single" w:sz="6" w:space="0" w:color="666666"/>
               <w:left w:val="single" w:sz="6" w:space="0" w:color="666666"/>
@@ -1431,12 +1431,12 @@
       </w:tr>
       <w:tr>
         <w:trPr>
-          <w:trHeight w:val="379"/>
+          <w:trHeight w:val="406"/>
           <w:jc w:val="center"/>
         </w:trPr>
         <w:tc>
           <w:tcPr>
-            <w:tcW w:w="2491" w:type="dxa"/>
+            <w:tcW w:w="2567" w:type="dxa"/>
             <w:tcBorders>
               <w:top w:val="single" w:sz="6" w:space="0" w:color="666666"/>
               <w:left w:val="single" w:sz="6" w:space="0" w:color="666666"/>
@@ -1482,7 +1482,7 @@
         </w:tc>
         <w:tc>
           <w:tcPr>
-            <w:tcW w:w="1014" w:type="dxa"/>
+            <w:tcW w:w="1045" w:type="dxa"/>
             <w:tcBorders>
               <w:top w:val="single" w:sz="6" w:space="0" w:color="666666"/>
               <w:left w:val="single" w:sz="6" w:space="0" w:color="666666"/>
@@ -1528,7 +1528,7 @@
         </w:tc>
         <w:tc>
           <w:tcPr>
-            <w:tcW w:w="922" w:type="dxa"/>
+            <w:tcW w:w="950" w:type="dxa"/>
             <w:tcBorders>
               <w:top w:val="single" w:sz="6" w:space="0" w:color="666666"/>
               <w:left w:val="single" w:sz="6" w:space="0" w:color="666666"/>
@@ -1574,7 +1574,7 @@
         </w:tc>
         <w:tc>
           <w:tcPr>
-            <w:tcW w:w="944" w:type="dxa"/>
+            <w:tcW w:w="973" w:type="dxa"/>
             <w:tcBorders>
               <w:top w:val="single" w:sz="6" w:space="0" w:color="666666"/>
               <w:left w:val="single" w:sz="6" w:space="0" w:color="666666"/>
@@ -1620,44 +1620,44 @@
         </w:tc>
         <w:tc>
           <w:tcPr>
-            <w:tcW w:w="864" w:type="dxa"/>
-            <w:tcBorders>
-              <w:top w:val="single" w:sz="6" w:space="0" w:color="666666"/>
-              <w:left w:val="single" w:sz="6" w:space="0" w:color="666666"/>
-              <w:bottom w:val="single" w:sz="6" w:space="0" w:color="666666"/>
-              <w:right w:val="single" w:sz="6" w:space="0" w:color="666666"/>
-            </w:tcBorders>
-            <w:shd w:val="clear" w:color="auto" w:fill="FFFFFF"/>
-            <w:tcMar>
-              <w:top w:w="0" w:type="dxa"/>
-              <w:left w:w="0" w:type="dxa"/>
-              <w:bottom w:w="0" w:type="dxa"/>
-              <w:right w:w="0" w:type="dxa"/>
-            </w:tcMar>
-            <w:vAlign w:val="center"/>
-          </w:tcPr>
-          <w:p>
-            <w:pPr>
-              <w:pBdr>
-                <w:top w:val="none" w:sz="0" w:space="0" w:color="000000"/>
-                <w:left w:val="none" w:sz="0" w:space="0" w:color="000000"/>
-                <w:bottom w:val="none" w:sz="0" w:space="0" w:color="000000"/>
-                <w:right w:val="none" w:sz="0" w:space="0" w:color="000000"/>
-              </w:pBdr>
-              <w:spacing w:before="100" w:after="100"/>
-              <w:ind w:left="100" w:right="100"/>
-              <w:rPr>
-                <w:rFonts w:ascii="Arial" w:eastAsia="Arial" w:hAnsi="Arial" w:cs="Arial"/>
-                <w:color w:val="000000"/>
-                <w:sz w:val="22"/>
-                <w:szCs w:val="22"/>
-              </w:rPr>
-            </w:pPr>
-          </w:p>
-        </w:tc>
-        <w:tc>
-          <w:tcPr>
-            <w:tcW w:w="2042" w:type="dxa"/>
+            <w:tcW w:w="891" w:type="dxa"/>
+            <w:tcBorders>
+              <w:top w:val="single" w:sz="6" w:space="0" w:color="666666"/>
+              <w:left w:val="single" w:sz="6" w:space="0" w:color="666666"/>
+              <w:bottom w:val="single" w:sz="6" w:space="0" w:color="666666"/>
+              <w:right w:val="single" w:sz="6" w:space="0" w:color="666666"/>
+            </w:tcBorders>
+            <w:shd w:val="clear" w:color="auto" w:fill="FFFFFF"/>
+            <w:tcMar>
+              <w:top w:w="0" w:type="dxa"/>
+              <w:left w:w="0" w:type="dxa"/>
+              <w:bottom w:w="0" w:type="dxa"/>
+              <w:right w:w="0" w:type="dxa"/>
+            </w:tcMar>
+            <w:vAlign w:val="center"/>
+          </w:tcPr>
+          <w:p>
+            <w:pPr>
+              <w:pBdr>
+                <w:top w:val="none" w:sz="0" w:space="0" w:color="000000"/>
+                <w:left w:val="none" w:sz="0" w:space="0" w:color="000000"/>
+                <w:bottom w:val="none" w:sz="0" w:space="0" w:color="000000"/>
+                <w:right w:val="none" w:sz="0" w:space="0" w:color="000000"/>
+              </w:pBdr>
+              <w:spacing w:before="100" w:after="100"/>
+              <w:ind w:left="100" w:right="100"/>
+              <w:rPr>
+                <w:rFonts w:ascii="Arial" w:eastAsia="Arial" w:hAnsi="Arial" w:cs="Arial"/>
+                <w:color w:val="000000"/>
+                <w:sz w:val="22"/>
+                <w:szCs w:val="22"/>
+              </w:rPr>
+            </w:pPr>
+          </w:p>
+        </w:tc>
+        <w:tc>
+          <w:tcPr>
+            <w:tcW w:w="2105" w:type="dxa"/>
             <w:tcBorders>
               <w:top w:val="single" w:sz="6" w:space="0" w:color="666666"/>
               <w:left w:val="single" w:sz="6" w:space="0" w:color="666666"/>
@@ -1715,12 +1715,12 @@
       </w:tr>
       <w:tr>
         <w:trPr>
-          <w:trHeight w:val="379"/>
+          <w:trHeight w:val="406"/>
           <w:jc w:val="center"/>
         </w:trPr>
         <w:tc>
           <w:tcPr>
-            <w:tcW w:w="2491" w:type="dxa"/>
+            <w:tcW w:w="2567" w:type="dxa"/>
             <w:tcBorders>
               <w:top w:val="single" w:sz="6" w:space="0" w:color="666666"/>
               <w:left w:val="single" w:sz="6" w:space="0" w:color="666666"/>
@@ -1766,7 +1766,7 @@
         </w:tc>
         <w:tc>
           <w:tcPr>
-            <w:tcW w:w="1014" w:type="dxa"/>
+            <w:tcW w:w="1045" w:type="dxa"/>
             <w:tcBorders>
               <w:top w:val="single" w:sz="6" w:space="0" w:color="666666"/>
               <w:left w:val="single" w:sz="6" w:space="0" w:color="666666"/>
@@ -1812,7 +1812,7 @@
         </w:tc>
         <w:tc>
           <w:tcPr>
-            <w:tcW w:w="922" w:type="dxa"/>
+            <w:tcW w:w="950" w:type="dxa"/>
             <w:tcBorders>
               <w:top w:val="single" w:sz="6" w:space="0" w:color="666666"/>
               <w:left w:val="single" w:sz="6" w:space="0" w:color="666666"/>
@@ -1858,7 +1858,7 @@
         </w:tc>
         <w:tc>
           <w:tcPr>
-            <w:tcW w:w="944" w:type="dxa"/>
+            <w:tcW w:w="973" w:type="dxa"/>
             <w:tcBorders>
               <w:top w:val="single" w:sz="6" w:space="0" w:color="666666"/>
               <w:left w:val="single" w:sz="6" w:space="0" w:color="666666"/>
@@ -1904,44 +1904,44 @@
         </w:tc>
         <w:tc>
           <w:tcPr>
-            <w:tcW w:w="864" w:type="dxa"/>
-            <w:tcBorders>
-              <w:top w:val="single" w:sz="6" w:space="0" w:color="666666"/>
-              <w:left w:val="single" w:sz="6" w:space="0" w:color="666666"/>
-              <w:bottom w:val="single" w:sz="6" w:space="0" w:color="666666"/>
-              <w:right w:val="single" w:sz="6" w:space="0" w:color="666666"/>
-            </w:tcBorders>
-            <w:shd w:val="clear" w:color="auto" w:fill="FFFFFF"/>
-            <w:tcMar>
-              <w:top w:w="0" w:type="dxa"/>
-              <w:left w:w="0" w:type="dxa"/>
-              <w:bottom w:w="0" w:type="dxa"/>
-              <w:right w:w="0" w:type="dxa"/>
-            </w:tcMar>
-            <w:vAlign w:val="center"/>
-          </w:tcPr>
-          <w:p>
-            <w:pPr>
-              <w:pBdr>
-                <w:top w:val="none" w:sz="0" w:space="0" w:color="000000"/>
-                <w:left w:val="none" w:sz="0" w:space="0" w:color="000000"/>
-                <w:bottom w:val="none" w:sz="0" w:space="0" w:color="000000"/>
-                <w:right w:val="none" w:sz="0" w:space="0" w:color="000000"/>
-              </w:pBdr>
-              <w:spacing w:before="100" w:after="100"/>
-              <w:ind w:left="100" w:right="100"/>
-              <w:rPr>
-                <w:rFonts w:ascii="Arial" w:eastAsia="Arial" w:hAnsi="Arial" w:cs="Arial"/>
-                <w:color w:val="000000"/>
-                <w:sz w:val="22"/>
-                <w:szCs w:val="22"/>
-              </w:rPr>
-            </w:pPr>
-          </w:p>
-        </w:tc>
-        <w:tc>
-          <w:tcPr>
-            <w:tcW w:w="2042" w:type="dxa"/>
+            <w:tcW w:w="891" w:type="dxa"/>
+            <w:tcBorders>
+              <w:top w:val="single" w:sz="6" w:space="0" w:color="666666"/>
+              <w:left w:val="single" w:sz="6" w:space="0" w:color="666666"/>
+              <w:bottom w:val="single" w:sz="6" w:space="0" w:color="666666"/>
+              <w:right w:val="single" w:sz="6" w:space="0" w:color="666666"/>
+            </w:tcBorders>
+            <w:shd w:val="clear" w:color="auto" w:fill="FFFFFF"/>
+            <w:tcMar>
+              <w:top w:w="0" w:type="dxa"/>
+              <w:left w:w="0" w:type="dxa"/>
+              <w:bottom w:w="0" w:type="dxa"/>
+              <w:right w:w="0" w:type="dxa"/>
+            </w:tcMar>
+            <w:vAlign w:val="center"/>
+          </w:tcPr>
+          <w:p>
+            <w:pPr>
+              <w:pBdr>
+                <w:top w:val="none" w:sz="0" w:space="0" w:color="000000"/>
+                <w:left w:val="none" w:sz="0" w:space="0" w:color="000000"/>
+                <w:bottom w:val="none" w:sz="0" w:space="0" w:color="000000"/>
+                <w:right w:val="none" w:sz="0" w:space="0" w:color="000000"/>
+              </w:pBdr>
+              <w:spacing w:before="100" w:after="100"/>
+              <w:ind w:left="100" w:right="100"/>
+              <w:rPr>
+                <w:rFonts w:ascii="Arial" w:eastAsia="Arial" w:hAnsi="Arial" w:cs="Arial"/>
+                <w:color w:val="000000"/>
+                <w:sz w:val="22"/>
+                <w:szCs w:val="22"/>
+              </w:rPr>
+            </w:pPr>
+          </w:p>
+        </w:tc>
+        <w:tc>
+          <w:tcPr>
+            <w:tcW w:w="2105" w:type="dxa"/>
             <w:tcBorders>
               <w:top w:val="single" w:sz="6" w:space="0" w:color="666666"/>
               <w:left w:val="single" w:sz="6" w:space="0" w:color="666666"/>
@@ -1999,12 +1999,12 @@
       </w:tr>
       <w:tr>
         <w:trPr>
-          <w:trHeight w:val="391"/>
+          <w:trHeight w:val="420"/>
           <w:jc w:val="center"/>
         </w:trPr>
         <w:tc>
           <w:tcPr>
-            <w:tcW w:w="2491" w:type="dxa"/>
+            <w:tcW w:w="2567" w:type="dxa"/>
             <w:tcBorders>
               <w:top w:val="single" w:sz="6" w:space="0" w:color="666666"/>
               <w:left w:val="single" w:sz="6" w:space="0" w:color="666666"/>
@@ -2050,155 +2050,155 @@
         </w:tc>
         <w:tc>
           <w:tcPr>
-            <w:tcW w:w="1014" w:type="dxa"/>
-            <w:tcBorders>
-              <w:top w:val="single" w:sz="6" w:space="0" w:color="666666"/>
-              <w:left w:val="single" w:sz="6" w:space="0" w:color="666666"/>
-              <w:bottom w:val="single" w:sz="6" w:space="0" w:color="666666"/>
-              <w:right w:val="single" w:sz="6" w:space="0" w:color="666666"/>
-            </w:tcBorders>
-            <w:shd w:val="clear" w:color="auto" w:fill="FFFFFF"/>
-            <w:tcMar>
-              <w:top w:w="0" w:type="dxa"/>
-              <w:left w:w="0" w:type="dxa"/>
-              <w:bottom w:w="0" w:type="dxa"/>
-              <w:right w:w="0" w:type="dxa"/>
-            </w:tcMar>
-            <w:vAlign w:val="center"/>
-          </w:tcPr>
-          <w:p>
-            <w:pPr>
-              <w:pBdr>
-                <w:top w:val="none" w:sz="0" w:space="0" w:color="000000"/>
-                <w:left w:val="none" w:sz="0" w:space="0" w:color="000000"/>
-                <w:bottom w:val="none" w:sz="0" w:space="0" w:color="000000"/>
-                <w:right w:val="none" w:sz="0" w:space="0" w:color="000000"/>
-              </w:pBdr>
-              <w:spacing w:before="100" w:after="100"/>
-              <w:ind w:left="100" w:right="100"/>
-              <w:rPr>
-                <w:rFonts w:ascii="Arial" w:eastAsia="Arial" w:hAnsi="Arial" w:cs="Arial"/>
-                <w:color w:val="000000"/>
-                <w:sz w:val="22"/>
-                <w:szCs w:val="22"/>
-              </w:rPr>
-            </w:pPr>
-          </w:p>
-        </w:tc>
-        <w:tc>
-          <w:tcPr>
-            <w:tcW w:w="922" w:type="dxa"/>
-            <w:tcBorders>
-              <w:top w:val="single" w:sz="6" w:space="0" w:color="666666"/>
-              <w:left w:val="single" w:sz="6" w:space="0" w:color="666666"/>
-              <w:bottom w:val="single" w:sz="6" w:space="0" w:color="666666"/>
-              <w:right w:val="single" w:sz="6" w:space="0" w:color="666666"/>
-            </w:tcBorders>
-            <w:shd w:val="clear" w:color="auto" w:fill="FFFFFF"/>
-            <w:tcMar>
-              <w:top w:w="0" w:type="dxa"/>
-              <w:left w:w="0" w:type="dxa"/>
-              <w:bottom w:w="0" w:type="dxa"/>
-              <w:right w:w="0" w:type="dxa"/>
-            </w:tcMar>
-            <w:vAlign w:val="center"/>
-          </w:tcPr>
-          <w:p>
-            <w:pPr>
-              <w:pBdr>
-                <w:top w:val="none" w:sz="0" w:space="0" w:color="000000"/>
-                <w:left w:val="none" w:sz="0" w:space="0" w:color="000000"/>
-                <w:bottom w:val="none" w:sz="0" w:space="0" w:color="000000"/>
-                <w:right w:val="none" w:sz="0" w:space="0" w:color="000000"/>
-              </w:pBdr>
-              <w:spacing w:before="100" w:after="100"/>
-              <w:ind w:left="100" w:right="100"/>
-              <w:rPr>
-                <w:rFonts w:ascii="Arial" w:eastAsia="Arial" w:hAnsi="Arial" w:cs="Arial"/>
-                <w:color w:val="000000"/>
-                <w:sz w:val="22"/>
-                <w:szCs w:val="22"/>
-              </w:rPr>
-            </w:pPr>
-          </w:p>
-        </w:tc>
-        <w:tc>
-          <w:tcPr>
-            <w:tcW w:w="944" w:type="dxa"/>
-            <w:tcBorders>
-              <w:top w:val="single" w:sz="6" w:space="0" w:color="666666"/>
-              <w:left w:val="single" w:sz="6" w:space="0" w:color="666666"/>
-              <w:bottom w:val="single" w:sz="6" w:space="0" w:color="666666"/>
-              <w:right w:val="single" w:sz="6" w:space="0" w:color="666666"/>
-            </w:tcBorders>
-            <w:shd w:val="clear" w:color="auto" w:fill="FFFFFF"/>
-            <w:tcMar>
-              <w:top w:w="0" w:type="dxa"/>
-              <w:left w:w="0" w:type="dxa"/>
-              <w:bottom w:w="0" w:type="dxa"/>
-              <w:right w:w="0" w:type="dxa"/>
-            </w:tcMar>
-            <w:vAlign w:val="center"/>
-          </w:tcPr>
-          <w:p>
-            <w:pPr>
-              <w:pBdr>
-                <w:top w:val="none" w:sz="0" w:space="0" w:color="000000"/>
-                <w:left w:val="none" w:sz="0" w:space="0" w:color="000000"/>
-                <w:bottom w:val="none" w:sz="0" w:space="0" w:color="000000"/>
-                <w:right w:val="none" w:sz="0" w:space="0" w:color="000000"/>
-              </w:pBdr>
-              <w:spacing w:before="100" w:after="100"/>
-              <w:ind w:left="100" w:right="100"/>
-              <w:rPr>
-                <w:rFonts w:ascii="Arial" w:eastAsia="Arial" w:hAnsi="Arial" w:cs="Arial"/>
-                <w:color w:val="000000"/>
-                <w:sz w:val="22"/>
-                <w:szCs w:val="22"/>
-              </w:rPr>
-            </w:pPr>
-          </w:p>
-        </w:tc>
-        <w:tc>
-          <w:tcPr>
-            <w:tcW w:w="864" w:type="dxa"/>
-            <w:tcBorders>
-              <w:top w:val="single" w:sz="6" w:space="0" w:color="666666"/>
-              <w:left w:val="single" w:sz="6" w:space="0" w:color="666666"/>
-              <w:bottom w:val="single" w:sz="6" w:space="0" w:color="666666"/>
-              <w:right w:val="single" w:sz="6" w:space="0" w:color="666666"/>
-            </w:tcBorders>
-            <w:shd w:val="clear" w:color="auto" w:fill="FFFFFF"/>
-            <w:tcMar>
-              <w:top w:w="0" w:type="dxa"/>
-              <w:left w:w="0" w:type="dxa"/>
-              <w:bottom w:w="0" w:type="dxa"/>
-              <w:right w:w="0" w:type="dxa"/>
-            </w:tcMar>
-            <w:vAlign w:val="center"/>
-          </w:tcPr>
-          <w:p>
-            <w:pPr>
-              <w:pBdr>
-                <w:top w:val="none" w:sz="0" w:space="0" w:color="000000"/>
-                <w:left w:val="none" w:sz="0" w:space="0" w:color="000000"/>
-                <w:bottom w:val="none" w:sz="0" w:space="0" w:color="000000"/>
-                <w:right w:val="none" w:sz="0" w:space="0" w:color="000000"/>
-              </w:pBdr>
-              <w:spacing w:before="100" w:after="100"/>
-              <w:ind w:left="100" w:right="100"/>
-              <w:rPr>
-                <w:rFonts w:ascii="Arial" w:eastAsia="Arial" w:hAnsi="Arial" w:cs="Arial"/>
-                <w:color w:val="000000"/>
-                <w:sz w:val="22"/>
-                <w:szCs w:val="22"/>
-              </w:rPr>
-            </w:pPr>
-          </w:p>
-        </w:tc>
-        <w:tc>
-          <w:tcPr>
-            <w:tcW w:w="2042" w:type="dxa"/>
+            <w:tcW w:w="1045" w:type="dxa"/>
+            <w:tcBorders>
+              <w:top w:val="single" w:sz="6" w:space="0" w:color="666666"/>
+              <w:left w:val="single" w:sz="6" w:space="0" w:color="666666"/>
+              <w:bottom w:val="single" w:sz="6" w:space="0" w:color="666666"/>
+              <w:right w:val="single" w:sz="6" w:space="0" w:color="666666"/>
+            </w:tcBorders>
+            <w:shd w:val="clear" w:color="auto" w:fill="FFFFFF"/>
+            <w:tcMar>
+              <w:top w:w="0" w:type="dxa"/>
+              <w:left w:w="0" w:type="dxa"/>
+              <w:bottom w:w="0" w:type="dxa"/>
+              <w:right w:w="0" w:type="dxa"/>
+            </w:tcMar>
+            <w:vAlign w:val="center"/>
+          </w:tcPr>
+          <w:p>
+            <w:pPr>
+              <w:pBdr>
+                <w:top w:val="none" w:sz="0" w:space="0" w:color="000000"/>
+                <w:left w:val="none" w:sz="0" w:space="0" w:color="000000"/>
+                <w:bottom w:val="none" w:sz="0" w:space="0" w:color="000000"/>
+                <w:right w:val="none" w:sz="0" w:space="0" w:color="000000"/>
+              </w:pBdr>
+              <w:spacing w:before="100" w:after="100"/>
+              <w:ind w:left="100" w:right="100"/>
+              <w:rPr>
+                <w:rFonts w:ascii="Arial" w:eastAsia="Arial" w:hAnsi="Arial" w:cs="Arial"/>
+                <w:color w:val="000000"/>
+                <w:sz w:val="22"/>
+                <w:szCs w:val="22"/>
+              </w:rPr>
+            </w:pPr>
+          </w:p>
+        </w:tc>
+        <w:tc>
+          <w:tcPr>
+            <w:tcW w:w="950" w:type="dxa"/>
+            <w:tcBorders>
+              <w:top w:val="single" w:sz="6" w:space="0" w:color="666666"/>
+              <w:left w:val="single" w:sz="6" w:space="0" w:color="666666"/>
+              <w:bottom w:val="single" w:sz="6" w:space="0" w:color="666666"/>
+              <w:right w:val="single" w:sz="6" w:space="0" w:color="666666"/>
+            </w:tcBorders>
+            <w:shd w:val="clear" w:color="auto" w:fill="FFFFFF"/>
+            <w:tcMar>
+              <w:top w:w="0" w:type="dxa"/>
+              <w:left w:w="0" w:type="dxa"/>
+              <w:bottom w:w="0" w:type="dxa"/>
+              <w:right w:w="0" w:type="dxa"/>
+            </w:tcMar>
+            <w:vAlign w:val="center"/>
+          </w:tcPr>
+          <w:p>
+            <w:pPr>
+              <w:pBdr>
+                <w:top w:val="none" w:sz="0" w:space="0" w:color="000000"/>
+                <w:left w:val="none" w:sz="0" w:space="0" w:color="000000"/>
+                <w:bottom w:val="none" w:sz="0" w:space="0" w:color="000000"/>
+                <w:right w:val="none" w:sz="0" w:space="0" w:color="000000"/>
+              </w:pBdr>
+              <w:spacing w:before="100" w:after="100"/>
+              <w:ind w:left="100" w:right="100"/>
+              <w:rPr>
+                <w:rFonts w:ascii="Arial" w:eastAsia="Arial" w:hAnsi="Arial" w:cs="Arial"/>
+                <w:color w:val="000000"/>
+                <w:sz w:val="22"/>
+                <w:szCs w:val="22"/>
+              </w:rPr>
+            </w:pPr>
+          </w:p>
+        </w:tc>
+        <w:tc>
+          <w:tcPr>
+            <w:tcW w:w="973" w:type="dxa"/>
+            <w:tcBorders>
+              <w:top w:val="single" w:sz="6" w:space="0" w:color="666666"/>
+              <w:left w:val="single" w:sz="6" w:space="0" w:color="666666"/>
+              <w:bottom w:val="single" w:sz="6" w:space="0" w:color="666666"/>
+              <w:right w:val="single" w:sz="6" w:space="0" w:color="666666"/>
+            </w:tcBorders>
+            <w:shd w:val="clear" w:color="auto" w:fill="FFFFFF"/>
+            <w:tcMar>
+              <w:top w:w="0" w:type="dxa"/>
+              <w:left w:w="0" w:type="dxa"/>
+              <w:bottom w:w="0" w:type="dxa"/>
+              <w:right w:w="0" w:type="dxa"/>
+            </w:tcMar>
+            <w:vAlign w:val="center"/>
+          </w:tcPr>
+          <w:p>
+            <w:pPr>
+              <w:pBdr>
+                <w:top w:val="none" w:sz="0" w:space="0" w:color="000000"/>
+                <w:left w:val="none" w:sz="0" w:space="0" w:color="000000"/>
+                <w:bottom w:val="none" w:sz="0" w:space="0" w:color="000000"/>
+                <w:right w:val="none" w:sz="0" w:space="0" w:color="000000"/>
+              </w:pBdr>
+              <w:spacing w:before="100" w:after="100"/>
+              <w:ind w:left="100" w:right="100"/>
+              <w:rPr>
+                <w:rFonts w:ascii="Arial" w:eastAsia="Arial" w:hAnsi="Arial" w:cs="Arial"/>
+                <w:color w:val="000000"/>
+                <w:sz w:val="22"/>
+                <w:szCs w:val="22"/>
+              </w:rPr>
+            </w:pPr>
+          </w:p>
+        </w:tc>
+        <w:tc>
+          <w:tcPr>
+            <w:tcW w:w="891" w:type="dxa"/>
+            <w:tcBorders>
+              <w:top w:val="single" w:sz="6" w:space="0" w:color="666666"/>
+              <w:left w:val="single" w:sz="6" w:space="0" w:color="666666"/>
+              <w:bottom w:val="single" w:sz="6" w:space="0" w:color="666666"/>
+              <w:right w:val="single" w:sz="6" w:space="0" w:color="666666"/>
+            </w:tcBorders>
+            <w:shd w:val="clear" w:color="auto" w:fill="FFFFFF"/>
+            <w:tcMar>
+              <w:top w:w="0" w:type="dxa"/>
+              <w:left w:w="0" w:type="dxa"/>
+              <w:bottom w:w="0" w:type="dxa"/>
+              <w:right w:w="0" w:type="dxa"/>
+            </w:tcMar>
+            <w:vAlign w:val="center"/>
+          </w:tcPr>
+          <w:p>
+            <w:pPr>
+              <w:pBdr>
+                <w:top w:val="none" w:sz="0" w:space="0" w:color="000000"/>
+                <w:left w:val="none" w:sz="0" w:space="0" w:color="000000"/>
+                <w:bottom w:val="none" w:sz="0" w:space="0" w:color="000000"/>
+                <w:right w:val="none" w:sz="0" w:space="0" w:color="000000"/>
+              </w:pBdr>
+              <w:spacing w:before="100" w:after="100"/>
+              <w:ind w:left="100" w:right="100"/>
+              <w:rPr>
+                <w:rFonts w:ascii="Arial" w:eastAsia="Arial" w:hAnsi="Arial" w:cs="Arial"/>
+                <w:color w:val="000000"/>
+                <w:sz w:val="22"/>
+                <w:szCs w:val="22"/>
+              </w:rPr>
+            </w:pPr>
+          </w:p>
+        </w:tc>
+        <w:tc>
+          <w:tcPr>
+            <w:tcW w:w="2105" w:type="dxa"/>
             <w:tcBorders>
               <w:top w:val="single" w:sz="6" w:space="0" w:color="666666"/>
               <w:left w:val="single" w:sz="6" w:space="0" w:color="666666"/>
@@ -2236,12 +2236,12 @@
       </w:tr>
       <w:tr>
         <w:trPr>
-          <w:trHeight w:val="379"/>
+          <w:trHeight w:val="406"/>
           <w:jc w:val="center"/>
         </w:trPr>
         <w:tc>
           <w:tcPr>
-            <w:tcW w:w="2491" w:type="dxa"/>
+            <w:tcW w:w="2567" w:type="dxa"/>
             <w:tcBorders>
               <w:top w:val="single" w:sz="6" w:space="0" w:color="666666"/>
               <w:left w:val="single" w:sz="6" w:space="0" w:color="666666"/>
@@ -2287,7 +2287,7 @@
         </w:tc>
         <w:tc>
           <w:tcPr>
-            <w:tcW w:w="1014" w:type="dxa"/>
+            <w:tcW w:w="1045" w:type="dxa"/>
             <w:tcBorders>
               <w:top w:val="single" w:sz="6" w:space="0" w:color="666666"/>
               <w:left w:val="single" w:sz="6" w:space="0" w:color="666666"/>
@@ -2333,7 +2333,7 @@
         </w:tc>
         <w:tc>
           <w:tcPr>
-            <w:tcW w:w="922" w:type="dxa"/>
+            <w:tcW w:w="950" w:type="dxa"/>
             <w:tcBorders>
               <w:top w:val="single" w:sz="6" w:space="0" w:color="666666"/>
               <w:left w:val="single" w:sz="6" w:space="0" w:color="666666"/>
@@ -2379,7 +2379,7 @@
         </w:tc>
         <w:tc>
           <w:tcPr>
-            <w:tcW w:w="944" w:type="dxa"/>
+            <w:tcW w:w="973" w:type="dxa"/>
             <w:tcBorders>
               <w:top w:val="single" w:sz="6" w:space="0" w:color="666666"/>
               <w:left w:val="single" w:sz="6" w:space="0" w:color="666666"/>
@@ -2425,44 +2425,44 @@
         </w:tc>
         <w:tc>
           <w:tcPr>
-            <w:tcW w:w="864" w:type="dxa"/>
-            <w:tcBorders>
-              <w:top w:val="single" w:sz="6" w:space="0" w:color="666666"/>
-              <w:left w:val="single" w:sz="6" w:space="0" w:color="666666"/>
-              <w:bottom w:val="single" w:sz="6" w:space="0" w:color="666666"/>
-              <w:right w:val="single" w:sz="6" w:space="0" w:color="666666"/>
-            </w:tcBorders>
-            <w:shd w:val="clear" w:color="auto" w:fill="FFFFFF"/>
-            <w:tcMar>
-              <w:top w:w="0" w:type="dxa"/>
-              <w:left w:w="0" w:type="dxa"/>
-              <w:bottom w:w="0" w:type="dxa"/>
-              <w:right w:w="0" w:type="dxa"/>
-            </w:tcMar>
-            <w:vAlign w:val="center"/>
-          </w:tcPr>
-          <w:p>
-            <w:pPr>
-              <w:pBdr>
-                <w:top w:val="none" w:sz="0" w:space="0" w:color="000000"/>
-                <w:left w:val="none" w:sz="0" w:space="0" w:color="000000"/>
-                <w:bottom w:val="none" w:sz="0" w:space="0" w:color="000000"/>
-                <w:right w:val="none" w:sz="0" w:space="0" w:color="000000"/>
-              </w:pBdr>
-              <w:spacing w:before="100" w:after="100"/>
-              <w:ind w:left="100" w:right="100"/>
-              <w:rPr>
-                <w:rFonts w:ascii="Arial" w:eastAsia="Arial" w:hAnsi="Arial" w:cs="Arial"/>
-                <w:color w:val="000000"/>
-                <w:sz w:val="22"/>
-                <w:szCs w:val="22"/>
-              </w:rPr>
-            </w:pPr>
-          </w:p>
-        </w:tc>
-        <w:tc>
-          <w:tcPr>
-            <w:tcW w:w="2042" w:type="dxa"/>
+            <w:tcW w:w="891" w:type="dxa"/>
+            <w:tcBorders>
+              <w:top w:val="single" w:sz="6" w:space="0" w:color="666666"/>
+              <w:left w:val="single" w:sz="6" w:space="0" w:color="666666"/>
+              <w:bottom w:val="single" w:sz="6" w:space="0" w:color="666666"/>
+              <w:right w:val="single" w:sz="6" w:space="0" w:color="666666"/>
+            </w:tcBorders>
+            <w:shd w:val="clear" w:color="auto" w:fill="FFFFFF"/>
+            <w:tcMar>
+              <w:top w:w="0" w:type="dxa"/>
+              <w:left w:w="0" w:type="dxa"/>
+              <w:bottom w:w="0" w:type="dxa"/>
+              <w:right w:w="0" w:type="dxa"/>
+            </w:tcMar>
+            <w:vAlign w:val="center"/>
+          </w:tcPr>
+          <w:p>
+            <w:pPr>
+              <w:pBdr>
+                <w:top w:val="none" w:sz="0" w:space="0" w:color="000000"/>
+                <w:left w:val="none" w:sz="0" w:space="0" w:color="000000"/>
+                <w:bottom w:val="none" w:sz="0" w:space="0" w:color="000000"/>
+                <w:right w:val="none" w:sz="0" w:space="0" w:color="000000"/>
+              </w:pBdr>
+              <w:spacing w:before="100" w:after="100"/>
+              <w:ind w:left="100" w:right="100"/>
+              <w:rPr>
+                <w:rFonts w:ascii="Arial" w:eastAsia="Arial" w:hAnsi="Arial" w:cs="Arial"/>
+                <w:color w:val="000000"/>
+                <w:sz w:val="22"/>
+                <w:szCs w:val="22"/>
+              </w:rPr>
+            </w:pPr>
+          </w:p>
+        </w:tc>
+        <w:tc>
+          <w:tcPr>
+            <w:tcW w:w="2105" w:type="dxa"/>
             <w:tcBorders>
               <w:top w:val="single" w:sz="6" w:space="0" w:color="666666"/>
               <w:left w:val="single" w:sz="6" w:space="0" w:color="666666"/>
@@ -2520,12 +2520,12 @@
       </w:tr>
       <w:tr>
         <w:trPr>
-          <w:trHeight w:val="379"/>
+          <w:trHeight w:val="406"/>
           <w:jc w:val="center"/>
         </w:trPr>
         <w:tc>
           <w:tcPr>
-            <w:tcW w:w="2491" w:type="dxa"/>
+            <w:tcW w:w="2567" w:type="dxa"/>
             <w:tcBorders>
               <w:top w:val="single" w:sz="6" w:space="0" w:color="666666"/>
               <w:left w:val="single" w:sz="6" w:space="0" w:color="666666"/>
@@ -2571,7 +2571,7 @@
         </w:tc>
         <w:tc>
           <w:tcPr>
-            <w:tcW w:w="1014" w:type="dxa"/>
+            <w:tcW w:w="1045" w:type="dxa"/>
             <w:tcBorders>
               <w:top w:val="single" w:sz="6" w:space="0" w:color="666666"/>
               <w:left w:val="single" w:sz="6" w:space="0" w:color="666666"/>
@@ -2617,7 +2617,7 @@
         </w:tc>
         <w:tc>
           <w:tcPr>
-            <w:tcW w:w="922" w:type="dxa"/>
+            <w:tcW w:w="950" w:type="dxa"/>
             <w:tcBorders>
               <w:top w:val="single" w:sz="6" w:space="0" w:color="666666"/>
               <w:left w:val="single" w:sz="6" w:space="0" w:color="666666"/>
@@ -2663,7 +2663,7 @@
         </w:tc>
         <w:tc>
           <w:tcPr>
-            <w:tcW w:w="944" w:type="dxa"/>
+            <w:tcW w:w="973" w:type="dxa"/>
             <w:tcBorders>
               <w:top w:val="single" w:sz="6" w:space="0" w:color="666666"/>
               <w:left w:val="single" w:sz="6" w:space="0" w:color="666666"/>
@@ -2709,44 +2709,44 @@
         </w:tc>
         <w:tc>
           <w:tcPr>
-            <w:tcW w:w="864" w:type="dxa"/>
-            <w:tcBorders>
-              <w:top w:val="single" w:sz="6" w:space="0" w:color="666666"/>
-              <w:left w:val="single" w:sz="6" w:space="0" w:color="666666"/>
-              <w:bottom w:val="single" w:sz="6" w:space="0" w:color="666666"/>
-              <w:right w:val="single" w:sz="6" w:space="0" w:color="666666"/>
-            </w:tcBorders>
-            <w:shd w:val="clear" w:color="auto" w:fill="FFFFFF"/>
-            <w:tcMar>
-              <w:top w:w="0" w:type="dxa"/>
-              <w:left w:w="0" w:type="dxa"/>
-              <w:bottom w:w="0" w:type="dxa"/>
-              <w:right w:w="0" w:type="dxa"/>
-            </w:tcMar>
-            <w:vAlign w:val="center"/>
-          </w:tcPr>
-          <w:p>
-            <w:pPr>
-              <w:pBdr>
-                <w:top w:val="none" w:sz="0" w:space="0" w:color="000000"/>
-                <w:left w:val="none" w:sz="0" w:space="0" w:color="000000"/>
-                <w:bottom w:val="none" w:sz="0" w:space="0" w:color="000000"/>
-                <w:right w:val="none" w:sz="0" w:space="0" w:color="000000"/>
-              </w:pBdr>
-              <w:spacing w:before="100" w:after="100"/>
-              <w:ind w:left="100" w:right="100"/>
-              <w:rPr>
-                <w:rFonts w:ascii="Arial" w:eastAsia="Arial" w:hAnsi="Arial" w:cs="Arial"/>
-                <w:color w:val="000000"/>
-                <w:sz w:val="22"/>
-                <w:szCs w:val="22"/>
-              </w:rPr>
-            </w:pPr>
-          </w:p>
-        </w:tc>
-        <w:tc>
-          <w:tcPr>
-            <w:tcW w:w="2042" w:type="dxa"/>
+            <w:tcW w:w="891" w:type="dxa"/>
+            <w:tcBorders>
+              <w:top w:val="single" w:sz="6" w:space="0" w:color="666666"/>
+              <w:left w:val="single" w:sz="6" w:space="0" w:color="666666"/>
+              <w:bottom w:val="single" w:sz="6" w:space="0" w:color="666666"/>
+              <w:right w:val="single" w:sz="6" w:space="0" w:color="666666"/>
+            </w:tcBorders>
+            <w:shd w:val="clear" w:color="auto" w:fill="FFFFFF"/>
+            <w:tcMar>
+              <w:top w:w="0" w:type="dxa"/>
+              <w:left w:w="0" w:type="dxa"/>
+              <w:bottom w:w="0" w:type="dxa"/>
+              <w:right w:w="0" w:type="dxa"/>
+            </w:tcMar>
+            <w:vAlign w:val="center"/>
+          </w:tcPr>
+          <w:p>
+            <w:pPr>
+              <w:pBdr>
+                <w:top w:val="none" w:sz="0" w:space="0" w:color="000000"/>
+                <w:left w:val="none" w:sz="0" w:space="0" w:color="000000"/>
+                <w:bottom w:val="none" w:sz="0" w:space="0" w:color="000000"/>
+                <w:right w:val="none" w:sz="0" w:space="0" w:color="000000"/>
+              </w:pBdr>
+              <w:spacing w:before="100" w:after="100"/>
+              <w:ind w:left="100" w:right="100"/>
+              <w:rPr>
+                <w:rFonts w:ascii="Arial" w:eastAsia="Arial" w:hAnsi="Arial" w:cs="Arial"/>
+                <w:color w:val="000000"/>
+                <w:sz w:val="22"/>
+                <w:szCs w:val="22"/>
+              </w:rPr>
+            </w:pPr>
+          </w:p>
+        </w:tc>
+        <w:tc>
+          <w:tcPr>
+            <w:tcW w:w="2105" w:type="dxa"/>
             <w:tcBorders>
               <w:top w:val="single" w:sz="6" w:space="0" w:color="666666"/>
               <w:left w:val="single" w:sz="6" w:space="0" w:color="666666"/>
@@ -2804,12 +2804,12 @@
       </w:tr>
       <w:tr>
         <w:trPr>
-          <w:trHeight w:val="379"/>
+          <w:trHeight w:val="406"/>
           <w:jc w:val="center"/>
         </w:trPr>
         <w:tc>
           <w:tcPr>
-            <w:tcW w:w="2491" w:type="dxa"/>
+            <w:tcW w:w="2567" w:type="dxa"/>
             <w:tcBorders>
               <w:top w:val="single" w:sz="6" w:space="0" w:color="666666"/>
               <w:left w:val="single" w:sz="6" w:space="0" w:color="666666"/>
@@ -2855,7 +2855,7 @@
         </w:tc>
         <w:tc>
           <w:tcPr>
-            <w:tcW w:w="1014" w:type="dxa"/>
+            <w:tcW w:w="1045" w:type="dxa"/>
             <w:tcBorders>
               <w:top w:val="single" w:sz="6" w:space="0" w:color="666666"/>
               <w:left w:val="single" w:sz="6" w:space="0" w:color="666666"/>
@@ -2901,7 +2901,7 @@
         </w:tc>
         <w:tc>
           <w:tcPr>
-            <w:tcW w:w="922" w:type="dxa"/>
+            <w:tcW w:w="950" w:type="dxa"/>
             <w:tcBorders>
               <w:top w:val="single" w:sz="6" w:space="0" w:color="666666"/>
               <w:left w:val="single" w:sz="6" w:space="0" w:color="666666"/>
@@ -2947,7 +2947,7 @@
         </w:tc>
         <w:tc>
           <w:tcPr>
-            <w:tcW w:w="944" w:type="dxa"/>
+            <w:tcW w:w="973" w:type="dxa"/>
             <w:tcBorders>
               <w:top w:val="single" w:sz="6" w:space="0" w:color="666666"/>
               <w:left w:val="single" w:sz="6" w:space="0" w:color="666666"/>
@@ -2993,44 +2993,44 @@
         </w:tc>
         <w:tc>
           <w:tcPr>
-            <w:tcW w:w="864" w:type="dxa"/>
-            <w:tcBorders>
-              <w:top w:val="single" w:sz="6" w:space="0" w:color="666666"/>
-              <w:left w:val="single" w:sz="6" w:space="0" w:color="666666"/>
-              <w:bottom w:val="single" w:sz="6" w:space="0" w:color="666666"/>
-              <w:right w:val="single" w:sz="6" w:space="0" w:color="666666"/>
-            </w:tcBorders>
-            <w:shd w:val="clear" w:color="auto" w:fill="FFFFFF"/>
-            <w:tcMar>
-              <w:top w:w="0" w:type="dxa"/>
-              <w:left w:w="0" w:type="dxa"/>
-              <w:bottom w:w="0" w:type="dxa"/>
-              <w:right w:w="0" w:type="dxa"/>
-            </w:tcMar>
-            <w:vAlign w:val="center"/>
-          </w:tcPr>
-          <w:p>
-            <w:pPr>
-              <w:pBdr>
-                <w:top w:val="none" w:sz="0" w:space="0" w:color="000000"/>
-                <w:left w:val="none" w:sz="0" w:space="0" w:color="000000"/>
-                <w:bottom w:val="none" w:sz="0" w:space="0" w:color="000000"/>
-                <w:right w:val="none" w:sz="0" w:space="0" w:color="000000"/>
-              </w:pBdr>
-              <w:spacing w:before="100" w:after="100"/>
-              <w:ind w:left="100" w:right="100"/>
-              <w:rPr>
-                <w:rFonts w:ascii="Arial" w:eastAsia="Arial" w:hAnsi="Arial" w:cs="Arial"/>
-                <w:color w:val="000000"/>
-                <w:sz w:val="22"/>
-                <w:szCs w:val="22"/>
-              </w:rPr>
-            </w:pPr>
-          </w:p>
-        </w:tc>
-        <w:tc>
-          <w:tcPr>
-            <w:tcW w:w="2042" w:type="dxa"/>
+            <w:tcW w:w="891" w:type="dxa"/>
+            <w:tcBorders>
+              <w:top w:val="single" w:sz="6" w:space="0" w:color="666666"/>
+              <w:left w:val="single" w:sz="6" w:space="0" w:color="666666"/>
+              <w:bottom w:val="single" w:sz="6" w:space="0" w:color="666666"/>
+              <w:right w:val="single" w:sz="6" w:space="0" w:color="666666"/>
+            </w:tcBorders>
+            <w:shd w:val="clear" w:color="auto" w:fill="FFFFFF"/>
+            <w:tcMar>
+              <w:top w:w="0" w:type="dxa"/>
+              <w:left w:w="0" w:type="dxa"/>
+              <w:bottom w:w="0" w:type="dxa"/>
+              <w:right w:w="0" w:type="dxa"/>
+            </w:tcMar>
+            <w:vAlign w:val="center"/>
+          </w:tcPr>
+          <w:p>
+            <w:pPr>
+              <w:pBdr>
+                <w:top w:val="none" w:sz="0" w:space="0" w:color="000000"/>
+                <w:left w:val="none" w:sz="0" w:space="0" w:color="000000"/>
+                <w:bottom w:val="none" w:sz="0" w:space="0" w:color="000000"/>
+                <w:right w:val="none" w:sz="0" w:space="0" w:color="000000"/>
+              </w:pBdr>
+              <w:spacing w:before="100" w:after="100"/>
+              <w:ind w:left="100" w:right="100"/>
+              <w:rPr>
+                <w:rFonts w:ascii="Arial" w:eastAsia="Arial" w:hAnsi="Arial" w:cs="Arial"/>
+                <w:color w:val="000000"/>
+                <w:sz w:val="22"/>
+                <w:szCs w:val="22"/>
+              </w:rPr>
+            </w:pPr>
+          </w:p>
+        </w:tc>
+        <w:tc>
+          <w:tcPr>
+            <w:tcW w:w="2105" w:type="dxa"/>
             <w:tcBorders>
               <w:top w:val="single" w:sz="6" w:space="0" w:color="666666"/>
               <w:left w:val="single" w:sz="6" w:space="0" w:color="666666"/>
@@ -3088,12 +3088,12 @@
       </w:tr>
       <w:tr>
         <w:trPr>
-          <w:trHeight w:val="379"/>
+          <w:trHeight w:val="406"/>
           <w:jc w:val="center"/>
         </w:trPr>
         <w:tc>
           <w:tcPr>
-            <w:tcW w:w="2491" w:type="dxa"/>
+            <w:tcW w:w="2567" w:type="dxa"/>
             <w:tcBorders>
               <w:top w:val="single" w:sz="6" w:space="0" w:color="666666"/>
               <w:left w:val="single" w:sz="6" w:space="0" w:color="666666"/>
@@ -3139,155 +3139,155 @@
         </w:tc>
         <w:tc>
           <w:tcPr>
-            <w:tcW w:w="1014" w:type="dxa"/>
-            <w:tcBorders>
-              <w:top w:val="single" w:sz="6" w:space="0" w:color="666666"/>
-              <w:left w:val="single" w:sz="6" w:space="0" w:color="666666"/>
-              <w:bottom w:val="single" w:sz="6" w:space="0" w:color="666666"/>
-              <w:right w:val="single" w:sz="6" w:space="0" w:color="666666"/>
-            </w:tcBorders>
-            <w:shd w:val="clear" w:color="auto" w:fill="FFFFFF"/>
-            <w:tcMar>
-              <w:top w:w="0" w:type="dxa"/>
-              <w:left w:w="0" w:type="dxa"/>
-              <w:bottom w:w="0" w:type="dxa"/>
-              <w:right w:w="0" w:type="dxa"/>
-            </w:tcMar>
-            <w:vAlign w:val="center"/>
-          </w:tcPr>
-          <w:p>
-            <w:pPr>
-              <w:pBdr>
-                <w:top w:val="none" w:sz="0" w:space="0" w:color="000000"/>
-                <w:left w:val="none" w:sz="0" w:space="0" w:color="000000"/>
-                <w:bottom w:val="none" w:sz="0" w:space="0" w:color="000000"/>
-                <w:right w:val="none" w:sz="0" w:space="0" w:color="000000"/>
-              </w:pBdr>
-              <w:spacing w:before="100" w:after="100"/>
-              <w:ind w:left="100" w:right="100"/>
-              <w:rPr>
-                <w:rFonts w:ascii="Arial" w:eastAsia="Arial" w:hAnsi="Arial" w:cs="Arial"/>
-                <w:color w:val="000000"/>
-                <w:sz w:val="22"/>
-                <w:szCs w:val="22"/>
-              </w:rPr>
-            </w:pPr>
-          </w:p>
-        </w:tc>
-        <w:tc>
-          <w:tcPr>
-            <w:tcW w:w="922" w:type="dxa"/>
-            <w:tcBorders>
-              <w:top w:val="single" w:sz="6" w:space="0" w:color="666666"/>
-              <w:left w:val="single" w:sz="6" w:space="0" w:color="666666"/>
-              <w:bottom w:val="single" w:sz="6" w:space="0" w:color="666666"/>
-              <w:right w:val="single" w:sz="6" w:space="0" w:color="666666"/>
-            </w:tcBorders>
-            <w:shd w:val="clear" w:color="auto" w:fill="FFFFFF"/>
-            <w:tcMar>
-              <w:top w:w="0" w:type="dxa"/>
-              <w:left w:w="0" w:type="dxa"/>
-              <w:bottom w:w="0" w:type="dxa"/>
-              <w:right w:w="0" w:type="dxa"/>
-            </w:tcMar>
-            <w:vAlign w:val="center"/>
-          </w:tcPr>
-          <w:p>
-            <w:pPr>
-              <w:pBdr>
-                <w:top w:val="none" w:sz="0" w:space="0" w:color="000000"/>
-                <w:left w:val="none" w:sz="0" w:space="0" w:color="000000"/>
-                <w:bottom w:val="none" w:sz="0" w:space="0" w:color="000000"/>
-                <w:right w:val="none" w:sz="0" w:space="0" w:color="000000"/>
-              </w:pBdr>
-              <w:spacing w:before="100" w:after="100"/>
-              <w:ind w:left="100" w:right="100"/>
-              <w:rPr>
-                <w:rFonts w:ascii="Arial" w:eastAsia="Arial" w:hAnsi="Arial" w:cs="Arial"/>
-                <w:color w:val="000000"/>
-                <w:sz w:val="22"/>
-                <w:szCs w:val="22"/>
-              </w:rPr>
-            </w:pPr>
-          </w:p>
-        </w:tc>
-        <w:tc>
-          <w:tcPr>
-            <w:tcW w:w="944" w:type="dxa"/>
-            <w:tcBorders>
-              <w:top w:val="single" w:sz="6" w:space="0" w:color="666666"/>
-              <w:left w:val="single" w:sz="6" w:space="0" w:color="666666"/>
-              <w:bottom w:val="single" w:sz="6" w:space="0" w:color="666666"/>
-              <w:right w:val="single" w:sz="6" w:space="0" w:color="666666"/>
-            </w:tcBorders>
-            <w:shd w:val="clear" w:color="auto" w:fill="FFFFFF"/>
-            <w:tcMar>
-              <w:top w:w="0" w:type="dxa"/>
-              <w:left w:w="0" w:type="dxa"/>
-              <w:bottom w:w="0" w:type="dxa"/>
-              <w:right w:w="0" w:type="dxa"/>
-            </w:tcMar>
-            <w:vAlign w:val="center"/>
-          </w:tcPr>
-          <w:p>
-            <w:pPr>
-              <w:pBdr>
-                <w:top w:val="none" w:sz="0" w:space="0" w:color="000000"/>
-                <w:left w:val="none" w:sz="0" w:space="0" w:color="000000"/>
-                <w:bottom w:val="none" w:sz="0" w:space="0" w:color="000000"/>
-                <w:right w:val="none" w:sz="0" w:space="0" w:color="000000"/>
-              </w:pBdr>
-              <w:spacing w:before="100" w:after="100"/>
-              <w:ind w:left="100" w:right="100"/>
-              <w:rPr>
-                <w:rFonts w:ascii="Arial" w:eastAsia="Arial" w:hAnsi="Arial" w:cs="Arial"/>
-                <w:color w:val="000000"/>
-                <w:sz w:val="22"/>
-                <w:szCs w:val="22"/>
-              </w:rPr>
-            </w:pPr>
-          </w:p>
-        </w:tc>
-        <w:tc>
-          <w:tcPr>
-            <w:tcW w:w="864" w:type="dxa"/>
-            <w:tcBorders>
-              <w:top w:val="single" w:sz="6" w:space="0" w:color="666666"/>
-              <w:left w:val="single" w:sz="6" w:space="0" w:color="666666"/>
-              <w:bottom w:val="single" w:sz="6" w:space="0" w:color="666666"/>
-              <w:right w:val="single" w:sz="6" w:space="0" w:color="666666"/>
-            </w:tcBorders>
-            <w:shd w:val="clear" w:color="auto" w:fill="FFFFFF"/>
-            <w:tcMar>
-              <w:top w:w="0" w:type="dxa"/>
-              <w:left w:w="0" w:type="dxa"/>
-              <w:bottom w:w="0" w:type="dxa"/>
-              <w:right w:w="0" w:type="dxa"/>
-            </w:tcMar>
-            <w:vAlign w:val="center"/>
-          </w:tcPr>
-          <w:p>
-            <w:pPr>
-              <w:pBdr>
-                <w:top w:val="none" w:sz="0" w:space="0" w:color="000000"/>
-                <w:left w:val="none" w:sz="0" w:space="0" w:color="000000"/>
-                <w:bottom w:val="none" w:sz="0" w:space="0" w:color="000000"/>
-                <w:right w:val="none" w:sz="0" w:space="0" w:color="000000"/>
-              </w:pBdr>
-              <w:spacing w:before="100" w:after="100"/>
-              <w:ind w:left="100" w:right="100"/>
-              <w:rPr>
-                <w:rFonts w:ascii="Arial" w:eastAsia="Arial" w:hAnsi="Arial" w:cs="Arial"/>
-                <w:color w:val="000000"/>
-                <w:sz w:val="22"/>
-                <w:szCs w:val="22"/>
-              </w:rPr>
-            </w:pPr>
-          </w:p>
-        </w:tc>
-        <w:tc>
-          <w:tcPr>
-            <w:tcW w:w="2042" w:type="dxa"/>
+            <w:tcW w:w="1045" w:type="dxa"/>
+            <w:tcBorders>
+              <w:top w:val="single" w:sz="6" w:space="0" w:color="666666"/>
+              <w:left w:val="single" w:sz="6" w:space="0" w:color="666666"/>
+              <w:bottom w:val="single" w:sz="6" w:space="0" w:color="666666"/>
+              <w:right w:val="single" w:sz="6" w:space="0" w:color="666666"/>
+            </w:tcBorders>
+            <w:shd w:val="clear" w:color="auto" w:fill="FFFFFF"/>
+            <w:tcMar>
+              <w:top w:w="0" w:type="dxa"/>
+              <w:left w:w="0" w:type="dxa"/>
+              <w:bottom w:w="0" w:type="dxa"/>
+              <w:right w:w="0" w:type="dxa"/>
+            </w:tcMar>
+            <w:vAlign w:val="center"/>
+          </w:tcPr>
+          <w:p>
+            <w:pPr>
+              <w:pBdr>
+                <w:top w:val="none" w:sz="0" w:space="0" w:color="000000"/>
+                <w:left w:val="none" w:sz="0" w:space="0" w:color="000000"/>
+                <w:bottom w:val="none" w:sz="0" w:space="0" w:color="000000"/>
+                <w:right w:val="none" w:sz="0" w:space="0" w:color="000000"/>
+              </w:pBdr>
+              <w:spacing w:before="100" w:after="100"/>
+              <w:ind w:left="100" w:right="100"/>
+              <w:rPr>
+                <w:rFonts w:ascii="Arial" w:eastAsia="Arial" w:hAnsi="Arial" w:cs="Arial"/>
+                <w:color w:val="000000"/>
+                <w:sz w:val="22"/>
+                <w:szCs w:val="22"/>
+              </w:rPr>
+            </w:pPr>
+          </w:p>
+        </w:tc>
+        <w:tc>
+          <w:tcPr>
+            <w:tcW w:w="950" w:type="dxa"/>
+            <w:tcBorders>
+              <w:top w:val="single" w:sz="6" w:space="0" w:color="666666"/>
+              <w:left w:val="single" w:sz="6" w:space="0" w:color="666666"/>
+              <w:bottom w:val="single" w:sz="6" w:space="0" w:color="666666"/>
+              <w:right w:val="single" w:sz="6" w:space="0" w:color="666666"/>
+            </w:tcBorders>
+            <w:shd w:val="clear" w:color="auto" w:fill="FFFFFF"/>
+            <w:tcMar>
+              <w:top w:w="0" w:type="dxa"/>
+              <w:left w:w="0" w:type="dxa"/>
+              <w:bottom w:w="0" w:type="dxa"/>
+              <w:right w:w="0" w:type="dxa"/>
+            </w:tcMar>
+            <w:vAlign w:val="center"/>
+          </w:tcPr>
+          <w:p>
+            <w:pPr>
+              <w:pBdr>
+                <w:top w:val="none" w:sz="0" w:space="0" w:color="000000"/>
+                <w:left w:val="none" w:sz="0" w:space="0" w:color="000000"/>
+                <w:bottom w:val="none" w:sz="0" w:space="0" w:color="000000"/>
+                <w:right w:val="none" w:sz="0" w:space="0" w:color="000000"/>
+              </w:pBdr>
+              <w:spacing w:before="100" w:after="100"/>
+              <w:ind w:left="100" w:right="100"/>
+              <w:rPr>
+                <w:rFonts w:ascii="Arial" w:eastAsia="Arial" w:hAnsi="Arial" w:cs="Arial"/>
+                <w:color w:val="000000"/>
+                <w:sz w:val="22"/>
+                <w:szCs w:val="22"/>
+              </w:rPr>
+            </w:pPr>
+          </w:p>
+        </w:tc>
+        <w:tc>
+          <w:tcPr>
+            <w:tcW w:w="973" w:type="dxa"/>
+            <w:tcBorders>
+              <w:top w:val="single" w:sz="6" w:space="0" w:color="666666"/>
+              <w:left w:val="single" w:sz="6" w:space="0" w:color="666666"/>
+              <w:bottom w:val="single" w:sz="6" w:space="0" w:color="666666"/>
+              <w:right w:val="single" w:sz="6" w:space="0" w:color="666666"/>
+            </w:tcBorders>
+            <w:shd w:val="clear" w:color="auto" w:fill="FFFFFF"/>
+            <w:tcMar>
+              <w:top w:w="0" w:type="dxa"/>
+              <w:left w:w="0" w:type="dxa"/>
+              <w:bottom w:w="0" w:type="dxa"/>
+              <w:right w:w="0" w:type="dxa"/>
+            </w:tcMar>
+            <w:vAlign w:val="center"/>
+          </w:tcPr>
+          <w:p>
+            <w:pPr>
+              <w:pBdr>
+                <w:top w:val="none" w:sz="0" w:space="0" w:color="000000"/>
+                <w:left w:val="none" w:sz="0" w:space="0" w:color="000000"/>
+                <w:bottom w:val="none" w:sz="0" w:space="0" w:color="000000"/>
+                <w:right w:val="none" w:sz="0" w:space="0" w:color="000000"/>
+              </w:pBdr>
+              <w:spacing w:before="100" w:after="100"/>
+              <w:ind w:left="100" w:right="100"/>
+              <w:rPr>
+                <w:rFonts w:ascii="Arial" w:eastAsia="Arial" w:hAnsi="Arial" w:cs="Arial"/>
+                <w:color w:val="000000"/>
+                <w:sz w:val="22"/>
+                <w:szCs w:val="22"/>
+              </w:rPr>
+            </w:pPr>
+          </w:p>
+        </w:tc>
+        <w:tc>
+          <w:tcPr>
+            <w:tcW w:w="891" w:type="dxa"/>
+            <w:tcBorders>
+              <w:top w:val="single" w:sz="6" w:space="0" w:color="666666"/>
+              <w:left w:val="single" w:sz="6" w:space="0" w:color="666666"/>
+              <w:bottom w:val="single" w:sz="6" w:space="0" w:color="666666"/>
+              <w:right w:val="single" w:sz="6" w:space="0" w:color="666666"/>
+            </w:tcBorders>
+            <w:shd w:val="clear" w:color="auto" w:fill="FFFFFF"/>
+            <w:tcMar>
+              <w:top w:w="0" w:type="dxa"/>
+              <w:left w:w="0" w:type="dxa"/>
+              <w:bottom w:w="0" w:type="dxa"/>
+              <w:right w:w="0" w:type="dxa"/>
+            </w:tcMar>
+            <w:vAlign w:val="center"/>
+          </w:tcPr>
+          <w:p>
+            <w:pPr>
+              <w:pBdr>
+                <w:top w:val="none" w:sz="0" w:space="0" w:color="000000"/>
+                <w:left w:val="none" w:sz="0" w:space="0" w:color="000000"/>
+                <w:bottom w:val="none" w:sz="0" w:space="0" w:color="000000"/>
+                <w:right w:val="none" w:sz="0" w:space="0" w:color="000000"/>
+              </w:pBdr>
+              <w:spacing w:before="100" w:after="100"/>
+              <w:ind w:left="100" w:right="100"/>
+              <w:rPr>
+                <w:rFonts w:ascii="Arial" w:eastAsia="Arial" w:hAnsi="Arial" w:cs="Arial"/>
+                <w:color w:val="000000"/>
+                <w:sz w:val="22"/>
+                <w:szCs w:val="22"/>
+              </w:rPr>
+            </w:pPr>
+          </w:p>
+        </w:tc>
+        <w:tc>
+          <w:tcPr>
+            <w:tcW w:w="2105" w:type="dxa"/>
             <w:tcBorders>
               <w:top w:val="single" w:sz="6" w:space="0" w:color="666666"/>
               <w:left w:val="single" w:sz="6" w:space="0" w:color="666666"/>
@@ -3325,12 +3325,12 @@
       </w:tr>
       <w:tr>
         <w:trPr>
-          <w:trHeight w:val="391"/>
+          <w:trHeight w:val="420"/>
           <w:jc w:val="center"/>
         </w:trPr>
         <w:tc>
           <w:tcPr>
-            <w:tcW w:w="2491" w:type="dxa"/>
+            <w:tcW w:w="2567" w:type="dxa"/>
             <w:tcBorders>
               <w:top w:val="single" w:sz="6" w:space="0" w:color="666666"/>
               <w:left w:val="single" w:sz="6" w:space="0" w:color="666666"/>
@@ -3376,7 +3376,7 @@
         </w:tc>
         <w:tc>
           <w:tcPr>
-            <w:tcW w:w="1014" w:type="dxa"/>
+            <w:tcW w:w="1045" w:type="dxa"/>
             <w:tcBorders>
               <w:top w:val="single" w:sz="6" w:space="0" w:color="666666"/>
               <w:left w:val="single" w:sz="6" w:space="0" w:color="666666"/>
@@ -3422,7 +3422,7 @@
         </w:tc>
         <w:tc>
           <w:tcPr>
-            <w:tcW w:w="922" w:type="dxa"/>
+            <w:tcW w:w="950" w:type="dxa"/>
             <w:tcBorders>
               <w:top w:val="single" w:sz="6" w:space="0" w:color="666666"/>
               <w:left w:val="single" w:sz="6" w:space="0" w:color="666666"/>
@@ -3468,7 +3468,7 @@
         </w:tc>
         <w:tc>
           <w:tcPr>
-            <w:tcW w:w="944" w:type="dxa"/>
+            <w:tcW w:w="973" w:type="dxa"/>
             <w:tcBorders>
               <w:top w:val="single" w:sz="6" w:space="0" w:color="666666"/>
               <w:left w:val="single" w:sz="6" w:space="0" w:color="666666"/>
@@ -3514,44 +3514,44 @@
         </w:tc>
         <w:tc>
           <w:tcPr>
-            <w:tcW w:w="864" w:type="dxa"/>
-            <w:tcBorders>
-              <w:top w:val="single" w:sz="6" w:space="0" w:color="666666"/>
-              <w:left w:val="single" w:sz="6" w:space="0" w:color="666666"/>
-              <w:bottom w:val="single" w:sz="6" w:space="0" w:color="666666"/>
-              <w:right w:val="single" w:sz="6" w:space="0" w:color="666666"/>
-            </w:tcBorders>
-            <w:shd w:val="clear" w:color="auto" w:fill="FFFFFF"/>
-            <w:tcMar>
-              <w:top w:w="0" w:type="dxa"/>
-              <w:left w:w="0" w:type="dxa"/>
-              <w:bottom w:w="0" w:type="dxa"/>
-              <w:right w:w="0" w:type="dxa"/>
-            </w:tcMar>
-            <w:vAlign w:val="center"/>
-          </w:tcPr>
-          <w:p>
-            <w:pPr>
-              <w:pBdr>
-                <w:top w:val="none" w:sz="0" w:space="0" w:color="000000"/>
-                <w:left w:val="none" w:sz="0" w:space="0" w:color="000000"/>
-                <w:bottom w:val="none" w:sz="0" w:space="0" w:color="000000"/>
-                <w:right w:val="none" w:sz="0" w:space="0" w:color="000000"/>
-              </w:pBdr>
-              <w:spacing w:before="100" w:after="100"/>
-              <w:ind w:left="100" w:right="100"/>
-              <w:rPr>
-                <w:rFonts w:ascii="Arial" w:eastAsia="Arial" w:hAnsi="Arial" w:cs="Arial"/>
-                <w:color w:val="000000"/>
-                <w:sz w:val="22"/>
-                <w:szCs w:val="22"/>
-              </w:rPr>
-            </w:pPr>
-          </w:p>
-        </w:tc>
-        <w:tc>
-          <w:tcPr>
-            <w:tcW w:w="2042" w:type="dxa"/>
+            <w:tcW w:w="891" w:type="dxa"/>
+            <w:tcBorders>
+              <w:top w:val="single" w:sz="6" w:space="0" w:color="666666"/>
+              <w:left w:val="single" w:sz="6" w:space="0" w:color="666666"/>
+              <w:bottom w:val="single" w:sz="6" w:space="0" w:color="666666"/>
+              <w:right w:val="single" w:sz="6" w:space="0" w:color="666666"/>
+            </w:tcBorders>
+            <w:shd w:val="clear" w:color="auto" w:fill="FFFFFF"/>
+            <w:tcMar>
+              <w:top w:w="0" w:type="dxa"/>
+              <w:left w:w="0" w:type="dxa"/>
+              <w:bottom w:w="0" w:type="dxa"/>
+              <w:right w:w="0" w:type="dxa"/>
+            </w:tcMar>
+            <w:vAlign w:val="center"/>
+          </w:tcPr>
+          <w:p>
+            <w:pPr>
+              <w:pBdr>
+                <w:top w:val="none" w:sz="0" w:space="0" w:color="000000"/>
+                <w:left w:val="none" w:sz="0" w:space="0" w:color="000000"/>
+                <w:bottom w:val="none" w:sz="0" w:space="0" w:color="000000"/>
+                <w:right w:val="none" w:sz="0" w:space="0" w:color="000000"/>
+              </w:pBdr>
+              <w:spacing w:before="100" w:after="100"/>
+              <w:ind w:left="100" w:right="100"/>
+              <w:rPr>
+                <w:rFonts w:ascii="Arial" w:eastAsia="Arial" w:hAnsi="Arial" w:cs="Arial"/>
+                <w:color w:val="000000"/>
+                <w:sz w:val="22"/>
+                <w:szCs w:val="22"/>
+              </w:rPr>
+            </w:pPr>
+          </w:p>
+        </w:tc>
+        <w:tc>
+          <w:tcPr>
+            <w:tcW w:w="2105" w:type="dxa"/>
             <w:tcBorders>
               <w:top w:val="single" w:sz="6" w:space="0" w:color="666666"/>
               <w:left w:val="single" w:sz="6" w:space="0" w:color="666666"/>
@@ -3609,12 +3609,12 @@
       </w:tr>
       <w:tr>
         <w:trPr>
-          <w:trHeight w:val="379"/>
+          <w:trHeight w:val="406"/>
           <w:jc w:val="center"/>
         </w:trPr>
         <w:tc>
           <w:tcPr>
-            <w:tcW w:w="2491" w:type="dxa"/>
+            <w:tcW w:w="2567" w:type="dxa"/>
             <w:tcBorders>
               <w:top w:val="single" w:sz="6" w:space="0" w:color="666666"/>
               <w:left w:val="single" w:sz="6" w:space="0" w:color="666666"/>
@@ -3660,7 +3660,7 @@
         </w:tc>
         <w:tc>
           <w:tcPr>
-            <w:tcW w:w="1014" w:type="dxa"/>
+            <w:tcW w:w="1045" w:type="dxa"/>
             <w:tcBorders>
               <w:top w:val="single" w:sz="6" w:space="0" w:color="666666"/>
               <w:left w:val="single" w:sz="6" w:space="0" w:color="666666"/>
@@ -3706,7 +3706,7 @@
         </w:tc>
         <w:tc>
           <w:tcPr>
-            <w:tcW w:w="922" w:type="dxa"/>
+            <w:tcW w:w="950" w:type="dxa"/>
             <w:tcBorders>
               <w:top w:val="single" w:sz="6" w:space="0" w:color="666666"/>
               <w:left w:val="single" w:sz="6" w:space="0" w:color="666666"/>
@@ -3752,7 +3752,7 @@
         </w:tc>
         <w:tc>
           <w:tcPr>
-            <w:tcW w:w="944" w:type="dxa"/>
+            <w:tcW w:w="973" w:type="dxa"/>
             <w:tcBorders>
               <w:top w:val="single" w:sz="6" w:space="0" w:color="666666"/>
               <w:left w:val="single" w:sz="6" w:space="0" w:color="666666"/>
@@ -3798,44 +3798,44 @@
         </w:tc>
         <w:tc>
           <w:tcPr>
-            <w:tcW w:w="864" w:type="dxa"/>
-            <w:tcBorders>
-              <w:top w:val="single" w:sz="6" w:space="0" w:color="666666"/>
-              <w:left w:val="single" w:sz="6" w:space="0" w:color="666666"/>
-              <w:bottom w:val="single" w:sz="6" w:space="0" w:color="666666"/>
-              <w:right w:val="single" w:sz="6" w:space="0" w:color="666666"/>
-            </w:tcBorders>
-            <w:shd w:val="clear" w:color="auto" w:fill="FFFFFF"/>
-            <w:tcMar>
-              <w:top w:w="0" w:type="dxa"/>
-              <w:left w:w="0" w:type="dxa"/>
-              <w:bottom w:w="0" w:type="dxa"/>
-              <w:right w:w="0" w:type="dxa"/>
-            </w:tcMar>
-            <w:vAlign w:val="center"/>
-          </w:tcPr>
-          <w:p>
-            <w:pPr>
-              <w:pBdr>
-                <w:top w:val="none" w:sz="0" w:space="0" w:color="000000"/>
-                <w:left w:val="none" w:sz="0" w:space="0" w:color="000000"/>
-                <w:bottom w:val="none" w:sz="0" w:space="0" w:color="000000"/>
-                <w:right w:val="none" w:sz="0" w:space="0" w:color="000000"/>
-              </w:pBdr>
-              <w:spacing w:before="100" w:after="100"/>
-              <w:ind w:left="100" w:right="100"/>
-              <w:rPr>
-                <w:rFonts w:ascii="Arial" w:eastAsia="Arial" w:hAnsi="Arial" w:cs="Arial"/>
-                <w:color w:val="000000"/>
-                <w:sz w:val="22"/>
-                <w:szCs w:val="22"/>
-              </w:rPr>
-            </w:pPr>
-          </w:p>
-        </w:tc>
-        <w:tc>
-          <w:tcPr>
-            <w:tcW w:w="2042" w:type="dxa"/>
+            <w:tcW w:w="891" w:type="dxa"/>
+            <w:tcBorders>
+              <w:top w:val="single" w:sz="6" w:space="0" w:color="666666"/>
+              <w:left w:val="single" w:sz="6" w:space="0" w:color="666666"/>
+              <w:bottom w:val="single" w:sz="6" w:space="0" w:color="666666"/>
+              <w:right w:val="single" w:sz="6" w:space="0" w:color="666666"/>
+            </w:tcBorders>
+            <w:shd w:val="clear" w:color="auto" w:fill="FFFFFF"/>
+            <w:tcMar>
+              <w:top w:w="0" w:type="dxa"/>
+              <w:left w:w="0" w:type="dxa"/>
+              <w:bottom w:w="0" w:type="dxa"/>
+              <w:right w:w="0" w:type="dxa"/>
+            </w:tcMar>
+            <w:vAlign w:val="center"/>
+          </w:tcPr>
+          <w:p>
+            <w:pPr>
+              <w:pBdr>
+                <w:top w:val="none" w:sz="0" w:space="0" w:color="000000"/>
+                <w:left w:val="none" w:sz="0" w:space="0" w:color="000000"/>
+                <w:bottom w:val="none" w:sz="0" w:space="0" w:color="000000"/>
+                <w:right w:val="none" w:sz="0" w:space="0" w:color="000000"/>
+              </w:pBdr>
+              <w:spacing w:before="100" w:after="100"/>
+              <w:ind w:left="100" w:right="100"/>
+              <w:rPr>
+                <w:rFonts w:ascii="Arial" w:eastAsia="Arial" w:hAnsi="Arial" w:cs="Arial"/>
+                <w:color w:val="000000"/>
+                <w:sz w:val="22"/>
+                <w:szCs w:val="22"/>
+              </w:rPr>
+            </w:pPr>
+          </w:p>
+        </w:tc>
+        <w:tc>
+          <w:tcPr>
+            <w:tcW w:w="2105" w:type="dxa"/>
             <w:tcBorders>
               <w:top w:val="single" w:sz="6" w:space="0" w:color="666666"/>
               <w:left w:val="single" w:sz="6" w:space="0" w:color="666666"/>
@@ -3893,12 +3893,12 @@
       </w:tr>
       <w:tr>
         <w:trPr>
-          <w:trHeight w:val="379"/>
+          <w:trHeight w:val="406"/>
           <w:jc w:val="center"/>
         </w:trPr>
         <w:tc>
           <w:tcPr>
-            <w:tcW w:w="2491" w:type="dxa"/>
+            <w:tcW w:w="2567" w:type="dxa"/>
             <w:tcBorders>
               <w:top w:val="single" w:sz="6" w:space="0" w:color="666666"/>
               <w:left w:val="single" w:sz="6" w:space="0" w:color="666666"/>
@@ -3944,7 +3944,7 @@
         </w:tc>
         <w:tc>
           <w:tcPr>
-            <w:tcW w:w="1014" w:type="dxa"/>
+            <w:tcW w:w="1045" w:type="dxa"/>
             <w:tcBorders>
               <w:top w:val="single" w:sz="6" w:space="0" w:color="666666"/>
               <w:left w:val="single" w:sz="6" w:space="0" w:color="666666"/>
@@ -3990,7 +3990,7 @@
         </w:tc>
         <w:tc>
           <w:tcPr>
-            <w:tcW w:w="922" w:type="dxa"/>
+            <w:tcW w:w="950" w:type="dxa"/>
             <w:tcBorders>
               <w:top w:val="single" w:sz="6" w:space="0" w:color="666666"/>
               <w:left w:val="single" w:sz="6" w:space="0" w:color="666666"/>
@@ -4036,7 +4036,7 @@
         </w:tc>
         <w:tc>
           <w:tcPr>
-            <w:tcW w:w="944" w:type="dxa"/>
+            <w:tcW w:w="973" w:type="dxa"/>
             <w:tcBorders>
               <w:top w:val="single" w:sz="6" w:space="0" w:color="666666"/>
               <w:left w:val="single" w:sz="6" w:space="0" w:color="666666"/>
@@ -4082,44 +4082,44 @@
         </w:tc>
         <w:tc>
           <w:tcPr>
-            <w:tcW w:w="864" w:type="dxa"/>
-            <w:tcBorders>
-              <w:top w:val="single" w:sz="6" w:space="0" w:color="666666"/>
-              <w:left w:val="single" w:sz="6" w:space="0" w:color="666666"/>
-              <w:bottom w:val="single" w:sz="6" w:space="0" w:color="666666"/>
-              <w:right w:val="single" w:sz="6" w:space="0" w:color="666666"/>
-            </w:tcBorders>
-            <w:shd w:val="clear" w:color="auto" w:fill="FFFFFF"/>
-            <w:tcMar>
-              <w:top w:w="0" w:type="dxa"/>
-              <w:left w:w="0" w:type="dxa"/>
-              <w:bottom w:w="0" w:type="dxa"/>
-              <w:right w:w="0" w:type="dxa"/>
-            </w:tcMar>
-            <w:vAlign w:val="center"/>
-          </w:tcPr>
-          <w:p>
-            <w:pPr>
-              <w:pBdr>
-                <w:top w:val="none" w:sz="0" w:space="0" w:color="000000"/>
-                <w:left w:val="none" w:sz="0" w:space="0" w:color="000000"/>
-                <w:bottom w:val="none" w:sz="0" w:space="0" w:color="000000"/>
-                <w:right w:val="none" w:sz="0" w:space="0" w:color="000000"/>
-              </w:pBdr>
-              <w:spacing w:before="100" w:after="100"/>
-              <w:ind w:left="100" w:right="100"/>
-              <w:rPr>
-                <w:rFonts w:ascii="Arial" w:eastAsia="Arial" w:hAnsi="Arial" w:cs="Arial"/>
-                <w:color w:val="000000"/>
-                <w:sz w:val="22"/>
-                <w:szCs w:val="22"/>
-              </w:rPr>
-            </w:pPr>
-          </w:p>
-        </w:tc>
-        <w:tc>
-          <w:tcPr>
-            <w:tcW w:w="2042" w:type="dxa"/>
+            <w:tcW w:w="891" w:type="dxa"/>
+            <w:tcBorders>
+              <w:top w:val="single" w:sz="6" w:space="0" w:color="666666"/>
+              <w:left w:val="single" w:sz="6" w:space="0" w:color="666666"/>
+              <w:bottom w:val="single" w:sz="6" w:space="0" w:color="666666"/>
+              <w:right w:val="single" w:sz="6" w:space="0" w:color="666666"/>
+            </w:tcBorders>
+            <w:shd w:val="clear" w:color="auto" w:fill="FFFFFF"/>
+            <w:tcMar>
+              <w:top w:w="0" w:type="dxa"/>
+              <w:left w:w="0" w:type="dxa"/>
+              <w:bottom w:w="0" w:type="dxa"/>
+              <w:right w:w="0" w:type="dxa"/>
+            </w:tcMar>
+            <w:vAlign w:val="center"/>
+          </w:tcPr>
+          <w:p>
+            <w:pPr>
+              <w:pBdr>
+                <w:top w:val="none" w:sz="0" w:space="0" w:color="000000"/>
+                <w:left w:val="none" w:sz="0" w:space="0" w:color="000000"/>
+                <w:bottom w:val="none" w:sz="0" w:space="0" w:color="000000"/>
+                <w:right w:val="none" w:sz="0" w:space="0" w:color="000000"/>
+              </w:pBdr>
+              <w:spacing w:before="100" w:after="100"/>
+              <w:ind w:left="100" w:right="100"/>
+              <w:rPr>
+                <w:rFonts w:ascii="Arial" w:eastAsia="Arial" w:hAnsi="Arial" w:cs="Arial"/>
+                <w:color w:val="000000"/>
+                <w:sz w:val="22"/>
+                <w:szCs w:val="22"/>
+              </w:rPr>
+            </w:pPr>
+          </w:p>
+        </w:tc>
+        <w:tc>
+          <w:tcPr>
+            <w:tcW w:w="2105" w:type="dxa"/>
             <w:tcBorders>
               <w:top w:val="single" w:sz="6" w:space="0" w:color="666666"/>
               <w:left w:val="single" w:sz="6" w:space="0" w:color="666666"/>
@@ -4177,12 +4177,12 @@
       </w:tr>
       <w:tr>
         <w:trPr>
-          <w:trHeight w:val="379"/>
+          <w:trHeight w:val="406"/>
           <w:jc w:val="center"/>
         </w:trPr>
         <w:tc>
           <w:tcPr>
-            <w:tcW w:w="2491" w:type="dxa"/>
+            <w:tcW w:w="2567" w:type="dxa"/>
             <w:tcBorders>
               <w:top w:val="single" w:sz="6" w:space="0" w:color="666666"/>
               <w:left w:val="single" w:sz="6" w:space="0" w:color="666666"/>
@@ -4228,155 +4228,155 @@
         </w:tc>
         <w:tc>
           <w:tcPr>
-            <w:tcW w:w="1014" w:type="dxa"/>
-            <w:tcBorders>
-              <w:top w:val="single" w:sz="6" w:space="0" w:color="666666"/>
-              <w:left w:val="single" w:sz="6" w:space="0" w:color="666666"/>
-              <w:bottom w:val="single" w:sz="6" w:space="0" w:color="666666"/>
-              <w:right w:val="single" w:sz="6" w:space="0" w:color="666666"/>
-            </w:tcBorders>
-            <w:shd w:val="clear" w:color="auto" w:fill="FFFFFF"/>
-            <w:tcMar>
-              <w:top w:w="0" w:type="dxa"/>
-              <w:left w:w="0" w:type="dxa"/>
-              <w:bottom w:w="0" w:type="dxa"/>
-              <w:right w:w="0" w:type="dxa"/>
-            </w:tcMar>
-            <w:vAlign w:val="center"/>
-          </w:tcPr>
-          <w:p>
-            <w:pPr>
-              <w:pBdr>
-                <w:top w:val="none" w:sz="0" w:space="0" w:color="000000"/>
-                <w:left w:val="none" w:sz="0" w:space="0" w:color="000000"/>
-                <w:bottom w:val="none" w:sz="0" w:space="0" w:color="000000"/>
-                <w:right w:val="none" w:sz="0" w:space="0" w:color="000000"/>
-              </w:pBdr>
-              <w:spacing w:before="100" w:after="100"/>
-              <w:ind w:left="100" w:right="100"/>
-              <w:rPr>
-                <w:rFonts w:ascii="Arial" w:eastAsia="Arial" w:hAnsi="Arial" w:cs="Arial"/>
-                <w:color w:val="000000"/>
-                <w:sz w:val="22"/>
-                <w:szCs w:val="22"/>
-              </w:rPr>
-            </w:pPr>
-          </w:p>
-        </w:tc>
-        <w:tc>
-          <w:tcPr>
-            <w:tcW w:w="922" w:type="dxa"/>
-            <w:tcBorders>
-              <w:top w:val="single" w:sz="6" w:space="0" w:color="666666"/>
-              <w:left w:val="single" w:sz="6" w:space="0" w:color="666666"/>
-              <w:bottom w:val="single" w:sz="6" w:space="0" w:color="666666"/>
-              <w:right w:val="single" w:sz="6" w:space="0" w:color="666666"/>
-            </w:tcBorders>
-            <w:shd w:val="clear" w:color="auto" w:fill="FFFFFF"/>
-            <w:tcMar>
-              <w:top w:w="0" w:type="dxa"/>
-              <w:left w:w="0" w:type="dxa"/>
-              <w:bottom w:w="0" w:type="dxa"/>
-              <w:right w:w="0" w:type="dxa"/>
-            </w:tcMar>
-            <w:vAlign w:val="center"/>
-          </w:tcPr>
-          <w:p>
-            <w:pPr>
-              <w:pBdr>
-                <w:top w:val="none" w:sz="0" w:space="0" w:color="000000"/>
-                <w:left w:val="none" w:sz="0" w:space="0" w:color="000000"/>
-                <w:bottom w:val="none" w:sz="0" w:space="0" w:color="000000"/>
-                <w:right w:val="none" w:sz="0" w:space="0" w:color="000000"/>
-              </w:pBdr>
-              <w:spacing w:before="100" w:after="100"/>
-              <w:ind w:left="100" w:right="100"/>
-              <w:rPr>
-                <w:rFonts w:ascii="Arial" w:eastAsia="Arial" w:hAnsi="Arial" w:cs="Arial"/>
-                <w:color w:val="000000"/>
-                <w:sz w:val="22"/>
-                <w:szCs w:val="22"/>
-              </w:rPr>
-            </w:pPr>
-          </w:p>
-        </w:tc>
-        <w:tc>
-          <w:tcPr>
-            <w:tcW w:w="944" w:type="dxa"/>
-            <w:tcBorders>
-              <w:top w:val="single" w:sz="6" w:space="0" w:color="666666"/>
-              <w:left w:val="single" w:sz="6" w:space="0" w:color="666666"/>
-              <w:bottom w:val="single" w:sz="6" w:space="0" w:color="666666"/>
-              <w:right w:val="single" w:sz="6" w:space="0" w:color="666666"/>
-            </w:tcBorders>
-            <w:shd w:val="clear" w:color="auto" w:fill="FFFFFF"/>
-            <w:tcMar>
-              <w:top w:w="0" w:type="dxa"/>
-              <w:left w:w="0" w:type="dxa"/>
-              <w:bottom w:w="0" w:type="dxa"/>
-              <w:right w:w="0" w:type="dxa"/>
-            </w:tcMar>
-            <w:vAlign w:val="center"/>
-          </w:tcPr>
-          <w:p>
-            <w:pPr>
-              <w:pBdr>
-                <w:top w:val="none" w:sz="0" w:space="0" w:color="000000"/>
-                <w:left w:val="none" w:sz="0" w:space="0" w:color="000000"/>
-                <w:bottom w:val="none" w:sz="0" w:space="0" w:color="000000"/>
-                <w:right w:val="none" w:sz="0" w:space="0" w:color="000000"/>
-              </w:pBdr>
-              <w:spacing w:before="100" w:after="100"/>
-              <w:ind w:left="100" w:right="100"/>
-              <w:rPr>
-                <w:rFonts w:ascii="Arial" w:eastAsia="Arial" w:hAnsi="Arial" w:cs="Arial"/>
-                <w:color w:val="000000"/>
-                <w:sz w:val="22"/>
-                <w:szCs w:val="22"/>
-              </w:rPr>
-            </w:pPr>
-          </w:p>
-        </w:tc>
-        <w:tc>
-          <w:tcPr>
-            <w:tcW w:w="864" w:type="dxa"/>
-            <w:tcBorders>
-              <w:top w:val="single" w:sz="6" w:space="0" w:color="666666"/>
-              <w:left w:val="single" w:sz="6" w:space="0" w:color="666666"/>
-              <w:bottom w:val="single" w:sz="6" w:space="0" w:color="666666"/>
-              <w:right w:val="single" w:sz="6" w:space="0" w:color="666666"/>
-            </w:tcBorders>
-            <w:shd w:val="clear" w:color="auto" w:fill="FFFFFF"/>
-            <w:tcMar>
-              <w:top w:w="0" w:type="dxa"/>
-              <w:left w:w="0" w:type="dxa"/>
-              <w:bottom w:w="0" w:type="dxa"/>
-              <w:right w:w="0" w:type="dxa"/>
-            </w:tcMar>
-            <w:vAlign w:val="center"/>
-          </w:tcPr>
-          <w:p>
-            <w:pPr>
-              <w:pBdr>
-                <w:top w:val="none" w:sz="0" w:space="0" w:color="000000"/>
-                <w:left w:val="none" w:sz="0" w:space="0" w:color="000000"/>
-                <w:bottom w:val="none" w:sz="0" w:space="0" w:color="000000"/>
-                <w:right w:val="none" w:sz="0" w:space="0" w:color="000000"/>
-              </w:pBdr>
-              <w:spacing w:before="100" w:after="100"/>
-              <w:ind w:left="100" w:right="100"/>
-              <w:rPr>
-                <w:rFonts w:ascii="Arial" w:eastAsia="Arial" w:hAnsi="Arial" w:cs="Arial"/>
-                <w:color w:val="000000"/>
-                <w:sz w:val="22"/>
-                <w:szCs w:val="22"/>
-              </w:rPr>
-            </w:pPr>
-          </w:p>
-        </w:tc>
-        <w:tc>
-          <w:tcPr>
-            <w:tcW w:w="2042" w:type="dxa"/>
+            <w:tcW w:w="1045" w:type="dxa"/>
+            <w:tcBorders>
+              <w:top w:val="single" w:sz="6" w:space="0" w:color="666666"/>
+              <w:left w:val="single" w:sz="6" w:space="0" w:color="666666"/>
+              <w:bottom w:val="single" w:sz="6" w:space="0" w:color="666666"/>
+              <w:right w:val="single" w:sz="6" w:space="0" w:color="666666"/>
+            </w:tcBorders>
+            <w:shd w:val="clear" w:color="auto" w:fill="FFFFFF"/>
+            <w:tcMar>
+              <w:top w:w="0" w:type="dxa"/>
+              <w:left w:w="0" w:type="dxa"/>
+              <w:bottom w:w="0" w:type="dxa"/>
+              <w:right w:w="0" w:type="dxa"/>
+            </w:tcMar>
+            <w:vAlign w:val="center"/>
+          </w:tcPr>
+          <w:p>
+            <w:pPr>
+              <w:pBdr>
+                <w:top w:val="none" w:sz="0" w:space="0" w:color="000000"/>
+                <w:left w:val="none" w:sz="0" w:space="0" w:color="000000"/>
+                <w:bottom w:val="none" w:sz="0" w:space="0" w:color="000000"/>
+                <w:right w:val="none" w:sz="0" w:space="0" w:color="000000"/>
+              </w:pBdr>
+              <w:spacing w:before="100" w:after="100"/>
+              <w:ind w:left="100" w:right="100"/>
+              <w:rPr>
+                <w:rFonts w:ascii="Arial" w:eastAsia="Arial" w:hAnsi="Arial" w:cs="Arial"/>
+                <w:color w:val="000000"/>
+                <w:sz w:val="22"/>
+                <w:szCs w:val="22"/>
+              </w:rPr>
+            </w:pPr>
+          </w:p>
+        </w:tc>
+        <w:tc>
+          <w:tcPr>
+            <w:tcW w:w="950" w:type="dxa"/>
+            <w:tcBorders>
+              <w:top w:val="single" w:sz="6" w:space="0" w:color="666666"/>
+              <w:left w:val="single" w:sz="6" w:space="0" w:color="666666"/>
+              <w:bottom w:val="single" w:sz="6" w:space="0" w:color="666666"/>
+              <w:right w:val="single" w:sz="6" w:space="0" w:color="666666"/>
+            </w:tcBorders>
+            <w:shd w:val="clear" w:color="auto" w:fill="FFFFFF"/>
+            <w:tcMar>
+              <w:top w:w="0" w:type="dxa"/>
+              <w:left w:w="0" w:type="dxa"/>
+              <w:bottom w:w="0" w:type="dxa"/>
+              <w:right w:w="0" w:type="dxa"/>
+            </w:tcMar>
+            <w:vAlign w:val="center"/>
+          </w:tcPr>
+          <w:p>
+            <w:pPr>
+              <w:pBdr>
+                <w:top w:val="none" w:sz="0" w:space="0" w:color="000000"/>
+                <w:left w:val="none" w:sz="0" w:space="0" w:color="000000"/>
+                <w:bottom w:val="none" w:sz="0" w:space="0" w:color="000000"/>
+                <w:right w:val="none" w:sz="0" w:space="0" w:color="000000"/>
+              </w:pBdr>
+              <w:spacing w:before="100" w:after="100"/>
+              <w:ind w:left="100" w:right="100"/>
+              <w:rPr>
+                <w:rFonts w:ascii="Arial" w:eastAsia="Arial" w:hAnsi="Arial" w:cs="Arial"/>
+                <w:color w:val="000000"/>
+                <w:sz w:val="22"/>
+                <w:szCs w:val="22"/>
+              </w:rPr>
+            </w:pPr>
+          </w:p>
+        </w:tc>
+        <w:tc>
+          <w:tcPr>
+            <w:tcW w:w="973" w:type="dxa"/>
+            <w:tcBorders>
+              <w:top w:val="single" w:sz="6" w:space="0" w:color="666666"/>
+              <w:left w:val="single" w:sz="6" w:space="0" w:color="666666"/>
+              <w:bottom w:val="single" w:sz="6" w:space="0" w:color="666666"/>
+              <w:right w:val="single" w:sz="6" w:space="0" w:color="666666"/>
+            </w:tcBorders>
+            <w:shd w:val="clear" w:color="auto" w:fill="FFFFFF"/>
+            <w:tcMar>
+              <w:top w:w="0" w:type="dxa"/>
+              <w:left w:w="0" w:type="dxa"/>
+              <w:bottom w:w="0" w:type="dxa"/>
+              <w:right w:w="0" w:type="dxa"/>
+            </w:tcMar>
+            <w:vAlign w:val="center"/>
+          </w:tcPr>
+          <w:p>
+            <w:pPr>
+              <w:pBdr>
+                <w:top w:val="none" w:sz="0" w:space="0" w:color="000000"/>
+                <w:left w:val="none" w:sz="0" w:space="0" w:color="000000"/>
+                <w:bottom w:val="none" w:sz="0" w:space="0" w:color="000000"/>
+                <w:right w:val="none" w:sz="0" w:space="0" w:color="000000"/>
+              </w:pBdr>
+              <w:spacing w:before="100" w:after="100"/>
+              <w:ind w:left="100" w:right="100"/>
+              <w:rPr>
+                <w:rFonts w:ascii="Arial" w:eastAsia="Arial" w:hAnsi="Arial" w:cs="Arial"/>
+                <w:color w:val="000000"/>
+                <w:sz w:val="22"/>
+                <w:szCs w:val="22"/>
+              </w:rPr>
+            </w:pPr>
+          </w:p>
+        </w:tc>
+        <w:tc>
+          <w:tcPr>
+            <w:tcW w:w="891" w:type="dxa"/>
+            <w:tcBorders>
+              <w:top w:val="single" w:sz="6" w:space="0" w:color="666666"/>
+              <w:left w:val="single" w:sz="6" w:space="0" w:color="666666"/>
+              <w:bottom w:val="single" w:sz="6" w:space="0" w:color="666666"/>
+              <w:right w:val="single" w:sz="6" w:space="0" w:color="666666"/>
+            </w:tcBorders>
+            <w:shd w:val="clear" w:color="auto" w:fill="FFFFFF"/>
+            <w:tcMar>
+              <w:top w:w="0" w:type="dxa"/>
+              <w:left w:w="0" w:type="dxa"/>
+              <w:bottom w:w="0" w:type="dxa"/>
+              <w:right w:w="0" w:type="dxa"/>
+            </w:tcMar>
+            <w:vAlign w:val="center"/>
+          </w:tcPr>
+          <w:p>
+            <w:pPr>
+              <w:pBdr>
+                <w:top w:val="none" w:sz="0" w:space="0" w:color="000000"/>
+                <w:left w:val="none" w:sz="0" w:space="0" w:color="000000"/>
+                <w:bottom w:val="none" w:sz="0" w:space="0" w:color="000000"/>
+                <w:right w:val="none" w:sz="0" w:space="0" w:color="000000"/>
+              </w:pBdr>
+              <w:spacing w:before="100" w:after="100"/>
+              <w:ind w:left="100" w:right="100"/>
+              <w:rPr>
+                <w:rFonts w:ascii="Arial" w:eastAsia="Arial" w:hAnsi="Arial" w:cs="Arial"/>
+                <w:color w:val="000000"/>
+                <w:sz w:val="22"/>
+                <w:szCs w:val="22"/>
+              </w:rPr>
+            </w:pPr>
+          </w:p>
+        </w:tc>
+        <w:tc>
+          <w:tcPr>
+            <w:tcW w:w="2105" w:type="dxa"/>
             <w:tcBorders>
               <w:top w:val="single" w:sz="6" w:space="0" w:color="666666"/>
               <w:left w:val="single" w:sz="6" w:space="0" w:color="666666"/>
@@ -4414,59 +4414,58 @@
       </w:tr>
       <w:tr>
         <w:trPr>
-          <w:trHeight w:val="379"/>
+          <w:trHeight w:val="406"/>
           <w:jc w:val="center"/>
         </w:trPr>
         <w:tc>
           <w:tcPr>
-            <w:tcW w:w="2491" w:type="dxa"/>
-            <w:tcBorders>
-              <w:top w:val="single" w:sz="6" w:space="0" w:color="666666"/>
-              <w:left w:val="single" w:sz="6" w:space="0" w:color="666666"/>
-              <w:bottom w:val="single" w:sz="6" w:space="0" w:color="666666"/>
-              <w:right w:val="single" w:sz="6" w:space="0" w:color="666666"/>
-            </w:tcBorders>
-            <w:shd w:val="clear" w:color="auto" w:fill="FFFFFF"/>
-            <w:tcMar>
-              <w:top w:w="0" w:type="dxa"/>
-              <w:left w:w="0" w:type="dxa"/>
-              <w:bottom w:w="0" w:type="dxa"/>
-              <w:right w:w="0" w:type="dxa"/>
-            </w:tcMar>
-            <w:vAlign w:val="center"/>
-          </w:tcPr>
-          <w:p>
-            <w:pPr>
-              <w:pBdr>
-                <w:top w:val="none" w:sz="0" w:space="0" w:color="000000"/>
-                <w:left w:val="none" w:sz="0" w:space="0" w:color="000000"/>
-                <w:bottom w:val="none" w:sz="0" w:space="0" w:color="000000"/>
-                <w:right w:val="none" w:sz="0" w:space="0" w:color="000000"/>
-              </w:pBdr>
-              <w:spacing w:before="100" w:after="100"/>
-              <w:ind w:left="100" w:right="100"/>
-              <w:rPr>
-                <w:rFonts w:ascii="Arial" w:eastAsia="Arial" w:hAnsi="Arial" w:cs="Arial"/>
-                <w:color w:val="000000"/>
-                <w:sz w:val="22"/>
-                <w:szCs w:val="22"/>
-              </w:rPr>
-            </w:pPr>
-            <w:r>
-              <w:rPr>
-                <w:rFonts w:ascii="Arial" w:eastAsia="Arial" w:hAnsi="Arial" w:cs="Arial"/>
-                <w:color w:val="000000"/>
-                <w:sz w:val="22"/>
-                <w:szCs w:val="22"/>
-              </w:rPr>
-              <w:lastRenderedPageBreak/>
+            <w:tcW w:w="2567" w:type="dxa"/>
+            <w:tcBorders>
+              <w:top w:val="single" w:sz="6" w:space="0" w:color="666666"/>
+              <w:left w:val="single" w:sz="6" w:space="0" w:color="666666"/>
+              <w:bottom w:val="single" w:sz="6" w:space="0" w:color="666666"/>
+              <w:right w:val="single" w:sz="6" w:space="0" w:color="666666"/>
+            </w:tcBorders>
+            <w:shd w:val="clear" w:color="auto" w:fill="FFFFFF"/>
+            <w:tcMar>
+              <w:top w:w="0" w:type="dxa"/>
+              <w:left w:w="0" w:type="dxa"/>
+              <w:bottom w:w="0" w:type="dxa"/>
+              <w:right w:w="0" w:type="dxa"/>
+            </w:tcMar>
+            <w:vAlign w:val="center"/>
+          </w:tcPr>
+          <w:p>
+            <w:pPr>
+              <w:pBdr>
+                <w:top w:val="none" w:sz="0" w:space="0" w:color="000000"/>
+                <w:left w:val="none" w:sz="0" w:space="0" w:color="000000"/>
+                <w:bottom w:val="none" w:sz="0" w:space="0" w:color="000000"/>
+                <w:right w:val="none" w:sz="0" w:space="0" w:color="000000"/>
+              </w:pBdr>
+              <w:spacing w:before="100" w:after="100"/>
+              <w:ind w:left="100" w:right="100"/>
+              <w:rPr>
+                <w:rFonts w:ascii="Arial" w:eastAsia="Arial" w:hAnsi="Arial" w:cs="Arial"/>
+                <w:color w:val="000000"/>
+                <w:sz w:val="22"/>
+                <w:szCs w:val="22"/>
+              </w:rPr>
+            </w:pPr>
+            <w:r>
+              <w:rPr>
+                <w:rFonts w:ascii="Arial" w:eastAsia="Arial" w:hAnsi="Arial" w:cs="Arial"/>
+                <w:color w:val="000000"/>
+                <w:sz w:val="22"/>
+                <w:szCs w:val="22"/>
+              </w:rPr>
               <w:t>Leukopenia</w:t>
             </w:r>
           </w:p>
         </w:tc>
         <w:tc>
           <w:tcPr>
-            <w:tcW w:w="1014" w:type="dxa"/>
+            <w:tcW w:w="1045" w:type="dxa"/>
             <w:tcBorders>
               <w:top w:val="single" w:sz="6" w:space="0" w:color="666666"/>
               <w:left w:val="single" w:sz="6" w:space="0" w:color="666666"/>
@@ -4512,7 +4511,7 @@
         </w:tc>
         <w:tc>
           <w:tcPr>
-            <w:tcW w:w="922" w:type="dxa"/>
+            <w:tcW w:w="950" w:type="dxa"/>
             <w:tcBorders>
               <w:top w:val="single" w:sz="6" w:space="0" w:color="666666"/>
               <w:left w:val="single" w:sz="6" w:space="0" w:color="666666"/>
@@ -4558,7 +4557,7 @@
         </w:tc>
         <w:tc>
           <w:tcPr>
-            <w:tcW w:w="944" w:type="dxa"/>
+            <w:tcW w:w="973" w:type="dxa"/>
             <w:tcBorders>
               <w:top w:val="single" w:sz="6" w:space="0" w:color="666666"/>
               <w:left w:val="single" w:sz="6" w:space="0" w:color="666666"/>
@@ -4604,44 +4603,44 @@
         </w:tc>
         <w:tc>
           <w:tcPr>
-            <w:tcW w:w="864" w:type="dxa"/>
-            <w:tcBorders>
-              <w:top w:val="single" w:sz="6" w:space="0" w:color="666666"/>
-              <w:left w:val="single" w:sz="6" w:space="0" w:color="666666"/>
-              <w:bottom w:val="single" w:sz="6" w:space="0" w:color="666666"/>
-              <w:right w:val="single" w:sz="6" w:space="0" w:color="666666"/>
-            </w:tcBorders>
-            <w:shd w:val="clear" w:color="auto" w:fill="FFFFFF"/>
-            <w:tcMar>
-              <w:top w:w="0" w:type="dxa"/>
-              <w:left w:w="0" w:type="dxa"/>
-              <w:bottom w:w="0" w:type="dxa"/>
-              <w:right w:w="0" w:type="dxa"/>
-            </w:tcMar>
-            <w:vAlign w:val="center"/>
-          </w:tcPr>
-          <w:p>
-            <w:pPr>
-              <w:pBdr>
-                <w:top w:val="none" w:sz="0" w:space="0" w:color="000000"/>
-                <w:left w:val="none" w:sz="0" w:space="0" w:color="000000"/>
-                <w:bottom w:val="none" w:sz="0" w:space="0" w:color="000000"/>
-                <w:right w:val="none" w:sz="0" w:space="0" w:color="000000"/>
-              </w:pBdr>
-              <w:spacing w:before="100" w:after="100"/>
-              <w:ind w:left="100" w:right="100"/>
-              <w:rPr>
-                <w:rFonts w:ascii="Arial" w:eastAsia="Arial" w:hAnsi="Arial" w:cs="Arial"/>
-                <w:color w:val="000000"/>
-                <w:sz w:val="22"/>
-                <w:szCs w:val="22"/>
-              </w:rPr>
-            </w:pPr>
-          </w:p>
-        </w:tc>
-        <w:tc>
-          <w:tcPr>
-            <w:tcW w:w="2042" w:type="dxa"/>
+            <w:tcW w:w="891" w:type="dxa"/>
+            <w:tcBorders>
+              <w:top w:val="single" w:sz="6" w:space="0" w:color="666666"/>
+              <w:left w:val="single" w:sz="6" w:space="0" w:color="666666"/>
+              <w:bottom w:val="single" w:sz="6" w:space="0" w:color="666666"/>
+              <w:right w:val="single" w:sz="6" w:space="0" w:color="666666"/>
+            </w:tcBorders>
+            <w:shd w:val="clear" w:color="auto" w:fill="FFFFFF"/>
+            <w:tcMar>
+              <w:top w:w="0" w:type="dxa"/>
+              <w:left w:w="0" w:type="dxa"/>
+              <w:bottom w:w="0" w:type="dxa"/>
+              <w:right w:w="0" w:type="dxa"/>
+            </w:tcMar>
+            <w:vAlign w:val="center"/>
+          </w:tcPr>
+          <w:p>
+            <w:pPr>
+              <w:pBdr>
+                <w:top w:val="none" w:sz="0" w:space="0" w:color="000000"/>
+                <w:left w:val="none" w:sz="0" w:space="0" w:color="000000"/>
+                <w:bottom w:val="none" w:sz="0" w:space="0" w:color="000000"/>
+                <w:right w:val="none" w:sz="0" w:space="0" w:color="000000"/>
+              </w:pBdr>
+              <w:spacing w:before="100" w:after="100"/>
+              <w:ind w:left="100" w:right="100"/>
+              <w:rPr>
+                <w:rFonts w:ascii="Arial" w:eastAsia="Arial" w:hAnsi="Arial" w:cs="Arial"/>
+                <w:color w:val="000000"/>
+                <w:sz w:val="22"/>
+                <w:szCs w:val="22"/>
+              </w:rPr>
+            </w:pPr>
+          </w:p>
+        </w:tc>
+        <w:tc>
+          <w:tcPr>
+            <w:tcW w:w="2105" w:type="dxa"/>
             <w:tcBorders>
               <w:top w:val="single" w:sz="6" w:space="0" w:color="666666"/>
               <w:left w:val="single" w:sz="6" w:space="0" w:color="666666"/>
@@ -4699,58 +4698,59 @@
       </w:tr>
       <w:tr>
         <w:trPr>
-          <w:trHeight w:val="391"/>
+          <w:trHeight w:val="420"/>
           <w:jc w:val="center"/>
         </w:trPr>
         <w:tc>
           <w:tcPr>
-            <w:tcW w:w="2491" w:type="dxa"/>
-            <w:tcBorders>
-              <w:top w:val="single" w:sz="6" w:space="0" w:color="666666"/>
-              <w:left w:val="single" w:sz="6" w:space="0" w:color="666666"/>
-              <w:bottom w:val="single" w:sz="6" w:space="0" w:color="666666"/>
-              <w:right w:val="single" w:sz="6" w:space="0" w:color="666666"/>
-            </w:tcBorders>
-            <w:shd w:val="clear" w:color="auto" w:fill="FFFFFF"/>
-            <w:tcMar>
-              <w:top w:w="0" w:type="dxa"/>
-              <w:left w:w="0" w:type="dxa"/>
-              <w:bottom w:w="0" w:type="dxa"/>
-              <w:right w:w="0" w:type="dxa"/>
-            </w:tcMar>
-            <w:vAlign w:val="center"/>
-          </w:tcPr>
-          <w:p>
-            <w:pPr>
-              <w:pBdr>
-                <w:top w:val="none" w:sz="0" w:space="0" w:color="000000"/>
-                <w:left w:val="none" w:sz="0" w:space="0" w:color="000000"/>
-                <w:bottom w:val="none" w:sz="0" w:space="0" w:color="000000"/>
-                <w:right w:val="none" w:sz="0" w:space="0" w:color="000000"/>
-              </w:pBdr>
-              <w:spacing w:before="100" w:after="100"/>
-              <w:ind w:left="100" w:right="100"/>
-              <w:rPr>
-                <w:rFonts w:ascii="Arial" w:eastAsia="Arial" w:hAnsi="Arial" w:cs="Arial"/>
-                <w:color w:val="000000"/>
-                <w:sz w:val="22"/>
-                <w:szCs w:val="22"/>
-              </w:rPr>
-            </w:pPr>
-            <w:r>
-              <w:rPr>
-                <w:rFonts w:ascii="Arial" w:eastAsia="Arial" w:hAnsi="Arial" w:cs="Arial"/>
-                <w:color w:val="000000"/>
-                <w:sz w:val="22"/>
-                <w:szCs w:val="22"/>
-              </w:rPr>
+            <w:tcW w:w="2567" w:type="dxa"/>
+            <w:tcBorders>
+              <w:top w:val="single" w:sz="6" w:space="0" w:color="666666"/>
+              <w:left w:val="single" w:sz="6" w:space="0" w:color="666666"/>
+              <w:bottom w:val="single" w:sz="6" w:space="0" w:color="666666"/>
+              <w:right w:val="single" w:sz="6" w:space="0" w:color="666666"/>
+            </w:tcBorders>
+            <w:shd w:val="clear" w:color="auto" w:fill="FFFFFF"/>
+            <w:tcMar>
+              <w:top w:w="0" w:type="dxa"/>
+              <w:left w:w="0" w:type="dxa"/>
+              <w:bottom w:w="0" w:type="dxa"/>
+              <w:right w:w="0" w:type="dxa"/>
+            </w:tcMar>
+            <w:vAlign w:val="center"/>
+          </w:tcPr>
+          <w:p>
+            <w:pPr>
+              <w:pBdr>
+                <w:top w:val="none" w:sz="0" w:space="0" w:color="000000"/>
+                <w:left w:val="none" w:sz="0" w:space="0" w:color="000000"/>
+                <w:bottom w:val="none" w:sz="0" w:space="0" w:color="000000"/>
+                <w:right w:val="none" w:sz="0" w:space="0" w:color="000000"/>
+              </w:pBdr>
+              <w:spacing w:before="100" w:after="100"/>
+              <w:ind w:left="100" w:right="100"/>
+              <w:rPr>
+                <w:rFonts w:ascii="Arial" w:eastAsia="Arial" w:hAnsi="Arial" w:cs="Arial"/>
+                <w:color w:val="000000"/>
+                <w:sz w:val="22"/>
+                <w:szCs w:val="22"/>
+              </w:rPr>
+            </w:pPr>
+            <w:r>
+              <w:rPr>
+                <w:rFonts w:ascii="Arial" w:eastAsia="Arial" w:hAnsi="Arial" w:cs="Arial"/>
+                <w:color w:val="000000"/>
+                <w:sz w:val="22"/>
+                <w:szCs w:val="22"/>
+              </w:rPr>
+              <w:lastRenderedPageBreak/>
               <w:t>Diarrhea</w:t>
             </w:r>
           </w:p>
         </w:tc>
         <w:tc>
           <w:tcPr>
-            <w:tcW w:w="1014" w:type="dxa"/>
+            <w:tcW w:w="1045" w:type="dxa"/>
             <w:tcBorders>
               <w:top w:val="single" w:sz="6" w:space="0" w:color="666666"/>
               <w:left w:val="single" w:sz="6" w:space="0" w:color="666666"/>
@@ -4796,7 +4796,7 @@
         </w:tc>
         <w:tc>
           <w:tcPr>
-            <w:tcW w:w="922" w:type="dxa"/>
+            <w:tcW w:w="950" w:type="dxa"/>
             <w:tcBorders>
               <w:top w:val="single" w:sz="6" w:space="0" w:color="666666"/>
               <w:left w:val="single" w:sz="6" w:space="0" w:color="666666"/>
@@ -4842,7 +4842,7 @@
         </w:tc>
         <w:tc>
           <w:tcPr>
-            <w:tcW w:w="944" w:type="dxa"/>
+            <w:tcW w:w="973" w:type="dxa"/>
             <w:tcBorders>
               <w:top w:val="single" w:sz="6" w:space="0" w:color="666666"/>
               <w:left w:val="single" w:sz="6" w:space="0" w:color="666666"/>
@@ -4888,44 +4888,44 @@
         </w:tc>
         <w:tc>
           <w:tcPr>
-            <w:tcW w:w="864" w:type="dxa"/>
-            <w:tcBorders>
-              <w:top w:val="single" w:sz="6" w:space="0" w:color="666666"/>
-              <w:left w:val="single" w:sz="6" w:space="0" w:color="666666"/>
-              <w:bottom w:val="single" w:sz="6" w:space="0" w:color="666666"/>
-              <w:right w:val="single" w:sz="6" w:space="0" w:color="666666"/>
-            </w:tcBorders>
-            <w:shd w:val="clear" w:color="auto" w:fill="FFFFFF"/>
-            <w:tcMar>
-              <w:top w:w="0" w:type="dxa"/>
-              <w:left w:w="0" w:type="dxa"/>
-              <w:bottom w:w="0" w:type="dxa"/>
-              <w:right w:w="0" w:type="dxa"/>
-            </w:tcMar>
-            <w:vAlign w:val="center"/>
-          </w:tcPr>
-          <w:p>
-            <w:pPr>
-              <w:pBdr>
-                <w:top w:val="none" w:sz="0" w:space="0" w:color="000000"/>
-                <w:left w:val="none" w:sz="0" w:space="0" w:color="000000"/>
-                <w:bottom w:val="none" w:sz="0" w:space="0" w:color="000000"/>
-                <w:right w:val="none" w:sz="0" w:space="0" w:color="000000"/>
-              </w:pBdr>
-              <w:spacing w:before="100" w:after="100"/>
-              <w:ind w:left="100" w:right="100"/>
-              <w:rPr>
-                <w:rFonts w:ascii="Arial" w:eastAsia="Arial" w:hAnsi="Arial" w:cs="Arial"/>
-                <w:color w:val="000000"/>
-                <w:sz w:val="22"/>
-                <w:szCs w:val="22"/>
-              </w:rPr>
-            </w:pPr>
-          </w:p>
-        </w:tc>
-        <w:tc>
-          <w:tcPr>
-            <w:tcW w:w="2042" w:type="dxa"/>
+            <w:tcW w:w="891" w:type="dxa"/>
+            <w:tcBorders>
+              <w:top w:val="single" w:sz="6" w:space="0" w:color="666666"/>
+              <w:left w:val="single" w:sz="6" w:space="0" w:color="666666"/>
+              <w:bottom w:val="single" w:sz="6" w:space="0" w:color="666666"/>
+              <w:right w:val="single" w:sz="6" w:space="0" w:color="666666"/>
+            </w:tcBorders>
+            <w:shd w:val="clear" w:color="auto" w:fill="FFFFFF"/>
+            <w:tcMar>
+              <w:top w:w="0" w:type="dxa"/>
+              <w:left w:w="0" w:type="dxa"/>
+              <w:bottom w:w="0" w:type="dxa"/>
+              <w:right w:w="0" w:type="dxa"/>
+            </w:tcMar>
+            <w:vAlign w:val="center"/>
+          </w:tcPr>
+          <w:p>
+            <w:pPr>
+              <w:pBdr>
+                <w:top w:val="none" w:sz="0" w:space="0" w:color="000000"/>
+                <w:left w:val="none" w:sz="0" w:space="0" w:color="000000"/>
+                <w:bottom w:val="none" w:sz="0" w:space="0" w:color="000000"/>
+                <w:right w:val="none" w:sz="0" w:space="0" w:color="000000"/>
+              </w:pBdr>
+              <w:spacing w:before="100" w:after="100"/>
+              <w:ind w:left="100" w:right="100"/>
+              <w:rPr>
+                <w:rFonts w:ascii="Arial" w:eastAsia="Arial" w:hAnsi="Arial" w:cs="Arial"/>
+                <w:color w:val="000000"/>
+                <w:sz w:val="22"/>
+                <w:szCs w:val="22"/>
+              </w:rPr>
+            </w:pPr>
+          </w:p>
+        </w:tc>
+        <w:tc>
+          <w:tcPr>
+            <w:tcW w:w="2105" w:type="dxa"/>
             <w:tcBorders>
               <w:top w:val="single" w:sz="6" w:space="0" w:color="666666"/>
               <w:left w:val="single" w:sz="6" w:space="0" w:color="666666"/>
@@ -4983,12 +4983,12 @@
       </w:tr>
       <w:tr>
         <w:trPr>
-          <w:trHeight w:val="379"/>
+          <w:trHeight w:val="406"/>
           <w:jc w:val="center"/>
         </w:trPr>
         <w:tc>
           <w:tcPr>
-            <w:tcW w:w="2491" w:type="dxa"/>
+            <w:tcW w:w="2567" w:type="dxa"/>
             <w:tcBorders>
               <w:top w:val="single" w:sz="6" w:space="0" w:color="666666"/>
               <w:left w:val="single" w:sz="6" w:space="0" w:color="666666"/>
@@ -5034,7 +5034,7 @@
         </w:tc>
         <w:tc>
           <w:tcPr>
-            <w:tcW w:w="1014" w:type="dxa"/>
+            <w:tcW w:w="1045" w:type="dxa"/>
             <w:tcBorders>
               <w:top w:val="single" w:sz="6" w:space="0" w:color="666666"/>
               <w:left w:val="single" w:sz="6" w:space="0" w:color="666666"/>
@@ -5080,7 +5080,7 @@
         </w:tc>
         <w:tc>
           <w:tcPr>
-            <w:tcW w:w="922" w:type="dxa"/>
+            <w:tcW w:w="950" w:type="dxa"/>
             <w:tcBorders>
               <w:top w:val="single" w:sz="6" w:space="0" w:color="666666"/>
               <w:left w:val="single" w:sz="6" w:space="0" w:color="666666"/>
@@ -5126,7 +5126,7 @@
         </w:tc>
         <w:tc>
           <w:tcPr>
-            <w:tcW w:w="944" w:type="dxa"/>
+            <w:tcW w:w="973" w:type="dxa"/>
             <w:tcBorders>
               <w:top w:val="single" w:sz="6" w:space="0" w:color="666666"/>
               <w:left w:val="single" w:sz="6" w:space="0" w:color="666666"/>
@@ -5172,44 +5172,44 @@
         </w:tc>
         <w:tc>
           <w:tcPr>
-            <w:tcW w:w="864" w:type="dxa"/>
-            <w:tcBorders>
-              <w:top w:val="single" w:sz="6" w:space="0" w:color="666666"/>
-              <w:left w:val="single" w:sz="6" w:space="0" w:color="666666"/>
-              <w:bottom w:val="single" w:sz="6" w:space="0" w:color="666666"/>
-              <w:right w:val="single" w:sz="6" w:space="0" w:color="666666"/>
-            </w:tcBorders>
-            <w:shd w:val="clear" w:color="auto" w:fill="FFFFFF"/>
-            <w:tcMar>
-              <w:top w:w="0" w:type="dxa"/>
-              <w:left w:w="0" w:type="dxa"/>
-              <w:bottom w:w="0" w:type="dxa"/>
-              <w:right w:w="0" w:type="dxa"/>
-            </w:tcMar>
-            <w:vAlign w:val="center"/>
-          </w:tcPr>
-          <w:p>
-            <w:pPr>
-              <w:pBdr>
-                <w:top w:val="none" w:sz="0" w:space="0" w:color="000000"/>
-                <w:left w:val="none" w:sz="0" w:space="0" w:color="000000"/>
-                <w:bottom w:val="none" w:sz="0" w:space="0" w:color="000000"/>
-                <w:right w:val="none" w:sz="0" w:space="0" w:color="000000"/>
-              </w:pBdr>
-              <w:spacing w:before="100" w:after="100"/>
-              <w:ind w:left="100" w:right="100"/>
-              <w:rPr>
-                <w:rFonts w:ascii="Arial" w:eastAsia="Arial" w:hAnsi="Arial" w:cs="Arial"/>
-                <w:color w:val="000000"/>
-                <w:sz w:val="22"/>
-                <w:szCs w:val="22"/>
-              </w:rPr>
-            </w:pPr>
-          </w:p>
-        </w:tc>
-        <w:tc>
-          <w:tcPr>
-            <w:tcW w:w="2042" w:type="dxa"/>
+            <w:tcW w:w="891" w:type="dxa"/>
+            <w:tcBorders>
+              <w:top w:val="single" w:sz="6" w:space="0" w:color="666666"/>
+              <w:left w:val="single" w:sz="6" w:space="0" w:color="666666"/>
+              <w:bottom w:val="single" w:sz="6" w:space="0" w:color="666666"/>
+              <w:right w:val="single" w:sz="6" w:space="0" w:color="666666"/>
+            </w:tcBorders>
+            <w:shd w:val="clear" w:color="auto" w:fill="FFFFFF"/>
+            <w:tcMar>
+              <w:top w:w="0" w:type="dxa"/>
+              <w:left w:w="0" w:type="dxa"/>
+              <w:bottom w:w="0" w:type="dxa"/>
+              <w:right w:w="0" w:type="dxa"/>
+            </w:tcMar>
+            <w:vAlign w:val="center"/>
+          </w:tcPr>
+          <w:p>
+            <w:pPr>
+              <w:pBdr>
+                <w:top w:val="none" w:sz="0" w:space="0" w:color="000000"/>
+                <w:left w:val="none" w:sz="0" w:space="0" w:color="000000"/>
+                <w:bottom w:val="none" w:sz="0" w:space="0" w:color="000000"/>
+                <w:right w:val="none" w:sz="0" w:space="0" w:color="000000"/>
+              </w:pBdr>
+              <w:spacing w:before="100" w:after="100"/>
+              <w:ind w:left="100" w:right="100"/>
+              <w:rPr>
+                <w:rFonts w:ascii="Arial" w:eastAsia="Arial" w:hAnsi="Arial" w:cs="Arial"/>
+                <w:color w:val="000000"/>
+                <w:sz w:val="22"/>
+                <w:szCs w:val="22"/>
+              </w:rPr>
+            </w:pPr>
+          </w:p>
+        </w:tc>
+        <w:tc>
+          <w:tcPr>
+            <w:tcW w:w="2105" w:type="dxa"/>
             <w:tcBorders>
               <w:top w:val="single" w:sz="6" w:space="0" w:color="666666"/>
               <w:left w:val="single" w:sz="6" w:space="0" w:color="666666"/>
@@ -5267,12 +5267,12 @@
       </w:tr>
       <w:tr>
         <w:trPr>
-          <w:trHeight w:val="379"/>
+          <w:trHeight w:val="406"/>
           <w:jc w:val="center"/>
         </w:trPr>
         <w:tc>
           <w:tcPr>
-            <w:tcW w:w="2491" w:type="dxa"/>
+            <w:tcW w:w="2567" w:type="dxa"/>
             <w:tcBorders>
               <w:top w:val="single" w:sz="6" w:space="0" w:color="666666"/>
               <w:left w:val="single" w:sz="6" w:space="0" w:color="666666"/>
@@ -5318,155 +5318,155 @@
         </w:tc>
         <w:tc>
           <w:tcPr>
-            <w:tcW w:w="1014" w:type="dxa"/>
-            <w:tcBorders>
-              <w:top w:val="single" w:sz="6" w:space="0" w:color="666666"/>
-              <w:left w:val="single" w:sz="6" w:space="0" w:color="666666"/>
-              <w:bottom w:val="single" w:sz="6" w:space="0" w:color="666666"/>
-              <w:right w:val="single" w:sz="6" w:space="0" w:color="666666"/>
-            </w:tcBorders>
-            <w:shd w:val="clear" w:color="auto" w:fill="FFFFFF"/>
-            <w:tcMar>
-              <w:top w:w="0" w:type="dxa"/>
-              <w:left w:w="0" w:type="dxa"/>
-              <w:bottom w:w="0" w:type="dxa"/>
-              <w:right w:w="0" w:type="dxa"/>
-            </w:tcMar>
-            <w:vAlign w:val="center"/>
-          </w:tcPr>
-          <w:p>
-            <w:pPr>
-              <w:pBdr>
-                <w:top w:val="none" w:sz="0" w:space="0" w:color="000000"/>
-                <w:left w:val="none" w:sz="0" w:space="0" w:color="000000"/>
-                <w:bottom w:val="none" w:sz="0" w:space="0" w:color="000000"/>
-                <w:right w:val="none" w:sz="0" w:space="0" w:color="000000"/>
-              </w:pBdr>
-              <w:spacing w:before="100" w:after="100"/>
-              <w:ind w:left="100" w:right="100"/>
-              <w:rPr>
-                <w:rFonts w:ascii="Arial" w:eastAsia="Arial" w:hAnsi="Arial" w:cs="Arial"/>
-                <w:color w:val="000000"/>
-                <w:sz w:val="22"/>
-                <w:szCs w:val="22"/>
-              </w:rPr>
-            </w:pPr>
-          </w:p>
-        </w:tc>
-        <w:tc>
-          <w:tcPr>
-            <w:tcW w:w="922" w:type="dxa"/>
-            <w:tcBorders>
-              <w:top w:val="single" w:sz="6" w:space="0" w:color="666666"/>
-              <w:left w:val="single" w:sz="6" w:space="0" w:color="666666"/>
-              <w:bottom w:val="single" w:sz="6" w:space="0" w:color="666666"/>
-              <w:right w:val="single" w:sz="6" w:space="0" w:color="666666"/>
-            </w:tcBorders>
-            <w:shd w:val="clear" w:color="auto" w:fill="FFFFFF"/>
-            <w:tcMar>
-              <w:top w:w="0" w:type="dxa"/>
-              <w:left w:w="0" w:type="dxa"/>
-              <w:bottom w:w="0" w:type="dxa"/>
-              <w:right w:w="0" w:type="dxa"/>
-            </w:tcMar>
-            <w:vAlign w:val="center"/>
-          </w:tcPr>
-          <w:p>
-            <w:pPr>
-              <w:pBdr>
-                <w:top w:val="none" w:sz="0" w:space="0" w:color="000000"/>
-                <w:left w:val="none" w:sz="0" w:space="0" w:color="000000"/>
-                <w:bottom w:val="none" w:sz="0" w:space="0" w:color="000000"/>
-                <w:right w:val="none" w:sz="0" w:space="0" w:color="000000"/>
-              </w:pBdr>
-              <w:spacing w:before="100" w:after="100"/>
-              <w:ind w:left="100" w:right="100"/>
-              <w:rPr>
-                <w:rFonts w:ascii="Arial" w:eastAsia="Arial" w:hAnsi="Arial" w:cs="Arial"/>
-                <w:color w:val="000000"/>
-                <w:sz w:val="22"/>
-                <w:szCs w:val="22"/>
-              </w:rPr>
-            </w:pPr>
-          </w:p>
-        </w:tc>
-        <w:tc>
-          <w:tcPr>
-            <w:tcW w:w="944" w:type="dxa"/>
-            <w:tcBorders>
-              <w:top w:val="single" w:sz="6" w:space="0" w:color="666666"/>
-              <w:left w:val="single" w:sz="6" w:space="0" w:color="666666"/>
-              <w:bottom w:val="single" w:sz="6" w:space="0" w:color="666666"/>
-              <w:right w:val="single" w:sz="6" w:space="0" w:color="666666"/>
-            </w:tcBorders>
-            <w:shd w:val="clear" w:color="auto" w:fill="FFFFFF"/>
-            <w:tcMar>
-              <w:top w:w="0" w:type="dxa"/>
-              <w:left w:w="0" w:type="dxa"/>
-              <w:bottom w:w="0" w:type="dxa"/>
-              <w:right w:w="0" w:type="dxa"/>
-            </w:tcMar>
-            <w:vAlign w:val="center"/>
-          </w:tcPr>
-          <w:p>
-            <w:pPr>
-              <w:pBdr>
-                <w:top w:val="none" w:sz="0" w:space="0" w:color="000000"/>
-                <w:left w:val="none" w:sz="0" w:space="0" w:color="000000"/>
-                <w:bottom w:val="none" w:sz="0" w:space="0" w:color="000000"/>
-                <w:right w:val="none" w:sz="0" w:space="0" w:color="000000"/>
-              </w:pBdr>
-              <w:spacing w:before="100" w:after="100"/>
-              <w:ind w:left="100" w:right="100"/>
-              <w:rPr>
-                <w:rFonts w:ascii="Arial" w:eastAsia="Arial" w:hAnsi="Arial" w:cs="Arial"/>
-                <w:color w:val="000000"/>
-                <w:sz w:val="22"/>
-                <w:szCs w:val="22"/>
-              </w:rPr>
-            </w:pPr>
-          </w:p>
-        </w:tc>
-        <w:tc>
-          <w:tcPr>
-            <w:tcW w:w="864" w:type="dxa"/>
-            <w:tcBorders>
-              <w:top w:val="single" w:sz="6" w:space="0" w:color="666666"/>
-              <w:left w:val="single" w:sz="6" w:space="0" w:color="666666"/>
-              <w:bottom w:val="single" w:sz="6" w:space="0" w:color="666666"/>
-              <w:right w:val="single" w:sz="6" w:space="0" w:color="666666"/>
-            </w:tcBorders>
-            <w:shd w:val="clear" w:color="auto" w:fill="FFFFFF"/>
-            <w:tcMar>
-              <w:top w:w="0" w:type="dxa"/>
-              <w:left w:w="0" w:type="dxa"/>
-              <w:bottom w:w="0" w:type="dxa"/>
-              <w:right w:w="0" w:type="dxa"/>
-            </w:tcMar>
-            <w:vAlign w:val="center"/>
-          </w:tcPr>
-          <w:p>
-            <w:pPr>
-              <w:pBdr>
-                <w:top w:val="none" w:sz="0" w:space="0" w:color="000000"/>
-                <w:left w:val="none" w:sz="0" w:space="0" w:color="000000"/>
-                <w:bottom w:val="none" w:sz="0" w:space="0" w:color="000000"/>
-                <w:right w:val="none" w:sz="0" w:space="0" w:color="000000"/>
-              </w:pBdr>
-              <w:spacing w:before="100" w:after="100"/>
-              <w:ind w:left="100" w:right="100"/>
-              <w:rPr>
-                <w:rFonts w:ascii="Arial" w:eastAsia="Arial" w:hAnsi="Arial" w:cs="Arial"/>
-                <w:color w:val="000000"/>
-                <w:sz w:val="22"/>
-                <w:szCs w:val="22"/>
-              </w:rPr>
-            </w:pPr>
-          </w:p>
-        </w:tc>
-        <w:tc>
-          <w:tcPr>
-            <w:tcW w:w="2042" w:type="dxa"/>
+            <w:tcW w:w="1045" w:type="dxa"/>
+            <w:tcBorders>
+              <w:top w:val="single" w:sz="6" w:space="0" w:color="666666"/>
+              <w:left w:val="single" w:sz="6" w:space="0" w:color="666666"/>
+              <w:bottom w:val="single" w:sz="6" w:space="0" w:color="666666"/>
+              <w:right w:val="single" w:sz="6" w:space="0" w:color="666666"/>
+            </w:tcBorders>
+            <w:shd w:val="clear" w:color="auto" w:fill="FFFFFF"/>
+            <w:tcMar>
+              <w:top w:w="0" w:type="dxa"/>
+              <w:left w:w="0" w:type="dxa"/>
+              <w:bottom w:w="0" w:type="dxa"/>
+              <w:right w:w="0" w:type="dxa"/>
+            </w:tcMar>
+            <w:vAlign w:val="center"/>
+          </w:tcPr>
+          <w:p>
+            <w:pPr>
+              <w:pBdr>
+                <w:top w:val="none" w:sz="0" w:space="0" w:color="000000"/>
+                <w:left w:val="none" w:sz="0" w:space="0" w:color="000000"/>
+                <w:bottom w:val="none" w:sz="0" w:space="0" w:color="000000"/>
+                <w:right w:val="none" w:sz="0" w:space="0" w:color="000000"/>
+              </w:pBdr>
+              <w:spacing w:before="100" w:after="100"/>
+              <w:ind w:left="100" w:right="100"/>
+              <w:rPr>
+                <w:rFonts w:ascii="Arial" w:eastAsia="Arial" w:hAnsi="Arial" w:cs="Arial"/>
+                <w:color w:val="000000"/>
+                <w:sz w:val="22"/>
+                <w:szCs w:val="22"/>
+              </w:rPr>
+            </w:pPr>
+          </w:p>
+        </w:tc>
+        <w:tc>
+          <w:tcPr>
+            <w:tcW w:w="950" w:type="dxa"/>
+            <w:tcBorders>
+              <w:top w:val="single" w:sz="6" w:space="0" w:color="666666"/>
+              <w:left w:val="single" w:sz="6" w:space="0" w:color="666666"/>
+              <w:bottom w:val="single" w:sz="6" w:space="0" w:color="666666"/>
+              <w:right w:val="single" w:sz="6" w:space="0" w:color="666666"/>
+            </w:tcBorders>
+            <w:shd w:val="clear" w:color="auto" w:fill="FFFFFF"/>
+            <w:tcMar>
+              <w:top w:w="0" w:type="dxa"/>
+              <w:left w:w="0" w:type="dxa"/>
+              <w:bottom w:w="0" w:type="dxa"/>
+              <w:right w:w="0" w:type="dxa"/>
+            </w:tcMar>
+            <w:vAlign w:val="center"/>
+          </w:tcPr>
+          <w:p>
+            <w:pPr>
+              <w:pBdr>
+                <w:top w:val="none" w:sz="0" w:space="0" w:color="000000"/>
+                <w:left w:val="none" w:sz="0" w:space="0" w:color="000000"/>
+                <w:bottom w:val="none" w:sz="0" w:space="0" w:color="000000"/>
+                <w:right w:val="none" w:sz="0" w:space="0" w:color="000000"/>
+              </w:pBdr>
+              <w:spacing w:before="100" w:after="100"/>
+              <w:ind w:left="100" w:right="100"/>
+              <w:rPr>
+                <w:rFonts w:ascii="Arial" w:eastAsia="Arial" w:hAnsi="Arial" w:cs="Arial"/>
+                <w:color w:val="000000"/>
+                <w:sz w:val="22"/>
+                <w:szCs w:val="22"/>
+              </w:rPr>
+            </w:pPr>
+          </w:p>
+        </w:tc>
+        <w:tc>
+          <w:tcPr>
+            <w:tcW w:w="973" w:type="dxa"/>
+            <w:tcBorders>
+              <w:top w:val="single" w:sz="6" w:space="0" w:color="666666"/>
+              <w:left w:val="single" w:sz="6" w:space="0" w:color="666666"/>
+              <w:bottom w:val="single" w:sz="6" w:space="0" w:color="666666"/>
+              <w:right w:val="single" w:sz="6" w:space="0" w:color="666666"/>
+            </w:tcBorders>
+            <w:shd w:val="clear" w:color="auto" w:fill="FFFFFF"/>
+            <w:tcMar>
+              <w:top w:w="0" w:type="dxa"/>
+              <w:left w:w="0" w:type="dxa"/>
+              <w:bottom w:w="0" w:type="dxa"/>
+              <w:right w:w="0" w:type="dxa"/>
+            </w:tcMar>
+            <w:vAlign w:val="center"/>
+          </w:tcPr>
+          <w:p>
+            <w:pPr>
+              <w:pBdr>
+                <w:top w:val="none" w:sz="0" w:space="0" w:color="000000"/>
+                <w:left w:val="none" w:sz="0" w:space="0" w:color="000000"/>
+                <w:bottom w:val="none" w:sz="0" w:space="0" w:color="000000"/>
+                <w:right w:val="none" w:sz="0" w:space="0" w:color="000000"/>
+              </w:pBdr>
+              <w:spacing w:before="100" w:after="100"/>
+              <w:ind w:left="100" w:right="100"/>
+              <w:rPr>
+                <w:rFonts w:ascii="Arial" w:eastAsia="Arial" w:hAnsi="Arial" w:cs="Arial"/>
+                <w:color w:val="000000"/>
+                <w:sz w:val="22"/>
+                <w:szCs w:val="22"/>
+              </w:rPr>
+            </w:pPr>
+          </w:p>
+        </w:tc>
+        <w:tc>
+          <w:tcPr>
+            <w:tcW w:w="891" w:type="dxa"/>
+            <w:tcBorders>
+              <w:top w:val="single" w:sz="6" w:space="0" w:color="666666"/>
+              <w:left w:val="single" w:sz="6" w:space="0" w:color="666666"/>
+              <w:bottom w:val="single" w:sz="6" w:space="0" w:color="666666"/>
+              <w:right w:val="single" w:sz="6" w:space="0" w:color="666666"/>
+            </w:tcBorders>
+            <w:shd w:val="clear" w:color="auto" w:fill="FFFFFF"/>
+            <w:tcMar>
+              <w:top w:w="0" w:type="dxa"/>
+              <w:left w:w="0" w:type="dxa"/>
+              <w:bottom w:w="0" w:type="dxa"/>
+              <w:right w:w="0" w:type="dxa"/>
+            </w:tcMar>
+            <w:vAlign w:val="center"/>
+          </w:tcPr>
+          <w:p>
+            <w:pPr>
+              <w:pBdr>
+                <w:top w:val="none" w:sz="0" w:space="0" w:color="000000"/>
+                <w:left w:val="none" w:sz="0" w:space="0" w:color="000000"/>
+                <w:bottom w:val="none" w:sz="0" w:space="0" w:color="000000"/>
+                <w:right w:val="none" w:sz="0" w:space="0" w:color="000000"/>
+              </w:pBdr>
+              <w:spacing w:before="100" w:after="100"/>
+              <w:ind w:left="100" w:right="100"/>
+              <w:rPr>
+                <w:rFonts w:ascii="Arial" w:eastAsia="Arial" w:hAnsi="Arial" w:cs="Arial"/>
+                <w:color w:val="000000"/>
+                <w:sz w:val="22"/>
+                <w:szCs w:val="22"/>
+              </w:rPr>
+            </w:pPr>
+          </w:p>
+        </w:tc>
+        <w:tc>
+          <w:tcPr>
+            <w:tcW w:w="2105" w:type="dxa"/>
             <w:tcBorders>
               <w:top w:val="single" w:sz="6" w:space="0" w:color="666666"/>
               <w:left w:val="single" w:sz="6" w:space="0" w:color="666666"/>
@@ -5504,12 +5504,12 @@
       </w:tr>
       <w:tr>
         <w:trPr>
-          <w:trHeight w:val="379"/>
+          <w:trHeight w:val="406"/>
           <w:jc w:val="center"/>
         </w:trPr>
         <w:tc>
           <w:tcPr>
-            <w:tcW w:w="2491" w:type="dxa"/>
+            <w:tcW w:w="2567" w:type="dxa"/>
             <w:tcBorders>
               <w:top w:val="single" w:sz="6" w:space="0" w:color="666666"/>
               <w:left w:val="single" w:sz="6" w:space="0" w:color="666666"/>
@@ -5555,7 +5555,7 @@
         </w:tc>
         <w:tc>
           <w:tcPr>
-            <w:tcW w:w="1014" w:type="dxa"/>
+            <w:tcW w:w="1045" w:type="dxa"/>
             <w:tcBorders>
               <w:top w:val="single" w:sz="6" w:space="0" w:color="666666"/>
               <w:left w:val="single" w:sz="6" w:space="0" w:color="666666"/>
@@ -5601,7 +5601,7 @@
         </w:tc>
         <w:tc>
           <w:tcPr>
-            <w:tcW w:w="922" w:type="dxa"/>
+            <w:tcW w:w="950" w:type="dxa"/>
             <w:tcBorders>
               <w:top w:val="single" w:sz="6" w:space="0" w:color="666666"/>
               <w:left w:val="single" w:sz="6" w:space="0" w:color="666666"/>
@@ -5647,7 +5647,7 @@
         </w:tc>
         <w:tc>
           <w:tcPr>
-            <w:tcW w:w="944" w:type="dxa"/>
+            <w:tcW w:w="973" w:type="dxa"/>
             <w:tcBorders>
               <w:top w:val="single" w:sz="6" w:space="0" w:color="666666"/>
               <w:left w:val="single" w:sz="6" w:space="0" w:color="666666"/>
@@ -5693,44 +5693,44 @@
         </w:tc>
         <w:tc>
           <w:tcPr>
-            <w:tcW w:w="864" w:type="dxa"/>
-            <w:tcBorders>
-              <w:top w:val="single" w:sz="6" w:space="0" w:color="666666"/>
-              <w:left w:val="single" w:sz="6" w:space="0" w:color="666666"/>
-              <w:bottom w:val="single" w:sz="6" w:space="0" w:color="666666"/>
-              <w:right w:val="single" w:sz="6" w:space="0" w:color="666666"/>
-            </w:tcBorders>
-            <w:shd w:val="clear" w:color="auto" w:fill="FFFFFF"/>
-            <w:tcMar>
-              <w:top w:w="0" w:type="dxa"/>
-              <w:left w:w="0" w:type="dxa"/>
-              <w:bottom w:w="0" w:type="dxa"/>
-              <w:right w:w="0" w:type="dxa"/>
-            </w:tcMar>
-            <w:vAlign w:val="center"/>
-          </w:tcPr>
-          <w:p>
-            <w:pPr>
-              <w:pBdr>
-                <w:top w:val="none" w:sz="0" w:space="0" w:color="000000"/>
-                <w:left w:val="none" w:sz="0" w:space="0" w:color="000000"/>
-                <w:bottom w:val="none" w:sz="0" w:space="0" w:color="000000"/>
-                <w:right w:val="none" w:sz="0" w:space="0" w:color="000000"/>
-              </w:pBdr>
-              <w:spacing w:before="100" w:after="100"/>
-              <w:ind w:left="100" w:right="100"/>
-              <w:rPr>
-                <w:rFonts w:ascii="Arial" w:eastAsia="Arial" w:hAnsi="Arial" w:cs="Arial"/>
-                <w:color w:val="000000"/>
-                <w:sz w:val="22"/>
-                <w:szCs w:val="22"/>
-              </w:rPr>
-            </w:pPr>
-          </w:p>
-        </w:tc>
-        <w:tc>
-          <w:tcPr>
-            <w:tcW w:w="2042" w:type="dxa"/>
+            <w:tcW w:w="891" w:type="dxa"/>
+            <w:tcBorders>
+              <w:top w:val="single" w:sz="6" w:space="0" w:color="666666"/>
+              <w:left w:val="single" w:sz="6" w:space="0" w:color="666666"/>
+              <w:bottom w:val="single" w:sz="6" w:space="0" w:color="666666"/>
+              <w:right w:val="single" w:sz="6" w:space="0" w:color="666666"/>
+            </w:tcBorders>
+            <w:shd w:val="clear" w:color="auto" w:fill="FFFFFF"/>
+            <w:tcMar>
+              <w:top w:w="0" w:type="dxa"/>
+              <w:left w:w="0" w:type="dxa"/>
+              <w:bottom w:w="0" w:type="dxa"/>
+              <w:right w:w="0" w:type="dxa"/>
+            </w:tcMar>
+            <w:vAlign w:val="center"/>
+          </w:tcPr>
+          <w:p>
+            <w:pPr>
+              <w:pBdr>
+                <w:top w:val="none" w:sz="0" w:space="0" w:color="000000"/>
+                <w:left w:val="none" w:sz="0" w:space="0" w:color="000000"/>
+                <w:bottom w:val="none" w:sz="0" w:space="0" w:color="000000"/>
+                <w:right w:val="none" w:sz="0" w:space="0" w:color="000000"/>
+              </w:pBdr>
+              <w:spacing w:before="100" w:after="100"/>
+              <w:ind w:left="100" w:right="100"/>
+              <w:rPr>
+                <w:rFonts w:ascii="Arial" w:eastAsia="Arial" w:hAnsi="Arial" w:cs="Arial"/>
+                <w:color w:val="000000"/>
+                <w:sz w:val="22"/>
+                <w:szCs w:val="22"/>
+              </w:rPr>
+            </w:pPr>
+          </w:p>
+        </w:tc>
+        <w:tc>
+          <w:tcPr>
+            <w:tcW w:w="2105" w:type="dxa"/>
             <w:tcBorders>
               <w:top w:val="single" w:sz="6" w:space="0" w:color="666666"/>
               <w:left w:val="single" w:sz="6" w:space="0" w:color="666666"/>
@@ -5788,12 +5788,12 @@
       </w:tr>
       <w:tr>
         <w:trPr>
-          <w:trHeight w:val="379"/>
+          <w:trHeight w:val="406"/>
           <w:jc w:val="center"/>
         </w:trPr>
         <w:tc>
           <w:tcPr>
-            <w:tcW w:w="2491" w:type="dxa"/>
+            <w:tcW w:w="2567" w:type="dxa"/>
             <w:tcBorders>
               <w:top w:val="single" w:sz="6" w:space="0" w:color="666666"/>
               <w:left w:val="single" w:sz="6" w:space="0" w:color="666666"/>
@@ -5839,7 +5839,7 @@
         </w:tc>
         <w:tc>
           <w:tcPr>
-            <w:tcW w:w="1014" w:type="dxa"/>
+            <w:tcW w:w="1045" w:type="dxa"/>
             <w:tcBorders>
               <w:top w:val="single" w:sz="6" w:space="0" w:color="666666"/>
               <w:left w:val="single" w:sz="6" w:space="0" w:color="666666"/>
@@ -5885,7 +5885,7 @@
         </w:tc>
         <w:tc>
           <w:tcPr>
-            <w:tcW w:w="922" w:type="dxa"/>
+            <w:tcW w:w="950" w:type="dxa"/>
             <w:tcBorders>
               <w:top w:val="single" w:sz="6" w:space="0" w:color="666666"/>
               <w:left w:val="single" w:sz="6" w:space="0" w:color="666666"/>
@@ -5931,7 +5931,7 @@
         </w:tc>
         <w:tc>
           <w:tcPr>
-            <w:tcW w:w="944" w:type="dxa"/>
+            <w:tcW w:w="973" w:type="dxa"/>
             <w:tcBorders>
               <w:top w:val="single" w:sz="6" w:space="0" w:color="666666"/>
               <w:left w:val="single" w:sz="6" w:space="0" w:color="666666"/>
@@ -5977,44 +5977,44 @@
         </w:tc>
         <w:tc>
           <w:tcPr>
-            <w:tcW w:w="864" w:type="dxa"/>
-            <w:tcBorders>
-              <w:top w:val="single" w:sz="6" w:space="0" w:color="666666"/>
-              <w:left w:val="single" w:sz="6" w:space="0" w:color="666666"/>
-              <w:bottom w:val="single" w:sz="6" w:space="0" w:color="666666"/>
-              <w:right w:val="single" w:sz="6" w:space="0" w:color="666666"/>
-            </w:tcBorders>
-            <w:shd w:val="clear" w:color="auto" w:fill="FFFFFF"/>
-            <w:tcMar>
-              <w:top w:w="0" w:type="dxa"/>
-              <w:left w:w="0" w:type="dxa"/>
-              <w:bottom w:w="0" w:type="dxa"/>
-              <w:right w:w="0" w:type="dxa"/>
-            </w:tcMar>
-            <w:vAlign w:val="center"/>
-          </w:tcPr>
-          <w:p>
-            <w:pPr>
-              <w:pBdr>
-                <w:top w:val="none" w:sz="0" w:space="0" w:color="000000"/>
-                <w:left w:val="none" w:sz="0" w:space="0" w:color="000000"/>
-                <w:bottom w:val="none" w:sz="0" w:space="0" w:color="000000"/>
-                <w:right w:val="none" w:sz="0" w:space="0" w:color="000000"/>
-              </w:pBdr>
-              <w:spacing w:before="100" w:after="100"/>
-              <w:ind w:left="100" w:right="100"/>
-              <w:rPr>
-                <w:rFonts w:ascii="Arial" w:eastAsia="Arial" w:hAnsi="Arial" w:cs="Arial"/>
-                <w:color w:val="000000"/>
-                <w:sz w:val="22"/>
-                <w:szCs w:val="22"/>
-              </w:rPr>
-            </w:pPr>
-          </w:p>
-        </w:tc>
-        <w:tc>
-          <w:tcPr>
-            <w:tcW w:w="2042" w:type="dxa"/>
+            <w:tcW w:w="891" w:type="dxa"/>
+            <w:tcBorders>
+              <w:top w:val="single" w:sz="6" w:space="0" w:color="666666"/>
+              <w:left w:val="single" w:sz="6" w:space="0" w:color="666666"/>
+              <w:bottom w:val="single" w:sz="6" w:space="0" w:color="666666"/>
+              <w:right w:val="single" w:sz="6" w:space="0" w:color="666666"/>
+            </w:tcBorders>
+            <w:shd w:val="clear" w:color="auto" w:fill="FFFFFF"/>
+            <w:tcMar>
+              <w:top w:w="0" w:type="dxa"/>
+              <w:left w:w="0" w:type="dxa"/>
+              <w:bottom w:w="0" w:type="dxa"/>
+              <w:right w:w="0" w:type="dxa"/>
+            </w:tcMar>
+            <w:vAlign w:val="center"/>
+          </w:tcPr>
+          <w:p>
+            <w:pPr>
+              <w:pBdr>
+                <w:top w:val="none" w:sz="0" w:space="0" w:color="000000"/>
+                <w:left w:val="none" w:sz="0" w:space="0" w:color="000000"/>
+                <w:bottom w:val="none" w:sz="0" w:space="0" w:color="000000"/>
+                <w:right w:val="none" w:sz="0" w:space="0" w:color="000000"/>
+              </w:pBdr>
+              <w:spacing w:before="100" w:after="100"/>
+              <w:ind w:left="100" w:right="100"/>
+              <w:rPr>
+                <w:rFonts w:ascii="Arial" w:eastAsia="Arial" w:hAnsi="Arial" w:cs="Arial"/>
+                <w:color w:val="000000"/>
+                <w:sz w:val="22"/>
+                <w:szCs w:val="22"/>
+              </w:rPr>
+            </w:pPr>
+          </w:p>
+        </w:tc>
+        <w:tc>
+          <w:tcPr>
+            <w:tcW w:w="2105" w:type="dxa"/>
             <w:tcBorders>
               <w:top w:val="single" w:sz="6" w:space="0" w:color="666666"/>
               <w:left w:val="single" w:sz="6" w:space="0" w:color="666666"/>
@@ -6072,12 +6072,12 @@
       </w:tr>
       <w:tr>
         <w:trPr>
-          <w:trHeight w:val="391"/>
+          <w:trHeight w:val="420"/>
           <w:jc w:val="center"/>
         </w:trPr>
         <w:tc>
           <w:tcPr>
-            <w:tcW w:w="2491" w:type="dxa"/>
+            <w:tcW w:w="2567" w:type="dxa"/>
             <w:tcBorders>
               <w:top w:val="single" w:sz="6" w:space="0" w:color="666666"/>
               <w:left w:val="single" w:sz="6" w:space="0" w:color="666666"/>
@@ -6123,7 +6123,7 @@
         </w:tc>
         <w:tc>
           <w:tcPr>
-            <w:tcW w:w="1014" w:type="dxa"/>
+            <w:tcW w:w="1045" w:type="dxa"/>
             <w:tcBorders>
               <w:top w:val="single" w:sz="6" w:space="0" w:color="666666"/>
               <w:left w:val="single" w:sz="6" w:space="0" w:color="666666"/>
@@ -6169,7 +6169,7 @@
         </w:tc>
         <w:tc>
           <w:tcPr>
-            <w:tcW w:w="922" w:type="dxa"/>
+            <w:tcW w:w="950" w:type="dxa"/>
             <w:tcBorders>
               <w:top w:val="single" w:sz="6" w:space="0" w:color="666666"/>
               <w:left w:val="single" w:sz="6" w:space="0" w:color="666666"/>
@@ -6215,7 +6215,7 @@
         </w:tc>
         <w:tc>
           <w:tcPr>
-            <w:tcW w:w="944" w:type="dxa"/>
+            <w:tcW w:w="973" w:type="dxa"/>
             <w:tcBorders>
               <w:top w:val="single" w:sz="6" w:space="0" w:color="666666"/>
               <w:left w:val="single" w:sz="6" w:space="0" w:color="666666"/>
@@ -6261,44 +6261,44 @@
         </w:tc>
         <w:tc>
           <w:tcPr>
-            <w:tcW w:w="864" w:type="dxa"/>
-            <w:tcBorders>
-              <w:top w:val="single" w:sz="6" w:space="0" w:color="666666"/>
-              <w:left w:val="single" w:sz="6" w:space="0" w:color="666666"/>
-              <w:bottom w:val="single" w:sz="6" w:space="0" w:color="666666"/>
-              <w:right w:val="single" w:sz="6" w:space="0" w:color="666666"/>
-            </w:tcBorders>
-            <w:shd w:val="clear" w:color="auto" w:fill="FFFFFF"/>
-            <w:tcMar>
-              <w:top w:w="0" w:type="dxa"/>
-              <w:left w:w="0" w:type="dxa"/>
-              <w:bottom w:w="0" w:type="dxa"/>
-              <w:right w:w="0" w:type="dxa"/>
-            </w:tcMar>
-            <w:vAlign w:val="center"/>
-          </w:tcPr>
-          <w:p>
-            <w:pPr>
-              <w:pBdr>
-                <w:top w:val="none" w:sz="0" w:space="0" w:color="000000"/>
-                <w:left w:val="none" w:sz="0" w:space="0" w:color="000000"/>
-                <w:bottom w:val="none" w:sz="0" w:space="0" w:color="000000"/>
-                <w:right w:val="none" w:sz="0" w:space="0" w:color="000000"/>
-              </w:pBdr>
-              <w:spacing w:before="100" w:after="100"/>
-              <w:ind w:left="100" w:right="100"/>
-              <w:rPr>
-                <w:rFonts w:ascii="Arial" w:eastAsia="Arial" w:hAnsi="Arial" w:cs="Arial"/>
-                <w:color w:val="000000"/>
-                <w:sz w:val="22"/>
-                <w:szCs w:val="22"/>
-              </w:rPr>
-            </w:pPr>
-          </w:p>
-        </w:tc>
-        <w:tc>
-          <w:tcPr>
-            <w:tcW w:w="2042" w:type="dxa"/>
+            <w:tcW w:w="891" w:type="dxa"/>
+            <w:tcBorders>
+              <w:top w:val="single" w:sz="6" w:space="0" w:color="666666"/>
+              <w:left w:val="single" w:sz="6" w:space="0" w:color="666666"/>
+              <w:bottom w:val="single" w:sz="6" w:space="0" w:color="666666"/>
+              <w:right w:val="single" w:sz="6" w:space="0" w:color="666666"/>
+            </w:tcBorders>
+            <w:shd w:val="clear" w:color="auto" w:fill="FFFFFF"/>
+            <w:tcMar>
+              <w:top w:w="0" w:type="dxa"/>
+              <w:left w:w="0" w:type="dxa"/>
+              <w:bottom w:w="0" w:type="dxa"/>
+              <w:right w:w="0" w:type="dxa"/>
+            </w:tcMar>
+            <w:vAlign w:val="center"/>
+          </w:tcPr>
+          <w:p>
+            <w:pPr>
+              <w:pBdr>
+                <w:top w:val="none" w:sz="0" w:space="0" w:color="000000"/>
+                <w:left w:val="none" w:sz="0" w:space="0" w:color="000000"/>
+                <w:bottom w:val="none" w:sz="0" w:space="0" w:color="000000"/>
+                <w:right w:val="none" w:sz="0" w:space="0" w:color="000000"/>
+              </w:pBdr>
+              <w:spacing w:before="100" w:after="100"/>
+              <w:ind w:left="100" w:right="100"/>
+              <w:rPr>
+                <w:rFonts w:ascii="Arial" w:eastAsia="Arial" w:hAnsi="Arial" w:cs="Arial"/>
+                <w:color w:val="000000"/>
+                <w:sz w:val="22"/>
+                <w:szCs w:val="22"/>
+              </w:rPr>
+            </w:pPr>
+          </w:p>
+        </w:tc>
+        <w:tc>
+          <w:tcPr>
+            <w:tcW w:w="2105" w:type="dxa"/>
             <w:tcBorders>
               <w:top w:val="single" w:sz="6" w:space="0" w:color="666666"/>
               <w:left w:val="single" w:sz="6" w:space="0" w:color="666666"/>
@@ -6356,12 +6356,12 @@
       </w:tr>
       <w:tr>
         <w:trPr>
-          <w:trHeight w:val="379"/>
+          <w:trHeight w:val="406"/>
           <w:jc w:val="center"/>
         </w:trPr>
         <w:tc>
           <w:tcPr>
-            <w:tcW w:w="2491" w:type="dxa"/>
+            <w:tcW w:w="2567" w:type="dxa"/>
             <w:tcBorders>
               <w:top w:val="single" w:sz="6" w:space="0" w:color="666666"/>
               <w:left w:val="single" w:sz="6" w:space="0" w:color="666666"/>
@@ -6427,155 +6427,155 @@
         </w:tc>
         <w:tc>
           <w:tcPr>
-            <w:tcW w:w="1014" w:type="dxa"/>
-            <w:tcBorders>
-              <w:top w:val="single" w:sz="6" w:space="0" w:color="666666"/>
-              <w:left w:val="single" w:sz="6" w:space="0" w:color="666666"/>
-              <w:bottom w:val="single" w:sz="6" w:space="0" w:color="666666"/>
-              <w:right w:val="single" w:sz="6" w:space="0" w:color="666666"/>
-            </w:tcBorders>
-            <w:shd w:val="clear" w:color="auto" w:fill="FFFFFF"/>
-            <w:tcMar>
-              <w:top w:w="0" w:type="dxa"/>
-              <w:left w:w="0" w:type="dxa"/>
-              <w:bottom w:w="0" w:type="dxa"/>
-              <w:right w:w="0" w:type="dxa"/>
-            </w:tcMar>
-            <w:vAlign w:val="center"/>
-          </w:tcPr>
-          <w:p>
-            <w:pPr>
-              <w:pBdr>
-                <w:top w:val="none" w:sz="0" w:space="0" w:color="000000"/>
-                <w:left w:val="none" w:sz="0" w:space="0" w:color="000000"/>
-                <w:bottom w:val="none" w:sz="0" w:space="0" w:color="000000"/>
-                <w:right w:val="none" w:sz="0" w:space="0" w:color="000000"/>
-              </w:pBdr>
-              <w:spacing w:before="100" w:after="100"/>
-              <w:ind w:left="100" w:right="100"/>
-              <w:rPr>
-                <w:rFonts w:ascii="Arial" w:eastAsia="Arial" w:hAnsi="Arial" w:cs="Arial"/>
-                <w:color w:val="000000"/>
-                <w:sz w:val="22"/>
-                <w:szCs w:val="22"/>
-              </w:rPr>
-            </w:pPr>
-          </w:p>
-        </w:tc>
-        <w:tc>
-          <w:tcPr>
-            <w:tcW w:w="922" w:type="dxa"/>
-            <w:tcBorders>
-              <w:top w:val="single" w:sz="6" w:space="0" w:color="666666"/>
-              <w:left w:val="single" w:sz="6" w:space="0" w:color="666666"/>
-              <w:bottom w:val="single" w:sz="6" w:space="0" w:color="666666"/>
-              <w:right w:val="single" w:sz="6" w:space="0" w:color="666666"/>
-            </w:tcBorders>
-            <w:shd w:val="clear" w:color="auto" w:fill="FFFFFF"/>
-            <w:tcMar>
-              <w:top w:w="0" w:type="dxa"/>
-              <w:left w:w="0" w:type="dxa"/>
-              <w:bottom w:w="0" w:type="dxa"/>
-              <w:right w:w="0" w:type="dxa"/>
-            </w:tcMar>
-            <w:vAlign w:val="center"/>
-          </w:tcPr>
-          <w:p>
-            <w:pPr>
-              <w:pBdr>
-                <w:top w:val="none" w:sz="0" w:space="0" w:color="000000"/>
-                <w:left w:val="none" w:sz="0" w:space="0" w:color="000000"/>
-                <w:bottom w:val="none" w:sz="0" w:space="0" w:color="000000"/>
-                <w:right w:val="none" w:sz="0" w:space="0" w:color="000000"/>
-              </w:pBdr>
-              <w:spacing w:before="100" w:after="100"/>
-              <w:ind w:left="100" w:right="100"/>
-              <w:rPr>
-                <w:rFonts w:ascii="Arial" w:eastAsia="Arial" w:hAnsi="Arial" w:cs="Arial"/>
-                <w:color w:val="000000"/>
-                <w:sz w:val="22"/>
-                <w:szCs w:val="22"/>
-              </w:rPr>
-            </w:pPr>
-          </w:p>
-        </w:tc>
-        <w:tc>
-          <w:tcPr>
-            <w:tcW w:w="944" w:type="dxa"/>
-            <w:tcBorders>
-              <w:top w:val="single" w:sz="6" w:space="0" w:color="666666"/>
-              <w:left w:val="single" w:sz="6" w:space="0" w:color="666666"/>
-              <w:bottom w:val="single" w:sz="6" w:space="0" w:color="666666"/>
-              <w:right w:val="single" w:sz="6" w:space="0" w:color="666666"/>
-            </w:tcBorders>
-            <w:shd w:val="clear" w:color="auto" w:fill="FFFFFF"/>
-            <w:tcMar>
-              <w:top w:w="0" w:type="dxa"/>
-              <w:left w:w="0" w:type="dxa"/>
-              <w:bottom w:w="0" w:type="dxa"/>
-              <w:right w:w="0" w:type="dxa"/>
-            </w:tcMar>
-            <w:vAlign w:val="center"/>
-          </w:tcPr>
-          <w:p>
-            <w:pPr>
-              <w:pBdr>
-                <w:top w:val="none" w:sz="0" w:space="0" w:color="000000"/>
-                <w:left w:val="none" w:sz="0" w:space="0" w:color="000000"/>
-                <w:bottom w:val="none" w:sz="0" w:space="0" w:color="000000"/>
-                <w:right w:val="none" w:sz="0" w:space="0" w:color="000000"/>
-              </w:pBdr>
-              <w:spacing w:before="100" w:after="100"/>
-              <w:ind w:left="100" w:right="100"/>
-              <w:rPr>
-                <w:rFonts w:ascii="Arial" w:eastAsia="Arial" w:hAnsi="Arial" w:cs="Arial"/>
-                <w:color w:val="000000"/>
-                <w:sz w:val="22"/>
-                <w:szCs w:val="22"/>
-              </w:rPr>
-            </w:pPr>
-          </w:p>
-        </w:tc>
-        <w:tc>
-          <w:tcPr>
-            <w:tcW w:w="864" w:type="dxa"/>
-            <w:tcBorders>
-              <w:top w:val="single" w:sz="6" w:space="0" w:color="666666"/>
-              <w:left w:val="single" w:sz="6" w:space="0" w:color="666666"/>
-              <w:bottom w:val="single" w:sz="6" w:space="0" w:color="666666"/>
-              <w:right w:val="single" w:sz="6" w:space="0" w:color="666666"/>
-            </w:tcBorders>
-            <w:shd w:val="clear" w:color="auto" w:fill="FFFFFF"/>
-            <w:tcMar>
-              <w:top w:w="0" w:type="dxa"/>
-              <w:left w:w="0" w:type="dxa"/>
-              <w:bottom w:w="0" w:type="dxa"/>
-              <w:right w:w="0" w:type="dxa"/>
-            </w:tcMar>
-            <w:vAlign w:val="center"/>
-          </w:tcPr>
-          <w:p>
-            <w:pPr>
-              <w:pBdr>
-                <w:top w:val="none" w:sz="0" w:space="0" w:color="000000"/>
-                <w:left w:val="none" w:sz="0" w:space="0" w:color="000000"/>
-                <w:bottom w:val="none" w:sz="0" w:space="0" w:color="000000"/>
-                <w:right w:val="none" w:sz="0" w:space="0" w:color="000000"/>
-              </w:pBdr>
-              <w:spacing w:before="100" w:after="100"/>
-              <w:ind w:left="100" w:right="100"/>
-              <w:rPr>
-                <w:rFonts w:ascii="Arial" w:eastAsia="Arial" w:hAnsi="Arial" w:cs="Arial"/>
-                <w:color w:val="000000"/>
-                <w:sz w:val="22"/>
-                <w:szCs w:val="22"/>
-              </w:rPr>
-            </w:pPr>
-          </w:p>
-        </w:tc>
-        <w:tc>
-          <w:tcPr>
-            <w:tcW w:w="2042" w:type="dxa"/>
+            <w:tcW w:w="1045" w:type="dxa"/>
+            <w:tcBorders>
+              <w:top w:val="single" w:sz="6" w:space="0" w:color="666666"/>
+              <w:left w:val="single" w:sz="6" w:space="0" w:color="666666"/>
+              <w:bottom w:val="single" w:sz="6" w:space="0" w:color="666666"/>
+              <w:right w:val="single" w:sz="6" w:space="0" w:color="666666"/>
+            </w:tcBorders>
+            <w:shd w:val="clear" w:color="auto" w:fill="FFFFFF"/>
+            <w:tcMar>
+              <w:top w:w="0" w:type="dxa"/>
+              <w:left w:w="0" w:type="dxa"/>
+              <w:bottom w:w="0" w:type="dxa"/>
+              <w:right w:w="0" w:type="dxa"/>
+            </w:tcMar>
+            <w:vAlign w:val="center"/>
+          </w:tcPr>
+          <w:p>
+            <w:pPr>
+              <w:pBdr>
+                <w:top w:val="none" w:sz="0" w:space="0" w:color="000000"/>
+                <w:left w:val="none" w:sz="0" w:space="0" w:color="000000"/>
+                <w:bottom w:val="none" w:sz="0" w:space="0" w:color="000000"/>
+                <w:right w:val="none" w:sz="0" w:space="0" w:color="000000"/>
+              </w:pBdr>
+              <w:spacing w:before="100" w:after="100"/>
+              <w:ind w:left="100" w:right="100"/>
+              <w:rPr>
+                <w:rFonts w:ascii="Arial" w:eastAsia="Arial" w:hAnsi="Arial" w:cs="Arial"/>
+                <w:color w:val="000000"/>
+                <w:sz w:val="22"/>
+                <w:szCs w:val="22"/>
+              </w:rPr>
+            </w:pPr>
+          </w:p>
+        </w:tc>
+        <w:tc>
+          <w:tcPr>
+            <w:tcW w:w="950" w:type="dxa"/>
+            <w:tcBorders>
+              <w:top w:val="single" w:sz="6" w:space="0" w:color="666666"/>
+              <w:left w:val="single" w:sz="6" w:space="0" w:color="666666"/>
+              <w:bottom w:val="single" w:sz="6" w:space="0" w:color="666666"/>
+              <w:right w:val="single" w:sz="6" w:space="0" w:color="666666"/>
+            </w:tcBorders>
+            <w:shd w:val="clear" w:color="auto" w:fill="FFFFFF"/>
+            <w:tcMar>
+              <w:top w:w="0" w:type="dxa"/>
+              <w:left w:w="0" w:type="dxa"/>
+              <w:bottom w:w="0" w:type="dxa"/>
+              <w:right w:w="0" w:type="dxa"/>
+            </w:tcMar>
+            <w:vAlign w:val="center"/>
+          </w:tcPr>
+          <w:p>
+            <w:pPr>
+              <w:pBdr>
+                <w:top w:val="none" w:sz="0" w:space="0" w:color="000000"/>
+                <w:left w:val="none" w:sz="0" w:space="0" w:color="000000"/>
+                <w:bottom w:val="none" w:sz="0" w:space="0" w:color="000000"/>
+                <w:right w:val="none" w:sz="0" w:space="0" w:color="000000"/>
+              </w:pBdr>
+              <w:spacing w:before="100" w:after="100"/>
+              <w:ind w:left="100" w:right="100"/>
+              <w:rPr>
+                <w:rFonts w:ascii="Arial" w:eastAsia="Arial" w:hAnsi="Arial" w:cs="Arial"/>
+                <w:color w:val="000000"/>
+                <w:sz w:val="22"/>
+                <w:szCs w:val="22"/>
+              </w:rPr>
+            </w:pPr>
+          </w:p>
+        </w:tc>
+        <w:tc>
+          <w:tcPr>
+            <w:tcW w:w="973" w:type="dxa"/>
+            <w:tcBorders>
+              <w:top w:val="single" w:sz="6" w:space="0" w:color="666666"/>
+              <w:left w:val="single" w:sz="6" w:space="0" w:color="666666"/>
+              <w:bottom w:val="single" w:sz="6" w:space="0" w:color="666666"/>
+              <w:right w:val="single" w:sz="6" w:space="0" w:color="666666"/>
+            </w:tcBorders>
+            <w:shd w:val="clear" w:color="auto" w:fill="FFFFFF"/>
+            <w:tcMar>
+              <w:top w:w="0" w:type="dxa"/>
+              <w:left w:w="0" w:type="dxa"/>
+              <w:bottom w:w="0" w:type="dxa"/>
+              <w:right w:w="0" w:type="dxa"/>
+            </w:tcMar>
+            <w:vAlign w:val="center"/>
+          </w:tcPr>
+          <w:p>
+            <w:pPr>
+              <w:pBdr>
+                <w:top w:val="none" w:sz="0" w:space="0" w:color="000000"/>
+                <w:left w:val="none" w:sz="0" w:space="0" w:color="000000"/>
+                <w:bottom w:val="none" w:sz="0" w:space="0" w:color="000000"/>
+                <w:right w:val="none" w:sz="0" w:space="0" w:color="000000"/>
+              </w:pBdr>
+              <w:spacing w:before="100" w:after="100"/>
+              <w:ind w:left="100" w:right="100"/>
+              <w:rPr>
+                <w:rFonts w:ascii="Arial" w:eastAsia="Arial" w:hAnsi="Arial" w:cs="Arial"/>
+                <w:color w:val="000000"/>
+                <w:sz w:val="22"/>
+                <w:szCs w:val="22"/>
+              </w:rPr>
+            </w:pPr>
+          </w:p>
+        </w:tc>
+        <w:tc>
+          <w:tcPr>
+            <w:tcW w:w="891" w:type="dxa"/>
+            <w:tcBorders>
+              <w:top w:val="single" w:sz="6" w:space="0" w:color="666666"/>
+              <w:left w:val="single" w:sz="6" w:space="0" w:color="666666"/>
+              <w:bottom w:val="single" w:sz="6" w:space="0" w:color="666666"/>
+              <w:right w:val="single" w:sz="6" w:space="0" w:color="666666"/>
+            </w:tcBorders>
+            <w:shd w:val="clear" w:color="auto" w:fill="FFFFFF"/>
+            <w:tcMar>
+              <w:top w:w="0" w:type="dxa"/>
+              <w:left w:w="0" w:type="dxa"/>
+              <w:bottom w:w="0" w:type="dxa"/>
+              <w:right w:w="0" w:type="dxa"/>
+            </w:tcMar>
+            <w:vAlign w:val="center"/>
+          </w:tcPr>
+          <w:p>
+            <w:pPr>
+              <w:pBdr>
+                <w:top w:val="none" w:sz="0" w:space="0" w:color="000000"/>
+                <w:left w:val="none" w:sz="0" w:space="0" w:color="000000"/>
+                <w:bottom w:val="none" w:sz="0" w:space="0" w:color="000000"/>
+                <w:right w:val="none" w:sz="0" w:space="0" w:color="000000"/>
+              </w:pBdr>
+              <w:spacing w:before="100" w:after="100"/>
+              <w:ind w:left="100" w:right="100"/>
+              <w:rPr>
+                <w:rFonts w:ascii="Arial" w:eastAsia="Arial" w:hAnsi="Arial" w:cs="Arial"/>
+                <w:color w:val="000000"/>
+                <w:sz w:val="22"/>
+                <w:szCs w:val="22"/>
+              </w:rPr>
+            </w:pPr>
+          </w:p>
+        </w:tc>
+        <w:tc>
+          <w:tcPr>
+            <w:tcW w:w="2105" w:type="dxa"/>
             <w:tcBorders>
               <w:top w:val="single" w:sz="6" w:space="0" w:color="666666"/>
               <w:left w:val="single" w:sz="6" w:space="0" w:color="666666"/>
@@ -6613,12 +6613,12 @@
       </w:tr>
       <w:tr>
         <w:trPr>
-          <w:trHeight w:val="379"/>
+          <w:trHeight w:val="406"/>
           <w:jc w:val="center"/>
         </w:trPr>
         <w:tc>
           <w:tcPr>
-            <w:tcW w:w="2491" w:type="dxa"/>
+            <w:tcW w:w="2567" w:type="dxa"/>
             <w:tcBorders>
               <w:top w:val="single" w:sz="6" w:space="0" w:color="666666"/>
               <w:left w:val="single" w:sz="6" w:space="0" w:color="666666"/>
@@ -6664,7 +6664,7 @@
         </w:tc>
         <w:tc>
           <w:tcPr>
-            <w:tcW w:w="1014" w:type="dxa"/>
+            <w:tcW w:w="1045" w:type="dxa"/>
             <w:tcBorders>
               <w:top w:val="single" w:sz="6" w:space="0" w:color="666666"/>
               <w:left w:val="single" w:sz="6" w:space="0" w:color="666666"/>
@@ -6710,7 +6710,7 @@
         </w:tc>
         <w:tc>
           <w:tcPr>
-            <w:tcW w:w="922" w:type="dxa"/>
+            <w:tcW w:w="950" w:type="dxa"/>
             <w:tcBorders>
               <w:top w:val="single" w:sz="6" w:space="0" w:color="666666"/>
               <w:left w:val="single" w:sz="6" w:space="0" w:color="666666"/>
@@ -6756,7 +6756,7 @@
         </w:tc>
         <w:tc>
           <w:tcPr>
-            <w:tcW w:w="944" w:type="dxa"/>
+            <w:tcW w:w="973" w:type="dxa"/>
             <w:tcBorders>
               <w:top w:val="single" w:sz="6" w:space="0" w:color="666666"/>
               <w:left w:val="single" w:sz="6" w:space="0" w:color="666666"/>
@@ -6802,44 +6802,44 @@
         </w:tc>
         <w:tc>
           <w:tcPr>
-            <w:tcW w:w="864" w:type="dxa"/>
-            <w:tcBorders>
-              <w:top w:val="single" w:sz="6" w:space="0" w:color="666666"/>
-              <w:left w:val="single" w:sz="6" w:space="0" w:color="666666"/>
-              <w:bottom w:val="single" w:sz="6" w:space="0" w:color="666666"/>
-              <w:right w:val="single" w:sz="6" w:space="0" w:color="666666"/>
-            </w:tcBorders>
-            <w:shd w:val="clear" w:color="auto" w:fill="FFFFFF"/>
-            <w:tcMar>
-              <w:top w:w="0" w:type="dxa"/>
-              <w:left w:w="0" w:type="dxa"/>
-              <w:bottom w:w="0" w:type="dxa"/>
-              <w:right w:w="0" w:type="dxa"/>
-            </w:tcMar>
-            <w:vAlign w:val="center"/>
-          </w:tcPr>
-          <w:p>
-            <w:pPr>
-              <w:pBdr>
-                <w:top w:val="none" w:sz="0" w:space="0" w:color="000000"/>
-                <w:left w:val="none" w:sz="0" w:space="0" w:color="000000"/>
-                <w:bottom w:val="none" w:sz="0" w:space="0" w:color="000000"/>
-                <w:right w:val="none" w:sz="0" w:space="0" w:color="000000"/>
-              </w:pBdr>
-              <w:spacing w:before="100" w:after="100"/>
-              <w:ind w:left="100" w:right="100"/>
-              <w:rPr>
-                <w:rFonts w:ascii="Arial" w:eastAsia="Arial" w:hAnsi="Arial" w:cs="Arial"/>
-                <w:color w:val="000000"/>
-                <w:sz w:val="22"/>
-                <w:szCs w:val="22"/>
-              </w:rPr>
-            </w:pPr>
-          </w:p>
-        </w:tc>
-        <w:tc>
-          <w:tcPr>
-            <w:tcW w:w="2042" w:type="dxa"/>
+            <w:tcW w:w="891" w:type="dxa"/>
+            <w:tcBorders>
+              <w:top w:val="single" w:sz="6" w:space="0" w:color="666666"/>
+              <w:left w:val="single" w:sz="6" w:space="0" w:color="666666"/>
+              <w:bottom w:val="single" w:sz="6" w:space="0" w:color="666666"/>
+              <w:right w:val="single" w:sz="6" w:space="0" w:color="666666"/>
+            </w:tcBorders>
+            <w:shd w:val="clear" w:color="auto" w:fill="FFFFFF"/>
+            <w:tcMar>
+              <w:top w:w="0" w:type="dxa"/>
+              <w:left w:w="0" w:type="dxa"/>
+              <w:bottom w:w="0" w:type="dxa"/>
+              <w:right w:w="0" w:type="dxa"/>
+            </w:tcMar>
+            <w:vAlign w:val="center"/>
+          </w:tcPr>
+          <w:p>
+            <w:pPr>
+              <w:pBdr>
+                <w:top w:val="none" w:sz="0" w:space="0" w:color="000000"/>
+                <w:left w:val="none" w:sz="0" w:space="0" w:color="000000"/>
+                <w:bottom w:val="none" w:sz="0" w:space="0" w:color="000000"/>
+                <w:right w:val="none" w:sz="0" w:space="0" w:color="000000"/>
+              </w:pBdr>
+              <w:spacing w:before="100" w:after="100"/>
+              <w:ind w:left="100" w:right="100"/>
+              <w:rPr>
+                <w:rFonts w:ascii="Arial" w:eastAsia="Arial" w:hAnsi="Arial" w:cs="Arial"/>
+                <w:color w:val="000000"/>
+                <w:sz w:val="22"/>
+                <w:szCs w:val="22"/>
+              </w:rPr>
+            </w:pPr>
+          </w:p>
+        </w:tc>
+        <w:tc>
+          <w:tcPr>
+            <w:tcW w:w="2105" w:type="dxa"/>
             <w:tcBorders>
               <w:top w:val="single" w:sz="6" w:space="0" w:color="666666"/>
               <w:left w:val="single" w:sz="6" w:space="0" w:color="666666"/>
@@ -6897,12 +6897,12 @@
       </w:tr>
       <w:tr>
         <w:trPr>
-          <w:trHeight w:val="379"/>
+          <w:trHeight w:val="406"/>
           <w:jc w:val="center"/>
         </w:trPr>
         <w:tc>
           <w:tcPr>
-            <w:tcW w:w="2491" w:type="dxa"/>
+            <w:tcW w:w="2567" w:type="dxa"/>
             <w:tcBorders>
               <w:top w:val="single" w:sz="6" w:space="0" w:color="666666"/>
               <w:left w:val="single" w:sz="6" w:space="0" w:color="666666"/>
@@ -6948,7 +6948,7 @@
         </w:tc>
         <w:tc>
           <w:tcPr>
-            <w:tcW w:w="1014" w:type="dxa"/>
+            <w:tcW w:w="1045" w:type="dxa"/>
             <w:tcBorders>
               <w:top w:val="single" w:sz="6" w:space="0" w:color="666666"/>
               <w:left w:val="single" w:sz="6" w:space="0" w:color="666666"/>
@@ -6994,7 +6994,7 @@
         </w:tc>
         <w:tc>
           <w:tcPr>
-            <w:tcW w:w="922" w:type="dxa"/>
+            <w:tcW w:w="950" w:type="dxa"/>
             <w:tcBorders>
               <w:top w:val="single" w:sz="6" w:space="0" w:color="666666"/>
               <w:left w:val="single" w:sz="6" w:space="0" w:color="666666"/>
@@ -7040,7 +7040,7 @@
         </w:tc>
         <w:tc>
           <w:tcPr>
-            <w:tcW w:w="944" w:type="dxa"/>
+            <w:tcW w:w="973" w:type="dxa"/>
             <w:tcBorders>
               <w:top w:val="single" w:sz="6" w:space="0" w:color="666666"/>
               <w:left w:val="single" w:sz="6" w:space="0" w:color="666666"/>
@@ -7086,44 +7086,44 @@
         </w:tc>
         <w:tc>
           <w:tcPr>
-            <w:tcW w:w="864" w:type="dxa"/>
-            <w:tcBorders>
-              <w:top w:val="single" w:sz="6" w:space="0" w:color="666666"/>
-              <w:left w:val="single" w:sz="6" w:space="0" w:color="666666"/>
-              <w:bottom w:val="single" w:sz="6" w:space="0" w:color="666666"/>
-              <w:right w:val="single" w:sz="6" w:space="0" w:color="666666"/>
-            </w:tcBorders>
-            <w:shd w:val="clear" w:color="auto" w:fill="FFFFFF"/>
-            <w:tcMar>
-              <w:top w:w="0" w:type="dxa"/>
-              <w:left w:w="0" w:type="dxa"/>
-              <w:bottom w:w="0" w:type="dxa"/>
-              <w:right w:w="0" w:type="dxa"/>
-            </w:tcMar>
-            <w:vAlign w:val="center"/>
-          </w:tcPr>
-          <w:p>
-            <w:pPr>
-              <w:pBdr>
-                <w:top w:val="none" w:sz="0" w:space="0" w:color="000000"/>
-                <w:left w:val="none" w:sz="0" w:space="0" w:color="000000"/>
-                <w:bottom w:val="none" w:sz="0" w:space="0" w:color="000000"/>
-                <w:right w:val="none" w:sz="0" w:space="0" w:color="000000"/>
-              </w:pBdr>
-              <w:spacing w:before="100" w:after="100"/>
-              <w:ind w:left="100" w:right="100"/>
-              <w:rPr>
-                <w:rFonts w:ascii="Arial" w:eastAsia="Arial" w:hAnsi="Arial" w:cs="Arial"/>
-                <w:color w:val="000000"/>
-                <w:sz w:val="22"/>
-                <w:szCs w:val="22"/>
-              </w:rPr>
-            </w:pPr>
-          </w:p>
-        </w:tc>
-        <w:tc>
-          <w:tcPr>
-            <w:tcW w:w="2042" w:type="dxa"/>
+            <w:tcW w:w="891" w:type="dxa"/>
+            <w:tcBorders>
+              <w:top w:val="single" w:sz="6" w:space="0" w:color="666666"/>
+              <w:left w:val="single" w:sz="6" w:space="0" w:color="666666"/>
+              <w:bottom w:val="single" w:sz="6" w:space="0" w:color="666666"/>
+              <w:right w:val="single" w:sz="6" w:space="0" w:color="666666"/>
+            </w:tcBorders>
+            <w:shd w:val="clear" w:color="auto" w:fill="FFFFFF"/>
+            <w:tcMar>
+              <w:top w:w="0" w:type="dxa"/>
+              <w:left w:w="0" w:type="dxa"/>
+              <w:bottom w:w="0" w:type="dxa"/>
+              <w:right w:w="0" w:type="dxa"/>
+            </w:tcMar>
+            <w:vAlign w:val="center"/>
+          </w:tcPr>
+          <w:p>
+            <w:pPr>
+              <w:pBdr>
+                <w:top w:val="none" w:sz="0" w:space="0" w:color="000000"/>
+                <w:left w:val="none" w:sz="0" w:space="0" w:color="000000"/>
+                <w:bottom w:val="none" w:sz="0" w:space="0" w:color="000000"/>
+                <w:right w:val="none" w:sz="0" w:space="0" w:color="000000"/>
+              </w:pBdr>
+              <w:spacing w:before="100" w:after="100"/>
+              <w:ind w:left="100" w:right="100"/>
+              <w:rPr>
+                <w:rFonts w:ascii="Arial" w:eastAsia="Arial" w:hAnsi="Arial" w:cs="Arial"/>
+                <w:color w:val="000000"/>
+                <w:sz w:val="22"/>
+                <w:szCs w:val="22"/>
+              </w:rPr>
+            </w:pPr>
+          </w:p>
+        </w:tc>
+        <w:tc>
+          <w:tcPr>
+            <w:tcW w:w="2105" w:type="dxa"/>
             <w:tcBorders>
               <w:top w:val="single" w:sz="6" w:space="0" w:color="666666"/>
               <w:left w:val="single" w:sz="6" w:space="0" w:color="666666"/>
@@ -7181,12 +7181,12 @@
       </w:tr>
       <w:tr>
         <w:trPr>
-          <w:trHeight w:val="379"/>
+          <w:trHeight w:val="406"/>
           <w:jc w:val="center"/>
         </w:trPr>
         <w:tc>
           <w:tcPr>
-            <w:tcW w:w="2491" w:type="dxa"/>
+            <w:tcW w:w="2567" w:type="dxa"/>
             <w:tcBorders>
               <w:top w:val="single" w:sz="6" w:space="0" w:color="666666"/>
               <w:left w:val="single" w:sz="6" w:space="0" w:color="666666"/>
@@ -7232,155 +7232,155 @@
         </w:tc>
         <w:tc>
           <w:tcPr>
-            <w:tcW w:w="1014" w:type="dxa"/>
-            <w:tcBorders>
-              <w:top w:val="single" w:sz="6" w:space="0" w:color="666666"/>
-              <w:left w:val="single" w:sz="6" w:space="0" w:color="666666"/>
-              <w:bottom w:val="single" w:sz="6" w:space="0" w:color="666666"/>
-              <w:right w:val="single" w:sz="6" w:space="0" w:color="666666"/>
-            </w:tcBorders>
-            <w:shd w:val="clear" w:color="auto" w:fill="FFFFFF"/>
-            <w:tcMar>
-              <w:top w:w="0" w:type="dxa"/>
-              <w:left w:w="0" w:type="dxa"/>
-              <w:bottom w:w="0" w:type="dxa"/>
-              <w:right w:w="0" w:type="dxa"/>
-            </w:tcMar>
-            <w:vAlign w:val="center"/>
-          </w:tcPr>
-          <w:p>
-            <w:pPr>
-              <w:pBdr>
-                <w:top w:val="none" w:sz="0" w:space="0" w:color="000000"/>
-                <w:left w:val="none" w:sz="0" w:space="0" w:color="000000"/>
-                <w:bottom w:val="none" w:sz="0" w:space="0" w:color="000000"/>
-                <w:right w:val="none" w:sz="0" w:space="0" w:color="000000"/>
-              </w:pBdr>
-              <w:spacing w:before="100" w:after="100"/>
-              <w:ind w:left="100" w:right="100"/>
-              <w:rPr>
-                <w:rFonts w:ascii="Arial" w:eastAsia="Arial" w:hAnsi="Arial" w:cs="Arial"/>
-                <w:color w:val="000000"/>
-                <w:sz w:val="22"/>
-                <w:szCs w:val="22"/>
-              </w:rPr>
-            </w:pPr>
-          </w:p>
-        </w:tc>
-        <w:tc>
-          <w:tcPr>
-            <w:tcW w:w="922" w:type="dxa"/>
-            <w:tcBorders>
-              <w:top w:val="single" w:sz="6" w:space="0" w:color="666666"/>
-              <w:left w:val="single" w:sz="6" w:space="0" w:color="666666"/>
-              <w:bottom w:val="single" w:sz="6" w:space="0" w:color="666666"/>
-              <w:right w:val="single" w:sz="6" w:space="0" w:color="666666"/>
-            </w:tcBorders>
-            <w:shd w:val="clear" w:color="auto" w:fill="FFFFFF"/>
-            <w:tcMar>
-              <w:top w:w="0" w:type="dxa"/>
-              <w:left w:w="0" w:type="dxa"/>
-              <w:bottom w:w="0" w:type="dxa"/>
-              <w:right w:w="0" w:type="dxa"/>
-            </w:tcMar>
-            <w:vAlign w:val="center"/>
-          </w:tcPr>
-          <w:p>
-            <w:pPr>
-              <w:pBdr>
-                <w:top w:val="none" w:sz="0" w:space="0" w:color="000000"/>
-                <w:left w:val="none" w:sz="0" w:space="0" w:color="000000"/>
-                <w:bottom w:val="none" w:sz="0" w:space="0" w:color="000000"/>
-                <w:right w:val="none" w:sz="0" w:space="0" w:color="000000"/>
-              </w:pBdr>
-              <w:spacing w:before="100" w:after="100"/>
-              <w:ind w:left="100" w:right="100"/>
-              <w:rPr>
-                <w:rFonts w:ascii="Arial" w:eastAsia="Arial" w:hAnsi="Arial" w:cs="Arial"/>
-                <w:color w:val="000000"/>
-                <w:sz w:val="22"/>
-                <w:szCs w:val="22"/>
-              </w:rPr>
-            </w:pPr>
-          </w:p>
-        </w:tc>
-        <w:tc>
-          <w:tcPr>
-            <w:tcW w:w="944" w:type="dxa"/>
-            <w:tcBorders>
-              <w:top w:val="single" w:sz="6" w:space="0" w:color="666666"/>
-              <w:left w:val="single" w:sz="6" w:space="0" w:color="666666"/>
-              <w:bottom w:val="single" w:sz="6" w:space="0" w:color="666666"/>
-              <w:right w:val="single" w:sz="6" w:space="0" w:color="666666"/>
-            </w:tcBorders>
-            <w:shd w:val="clear" w:color="auto" w:fill="FFFFFF"/>
-            <w:tcMar>
-              <w:top w:w="0" w:type="dxa"/>
-              <w:left w:w="0" w:type="dxa"/>
-              <w:bottom w:w="0" w:type="dxa"/>
-              <w:right w:w="0" w:type="dxa"/>
-            </w:tcMar>
-            <w:vAlign w:val="center"/>
-          </w:tcPr>
-          <w:p>
-            <w:pPr>
-              <w:pBdr>
-                <w:top w:val="none" w:sz="0" w:space="0" w:color="000000"/>
-                <w:left w:val="none" w:sz="0" w:space="0" w:color="000000"/>
-                <w:bottom w:val="none" w:sz="0" w:space="0" w:color="000000"/>
-                <w:right w:val="none" w:sz="0" w:space="0" w:color="000000"/>
-              </w:pBdr>
-              <w:spacing w:before="100" w:after="100"/>
-              <w:ind w:left="100" w:right="100"/>
-              <w:rPr>
-                <w:rFonts w:ascii="Arial" w:eastAsia="Arial" w:hAnsi="Arial" w:cs="Arial"/>
-                <w:color w:val="000000"/>
-                <w:sz w:val="22"/>
-                <w:szCs w:val="22"/>
-              </w:rPr>
-            </w:pPr>
-          </w:p>
-        </w:tc>
-        <w:tc>
-          <w:tcPr>
-            <w:tcW w:w="864" w:type="dxa"/>
-            <w:tcBorders>
-              <w:top w:val="single" w:sz="6" w:space="0" w:color="666666"/>
-              <w:left w:val="single" w:sz="6" w:space="0" w:color="666666"/>
-              <w:bottom w:val="single" w:sz="6" w:space="0" w:color="666666"/>
-              <w:right w:val="single" w:sz="6" w:space="0" w:color="666666"/>
-            </w:tcBorders>
-            <w:shd w:val="clear" w:color="auto" w:fill="FFFFFF"/>
-            <w:tcMar>
-              <w:top w:w="0" w:type="dxa"/>
-              <w:left w:w="0" w:type="dxa"/>
-              <w:bottom w:w="0" w:type="dxa"/>
-              <w:right w:w="0" w:type="dxa"/>
-            </w:tcMar>
-            <w:vAlign w:val="center"/>
-          </w:tcPr>
-          <w:p>
-            <w:pPr>
-              <w:pBdr>
-                <w:top w:val="none" w:sz="0" w:space="0" w:color="000000"/>
-                <w:left w:val="none" w:sz="0" w:space="0" w:color="000000"/>
-                <w:bottom w:val="none" w:sz="0" w:space="0" w:color="000000"/>
-                <w:right w:val="none" w:sz="0" w:space="0" w:color="000000"/>
-              </w:pBdr>
-              <w:spacing w:before="100" w:after="100"/>
-              <w:ind w:left="100" w:right="100"/>
-              <w:rPr>
-                <w:rFonts w:ascii="Arial" w:eastAsia="Arial" w:hAnsi="Arial" w:cs="Arial"/>
-                <w:color w:val="000000"/>
-                <w:sz w:val="22"/>
-                <w:szCs w:val="22"/>
-              </w:rPr>
-            </w:pPr>
-          </w:p>
-        </w:tc>
-        <w:tc>
-          <w:tcPr>
-            <w:tcW w:w="2042" w:type="dxa"/>
+            <w:tcW w:w="1045" w:type="dxa"/>
+            <w:tcBorders>
+              <w:top w:val="single" w:sz="6" w:space="0" w:color="666666"/>
+              <w:left w:val="single" w:sz="6" w:space="0" w:color="666666"/>
+              <w:bottom w:val="single" w:sz="6" w:space="0" w:color="666666"/>
+              <w:right w:val="single" w:sz="6" w:space="0" w:color="666666"/>
+            </w:tcBorders>
+            <w:shd w:val="clear" w:color="auto" w:fill="FFFFFF"/>
+            <w:tcMar>
+              <w:top w:w="0" w:type="dxa"/>
+              <w:left w:w="0" w:type="dxa"/>
+              <w:bottom w:w="0" w:type="dxa"/>
+              <w:right w:w="0" w:type="dxa"/>
+            </w:tcMar>
+            <w:vAlign w:val="center"/>
+          </w:tcPr>
+          <w:p>
+            <w:pPr>
+              <w:pBdr>
+                <w:top w:val="none" w:sz="0" w:space="0" w:color="000000"/>
+                <w:left w:val="none" w:sz="0" w:space="0" w:color="000000"/>
+                <w:bottom w:val="none" w:sz="0" w:space="0" w:color="000000"/>
+                <w:right w:val="none" w:sz="0" w:space="0" w:color="000000"/>
+              </w:pBdr>
+              <w:spacing w:before="100" w:after="100"/>
+              <w:ind w:left="100" w:right="100"/>
+              <w:rPr>
+                <w:rFonts w:ascii="Arial" w:eastAsia="Arial" w:hAnsi="Arial" w:cs="Arial"/>
+                <w:color w:val="000000"/>
+                <w:sz w:val="22"/>
+                <w:szCs w:val="22"/>
+              </w:rPr>
+            </w:pPr>
+          </w:p>
+        </w:tc>
+        <w:tc>
+          <w:tcPr>
+            <w:tcW w:w="950" w:type="dxa"/>
+            <w:tcBorders>
+              <w:top w:val="single" w:sz="6" w:space="0" w:color="666666"/>
+              <w:left w:val="single" w:sz="6" w:space="0" w:color="666666"/>
+              <w:bottom w:val="single" w:sz="6" w:space="0" w:color="666666"/>
+              <w:right w:val="single" w:sz="6" w:space="0" w:color="666666"/>
+            </w:tcBorders>
+            <w:shd w:val="clear" w:color="auto" w:fill="FFFFFF"/>
+            <w:tcMar>
+              <w:top w:w="0" w:type="dxa"/>
+              <w:left w:w="0" w:type="dxa"/>
+              <w:bottom w:w="0" w:type="dxa"/>
+              <w:right w:w="0" w:type="dxa"/>
+            </w:tcMar>
+            <w:vAlign w:val="center"/>
+          </w:tcPr>
+          <w:p>
+            <w:pPr>
+              <w:pBdr>
+                <w:top w:val="none" w:sz="0" w:space="0" w:color="000000"/>
+                <w:left w:val="none" w:sz="0" w:space="0" w:color="000000"/>
+                <w:bottom w:val="none" w:sz="0" w:space="0" w:color="000000"/>
+                <w:right w:val="none" w:sz="0" w:space="0" w:color="000000"/>
+              </w:pBdr>
+              <w:spacing w:before="100" w:after="100"/>
+              <w:ind w:left="100" w:right="100"/>
+              <w:rPr>
+                <w:rFonts w:ascii="Arial" w:eastAsia="Arial" w:hAnsi="Arial" w:cs="Arial"/>
+                <w:color w:val="000000"/>
+                <w:sz w:val="22"/>
+                <w:szCs w:val="22"/>
+              </w:rPr>
+            </w:pPr>
+          </w:p>
+        </w:tc>
+        <w:tc>
+          <w:tcPr>
+            <w:tcW w:w="973" w:type="dxa"/>
+            <w:tcBorders>
+              <w:top w:val="single" w:sz="6" w:space="0" w:color="666666"/>
+              <w:left w:val="single" w:sz="6" w:space="0" w:color="666666"/>
+              <w:bottom w:val="single" w:sz="6" w:space="0" w:color="666666"/>
+              <w:right w:val="single" w:sz="6" w:space="0" w:color="666666"/>
+            </w:tcBorders>
+            <w:shd w:val="clear" w:color="auto" w:fill="FFFFFF"/>
+            <w:tcMar>
+              <w:top w:w="0" w:type="dxa"/>
+              <w:left w:w="0" w:type="dxa"/>
+              <w:bottom w:w="0" w:type="dxa"/>
+              <w:right w:w="0" w:type="dxa"/>
+            </w:tcMar>
+            <w:vAlign w:val="center"/>
+          </w:tcPr>
+          <w:p>
+            <w:pPr>
+              <w:pBdr>
+                <w:top w:val="none" w:sz="0" w:space="0" w:color="000000"/>
+                <w:left w:val="none" w:sz="0" w:space="0" w:color="000000"/>
+                <w:bottom w:val="none" w:sz="0" w:space="0" w:color="000000"/>
+                <w:right w:val="none" w:sz="0" w:space="0" w:color="000000"/>
+              </w:pBdr>
+              <w:spacing w:before="100" w:after="100"/>
+              <w:ind w:left="100" w:right="100"/>
+              <w:rPr>
+                <w:rFonts w:ascii="Arial" w:eastAsia="Arial" w:hAnsi="Arial" w:cs="Arial"/>
+                <w:color w:val="000000"/>
+                <w:sz w:val="22"/>
+                <w:szCs w:val="22"/>
+              </w:rPr>
+            </w:pPr>
+          </w:p>
+        </w:tc>
+        <w:tc>
+          <w:tcPr>
+            <w:tcW w:w="891" w:type="dxa"/>
+            <w:tcBorders>
+              <w:top w:val="single" w:sz="6" w:space="0" w:color="666666"/>
+              <w:left w:val="single" w:sz="6" w:space="0" w:color="666666"/>
+              <w:bottom w:val="single" w:sz="6" w:space="0" w:color="666666"/>
+              <w:right w:val="single" w:sz="6" w:space="0" w:color="666666"/>
+            </w:tcBorders>
+            <w:shd w:val="clear" w:color="auto" w:fill="FFFFFF"/>
+            <w:tcMar>
+              <w:top w:w="0" w:type="dxa"/>
+              <w:left w:w="0" w:type="dxa"/>
+              <w:bottom w:w="0" w:type="dxa"/>
+              <w:right w:w="0" w:type="dxa"/>
+            </w:tcMar>
+            <w:vAlign w:val="center"/>
+          </w:tcPr>
+          <w:p>
+            <w:pPr>
+              <w:pBdr>
+                <w:top w:val="none" w:sz="0" w:space="0" w:color="000000"/>
+                <w:left w:val="none" w:sz="0" w:space="0" w:color="000000"/>
+                <w:bottom w:val="none" w:sz="0" w:space="0" w:color="000000"/>
+                <w:right w:val="none" w:sz="0" w:space="0" w:color="000000"/>
+              </w:pBdr>
+              <w:spacing w:before="100" w:after="100"/>
+              <w:ind w:left="100" w:right="100"/>
+              <w:rPr>
+                <w:rFonts w:ascii="Arial" w:eastAsia="Arial" w:hAnsi="Arial" w:cs="Arial"/>
+                <w:color w:val="000000"/>
+                <w:sz w:val="22"/>
+                <w:szCs w:val="22"/>
+              </w:rPr>
+            </w:pPr>
+          </w:p>
+        </w:tc>
+        <w:tc>
+          <w:tcPr>
+            <w:tcW w:w="2105" w:type="dxa"/>
             <w:tcBorders>
               <w:top w:val="single" w:sz="6" w:space="0" w:color="666666"/>
               <w:left w:val="single" w:sz="6" w:space="0" w:color="666666"/>
@@ -7418,12 +7418,12 @@
       </w:tr>
       <w:tr>
         <w:trPr>
-          <w:trHeight w:val="379"/>
+          <w:trHeight w:val="406"/>
           <w:jc w:val="center"/>
         </w:trPr>
         <w:tc>
           <w:tcPr>
-            <w:tcW w:w="2491" w:type="dxa"/>
+            <w:tcW w:w="2567" w:type="dxa"/>
             <w:tcBorders>
               <w:top w:val="single" w:sz="6" w:space="0" w:color="666666"/>
               <w:left w:val="single" w:sz="6" w:space="0" w:color="666666"/>
@@ -7469,7 +7469,7 @@
         </w:tc>
         <w:tc>
           <w:tcPr>
-            <w:tcW w:w="1014" w:type="dxa"/>
+            <w:tcW w:w="1045" w:type="dxa"/>
             <w:tcBorders>
               <w:top w:val="single" w:sz="6" w:space="0" w:color="666666"/>
               <w:left w:val="single" w:sz="6" w:space="0" w:color="666666"/>
@@ -7515,7 +7515,7 @@
         </w:tc>
         <w:tc>
           <w:tcPr>
-            <w:tcW w:w="922" w:type="dxa"/>
+            <w:tcW w:w="950" w:type="dxa"/>
             <w:tcBorders>
               <w:top w:val="single" w:sz="6" w:space="0" w:color="666666"/>
               <w:left w:val="single" w:sz="6" w:space="0" w:color="666666"/>
@@ -7561,7 +7561,7 @@
         </w:tc>
         <w:tc>
           <w:tcPr>
-            <w:tcW w:w="944" w:type="dxa"/>
+            <w:tcW w:w="973" w:type="dxa"/>
             <w:tcBorders>
               <w:top w:val="single" w:sz="6" w:space="0" w:color="666666"/>
               <w:left w:val="single" w:sz="6" w:space="0" w:color="666666"/>
@@ -7607,7 +7607,7 @@
         </w:tc>
         <w:tc>
           <w:tcPr>
-            <w:tcW w:w="864" w:type="dxa"/>
+            <w:tcW w:w="891" w:type="dxa"/>
             <w:tcBorders>
               <w:top w:val="single" w:sz="6" w:space="0" w:color="666666"/>
               <w:left w:val="single" w:sz="6" w:space="0" w:color="666666"/>
@@ -7653,7 +7653,7 @@
         </w:tc>
         <w:tc>
           <w:tcPr>
-            <w:tcW w:w="2042" w:type="dxa"/>
+            <w:tcW w:w="2105" w:type="dxa"/>
             <w:tcBorders>
               <w:top w:val="single" w:sz="6" w:space="0" w:color="666666"/>
               <w:left w:val="single" w:sz="6" w:space="0" w:color="666666"/>
@@ -7700,12 +7700,12 @@
       </w:tr>
       <w:tr>
         <w:trPr>
-          <w:trHeight w:val="379"/>
+          <w:trHeight w:val="406"/>
           <w:jc w:val="center"/>
         </w:trPr>
         <w:tc>
           <w:tcPr>
-            <w:tcW w:w="2491" w:type="dxa"/>
+            <w:tcW w:w="2567" w:type="dxa"/>
             <w:tcBorders>
               <w:top w:val="single" w:sz="6" w:space="0" w:color="666666"/>
               <w:left w:val="single" w:sz="6" w:space="0" w:color="666666"/>
@@ -7751,7 +7751,7 @@
         </w:tc>
         <w:tc>
           <w:tcPr>
-            <w:tcW w:w="1014" w:type="dxa"/>
+            <w:tcW w:w="1045" w:type="dxa"/>
             <w:tcBorders>
               <w:top w:val="single" w:sz="6" w:space="0" w:color="666666"/>
               <w:left w:val="single" w:sz="6" w:space="0" w:color="666666"/>
@@ -7797,7 +7797,7 @@
         </w:tc>
         <w:tc>
           <w:tcPr>
-            <w:tcW w:w="922" w:type="dxa"/>
+            <w:tcW w:w="950" w:type="dxa"/>
             <w:tcBorders>
               <w:top w:val="single" w:sz="6" w:space="0" w:color="666666"/>
               <w:left w:val="single" w:sz="6" w:space="0" w:color="666666"/>
@@ -7843,7 +7843,7 @@
         </w:tc>
         <w:tc>
           <w:tcPr>
-            <w:tcW w:w="944" w:type="dxa"/>
+            <w:tcW w:w="973" w:type="dxa"/>
             <w:tcBorders>
               <w:top w:val="single" w:sz="6" w:space="0" w:color="666666"/>
               <w:left w:val="single" w:sz="6" w:space="0" w:color="666666"/>
@@ -7889,7 +7889,7 @@
         </w:tc>
         <w:tc>
           <w:tcPr>
-            <w:tcW w:w="864" w:type="dxa"/>
+            <w:tcW w:w="891" w:type="dxa"/>
             <w:tcBorders>
               <w:top w:val="single" w:sz="6" w:space="0" w:color="666666"/>
               <w:left w:val="single" w:sz="6" w:space="0" w:color="666666"/>
@@ -7935,7 +7935,7 @@
         </w:tc>
         <w:tc>
           <w:tcPr>
-            <w:tcW w:w="2042" w:type="dxa"/>
+            <w:tcW w:w="2105" w:type="dxa"/>
             <w:tcBorders>
               <w:top w:val="single" w:sz="6" w:space="0" w:color="666666"/>
               <w:left w:val="single" w:sz="6" w:space="0" w:color="666666"/>
@@ -7982,12 +7982,12 @@
       </w:tr>
       <w:tr>
         <w:trPr>
-          <w:trHeight w:val="391"/>
+          <w:trHeight w:val="420"/>
           <w:jc w:val="center"/>
         </w:trPr>
         <w:tc>
           <w:tcPr>
-            <w:tcW w:w="2491" w:type="dxa"/>
+            <w:tcW w:w="2567" w:type="dxa"/>
             <w:tcBorders>
               <w:top w:val="single" w:sz="6" w:space="0" w:color="666666"/>
               <w:left w:val="single" w:sz="6" w:space="0" w:color="666666"/>
@@ -8033,7 +8033,7 @@
         </w:tc>
         <w:tc>
           <w:tcPr>
-            <w:tcW w:w="1014" w:type="dxa"/>
+            <w:tcW w:w="1045" w:type="dxa"/>
             <w:tcBorders>
               <w:top w:val="single" w:sz="6" w:space="0" w:color="666666"/>
               <w:left w:val="single" w:sz="6" w:space="0" w:color="666666"/>
@@ -8079,7 +8079,7 @@
         </w:tc>
         <w:tc>
           <w:tcPr>
-            <w:tcW w:w="922" w:type="dxa"/>
+            <w:tcW w:w="950" w:type="dxa"/>
             <w:tcBorders>
               <w:top w:val="single" w:sz="6" w:space="0" w:color="666666"/>
               <w:left w:val="single" w:sz="6" w:space="0" w:color="666666"/>
@@ -8125,7 +8125,7 @@
         </w:tc>
         <w:tc>
           <w:tcPr>
-            <w:tcW w:w="944" w:type="dxa"/>
+            <w:tcW w:w="973" w:type="dxa"/>
             <w:tcBorders>
               <w:top w:val="single" w:sz="6" w:space="0" w:color="666666"/>
               <w:left w:val="single" w:sz="6" w:space="0" w:color="666666"/>
@@ -8171,7 +8171,7 @@
         </w:tc>
         <w:tc>
           <w:tcPr>
-            <w:tcW w:w="864" w:type="dxa"/>
+            <w:tcW w:w="891" w:type="dxa"/>
             <w:tcBorders>
               <w:top w:val="single" w:sz="6" w:space="0" w:color="666666"/>
               <w:left w:val="single" w:sz="6" w:space="0" w:color="666666"/>
@@ -8217,7 +8217,7 @@
         </w:tc>
         <w:tc>
           <w:tcPr>
-            <w:tcW w:w="2042" w:type="dxa"/>
+            <w:tcW w:w="2105" w:type="dxa"/>
             <w:tcBorders>
               <w:top w:val="single" w:sz="6" w:space="0" w:color="666666"/>
               <w:left w:val="single" w:sz="6" w:space="0" w:color="666666"/>
@@ -8264,12 +8264,12 @@
       </w:tr>
       <w:tr>
         <w:trPr>
-          <w:trHeight w:val="379"/>
+          <w:trHeight w:val="406"/>
           <w:jc w:val="center"/>
         </w:trPr>
         <w:tc>
           <w:tcPr>
-            <w:tcW w:w="2491" w:type="dxa"/>
+            <w:tcW w:w="2567" w:type="dxa"/>
             <w:tcBorders>
               <w:top w:val="single" w:sz="6" w:space="0" w:color="666666"/>
               <w:left w:val="single" w:sz="6" w:space="0" w:color="666666"/>
@@ -8315,155 +8315,155 @@
         </w:tc>
         <w:tc>
           <w:tcPr>
-            <w:tcW w:w="1014" w:type="dxa"/>
-            <w:tcBorders>
-              <w:top w:val="single" w:sz="6" w:space="0" w:color="666666"/>
-              <w:left w:val="single" w:sz="6" w:space="0" w:color="666666"/>
-              <w:bottom w:val="single" w:sz="6" w:space="0" w:color="666666"/>
-              <w:right w:val="single" w:sz="6" w:space="0" w:color="666666"/>
-            </w:tcBorders>
-            <w:shd w:val="clear" w:color="auto" w:fill="FFFFFF"/>
-            <w:tcMar>
-              <w:top w:w="0" w:type="dxa"/>
-              <w:left w:w="0" w:type="dxa"/>
-              <w:bottom w:w="0" w:type="dxa"/>
-              <w:right w:w="0" w:type="dxa"/>
-            </w:tcMar>
-            <w:vAlign w:val="center"/>
-          </w:tcPr>
-          <w:p>
-            <w:pPr>
-              <w:pBdr>
-                <w:top w:val="none" w:sz="0" w:space="0" w:color="000000"/>
-                <w:left w:val="none" w:sz="0" w:space="0" w:color="000000"/>
-                <w:bottom w:val="none" w:sz="0" w:space="0" w:color="000000"/>
-                <w:right w:val="none" w:sz="0" w:space="0" w:color="000000"/>
-              </w:pBdr>
-              <w:spacing w:before="100" w:after="100"/>
-              <w:ind w:left="100" w:right="100"/>
-              <w:rPr>
-                <w:rFonts w:ascii="Arial" w:eastAsia="Arial" w:hAnsi="Arial" w:cs="Arial"/>
-                <w:color w:val="000000"/>
-                <w:sz w:val="22"/>
-                <w:szCs w:val="22"/>
-              </w:rPr>
-            </w:pPr>
-          </w:p>
-        </w:tc>
-        <w:tc>
-          <w:tcPr>
-            <w:tcW w:w="922" w:type="dxa"/>
-            <w:tcBorders>
-              <w:top w:val="single" w:sz="6" w:space="0" w:color="666666"/>
-              <w:left w:val="single" w:sz="6" w:space="0" w:color="666666"/>
-              <w:bottom w:val="single" w:sz="6" w:space="0" w:color="666666"/>
-              <w:right w:val="single" w:sz="6" w:space="0" w:color="666666"/>
-            </w:tcBorders>
-            <w:shd w:val="clear" w:color="auto" w:fill="FFFFFF"/>
-            <w:tcMar>
-              <w:top w:w="0" w:type="dxa"/>
-              <w:left w:w="0" w:type="dxa"/>
-              <w:bottom w:w="0" w:type="dxa"/>
-              <w:right w:w="0" w:type="dxa"/>
-            </w:tcMar>
-            <w:vAlign w:val="center"/>
-          </w:tcPr>
-          <w:p>
-            <w:pPr>
-              <w:pBdr>
-                <w:top w:val="none" w:sz="0" w:space="0" w:color="000000"/>
-                <w:left w:val="none" w:sz="0" w:space="0" w:color="000000"/>
-                <w:bottom w:val="none" w:sz="0" w:space="0" w:color="000000"/>
-                <w:right w:val="none" w:sz="0" w:space="0" w:color="000000"/>
-              </w:pBdr>
-              <w:spacing w:before="100" w:after="100"/>
-              <w:ind w:left="100" w:right="100"/>
-              <w:rPr>
-                <w:rFonts w:ascii="Arial" w:eastAsia="Arial" w:hAnsi="Arial" w:cs="Arial"/>
-                <w:color w:val="000000"/>
-                <w:sz w:val="22"/>
-                <w:szCs w:val="22"/>
-              </w:rPr>
-            </w:pPr>
-          </w:p>
-        </w:tc>
-        <w:tc>
-          <w:tcPr>
-            <w:tcW w:w="944" w:type="dxa"/>
-            <w:tcBorders>
-              <w:top w:val="single" w:sz="6" w:space="0" w:color="666666"/>
-              <w:left w:val="single" w:sz="6" w:space="0" w:color="666666"/>
-              <w:bottom w:val="single" w:sz="6" w:space="0" w:color="666666"/>
-              <w:right w:val="single" w:sz="6" w:space="0" w:color="666666"/>
-            </w:tcBorders>
-            <w:shd w:val="clear" w:color="auto" w:fill="FFFFFF"/>
-            <w:tcMar>
-              <w:top w:w="0" w:type="dxa"/>
-              <w:left w:w="0" w:type="dxa"/>
-              <w:bottom w:w="0" w:type="dxa"/>
-              <w:right w:w="0" w:type="dxa"/>
-            </w:tcMar>
-            <w:vAlign w:val="center"/>
-          </w:tcPr>
-          <w:p>
-            <w:pPr>
-              <w:pBdr>
-                <w:top w:val="none" w:sz="0" w:space="0" w:color="000000"/>
-                <w:left w:val="none" w:sz="0" w:space="0" w:color="000000"/>
-                <w:bottom w:val="none" w:sz="0" w:space="0" w:color="000000"/>
-                <w:right w:val="none" w:sz="0" w:space="0" w:color="000000"/>
-              </w:pBdr>
-              <w:spacing w:before="100" w:after="100"/>
-              <w:ind w:left="100" w:right="100"/>
-              <w:rPr>
-                <w:rFonts w:ascii="Arial" w:eastAsia="Arial" w:hAnsi="Arial" w:cs="Arial"/>
-                <w:color w:val="000000"/>
-                <w:sz w:val="22"/>
-                <w:szCs w:val="22"/>
-              </w:rPr>
-            </w:pPr>
-          </w:p>
-        </w:tc>
-        <w:tc>
-          <w:tcPr>
-            <w:tcW w:w="864" w:type="dxa"/>
-            <w:tcBorders>
-              <w:top w:val="single" w:sz="6" w:space="0" w:color="666666"/>
-              <w:left w:val="single" w:sz="6" w:space="0" w:color="666666"/>
-              <w:bottom w:val="single" w:sz="6" w:space="0" w:color="666666"/>
-              <w:right w:val="single" w:sz="6" w:space="0" w:color="666666"/>
-            </w:tcBorders>
-            <w:shd w:val="clear" w:color="auto" w:fill="FFFFFF"/>
-            <w:tcMar>
-              <w:top w:w="0" w:type="dxa"/>
-              <w:left w:w="0" w:type="dxa"/>
-              <w:bottom w:w="0" w:type="dxa"/>
-              <w:right w:w="0" w:type="dxa"/>
-            </w:tcMar>
-            <w:vAlign w:val="center"/>
-          </w:tcPr>
-          <w:p>
-            <w:pPr>
-              <w:pBdr>
-                <w:top w:val="none" w:sz="0" w:space="0" w:color="000000"/>
-                <w:left w:val="none" w:sz="0" w:space="0" w:color="000000"/>
-                <w:bottom w:val="none" w:sz="0" w:space="0" w:color="000000"/>
-                <w:right w:val="none" w:sz="0" w:space="0" w:color="000000"/>
-              </w:pBdr>
-              <w:spacing w:before="100" w:after="100"/>
-              <w:ind w:left="100" w:right="100"/>
-              <w:rPr>
-                <w:rFonts w:ascii="Arial" w:eastAsia="Arial" w:hAnsi="Arial" w:cs="Arial"/>
-                <w:color w:val="000000"/>
-                <w:sz w:val="22"/>
-                <w:szCs w:val="22"/>
-              </w:rPr>
-            </w:pPr>
-          </w:p>
-        </w:tc>
-        <w:tc>
-          <w:tcPr>
-            <w:tcW w:w="2042" w:type="dxa"/>
+            <w:tcW w:w="1045" w:type="dxa"/>
+            <w:tcBorders>
+              <w:top w:val="single" w:sz="6" w:space="0" w:color="666666"/>
+              <w:left w:val="single" w:sz="6" w:space="0" w:color="666666"/>
+              <w:bottom w:val="single" w:sz="6" w:space="0" w:color="666666"/>
+              <w:right w:val="single" w:sz="6" w:space="0" w:color="666666"/>
+            </w:tcBorders>
+            <w:shd w:val="clear" w:color="auto" w:fill="FFFFFF"/>
+            <w:tcMar>
+              <w:top w:w="0" w:type="dxa"/>
+              <w:left w:w="0" w:type="dxa"/>
+              <w:bottom w:w="0" w:type="dxa"/>
+              <w:right w:w="0" w:type="dxa"/>
+            </w:tcMar>
+            <w:vAlign w:val="center"/>
+          </w:tcPr>
+          <w:p>
+            <w:pPr>
+              <w:pBdr>
+                <w:top w:val="none" w:sz="0" w:space="0" w:color="000000"/>
+                <w:left w:val="none" w:sz="0" w:space="0" w:color="000000"/>
+                <w:bottom w:val="none" w:sz="0" w:space="0" w:color="000000"/>
+                <w:right w:val="none" w:sz="0" w:space="0" w:color="000000"/>
+              </w:pBdr>
+              <w:spacing w:before="100" w:after="100"/>
+              <w:ind w:left="100" w:right="100"/>
+              <w:rPr>
+                <w:rFonts w:ascii="Arial" w:eastAsia="Arial" w:hAnsi="Arial" w:cs="Arial"/>
+                <w:color w:val="000000"/>
+                <w:sz w:val="22"/>
+                <w:szCs w:val="22"/>
+              </w:rPr>
+            </w:pPr>
+          </w:p>
+        </w:tc>
+        <w:tc>
+          <w:tcPr>
+            <w:tcW w:w="950" w:type="dxa"/>
+            <w:tcBorders>
+              <w:top w:val="single" w:sz="6" w:space="0" w:color="666666"/>
+              <w:left w:val="single" w:sz="6" w:space="0" w:color="666666"/>
+              <w:bottom w:val="single" w:sz="6" w:space="0" w:color="666666"/>
+              <w:right w:val="single" w:sz="6" w:space="0" w:color="666666"/>
+            </w:tcBorders>
+            <w:shd w:val="clear" w:color="auto" w:fill="FFFFFF"/>
+            <w:tcMar>
+              <w:top w:w="0" w:type="dxa"/>
+              <w:left w:w="0" w:type="dxa"/>
+              <w:bottom w:w="0" w:type="dxa"/>
+              <w:right w:w="0" w:type="dxa"/>
+            </w:tcMar>
+            <w:vAlign w:val="center"/>
+          </w:tcPr>
+          <w:p>
+            <w:pPr>
+              <w:pBdr>
+                <w:top w:val="none" w:sz="0" w:space="0" w:color="000000"/>
+                <w:left w:val="none" w:sz="0" w:space="0" w:color="000000"/>
+                <w:bottom w:val="none" w:sz="0" w:space="0" w:color="000000"/>
+                <w:right w:val="none" w:sz="0" w:space="0" w:color="000000"/>
+              </w:pBdr>
+              <w:spacing w:before="100" w:after="100"/>
+              <w:ind w:left="100" w:right="100"/>
+              <w:rPr>
+                <w:rFonts w:ascii="Arial" w:eastAsia="Arial" w:hAnsi="Arial" w:cs="Arial"/>
+                <w:color w:val="000000"/>
+                <w:sz w:val="22"/>
+                <w:szCs w:val="22"/>
+              </w:rPr>
+            </w:pPr>
+          </w:p>
+        </w:tc>
+        <w:tc>
+          <w:tcPr>
+            <w:tcW w:w="973" w:type="dxa"/>
+            <w:tcBorders>
+              <w:top w:val="single" w:sz="6" w:space="0" w:color="666666"/>
+              <w:left w:val="single" w:sz="6" w:space="0" w:color="666666"/>
+              <w:bottom w:val="single" w:sz="6" w:space="0" w:color="666666"/>
+              <w:right w:val="single" w:sz="6" w:space="0" w:color="666666"/>
+            </w:tcBorders>
+            <w:shd w:val="clear" w:color="auto" w:fill="FFFFFF"/>
+            <w:tcMar>
+              <w:top w:w="0" w:type="dxa"/>
+              <w:left w:w="0" w:type="dxa"/>
+              <w:bottom w:w="0" w:type="dxa"/>
+              <w:right w:w="0" w:type="dxa"/>
+            </w:tcMar>
+            <w:vAlign w:val="center"/>
+          </w:tcPr>
+          <w:p>
+            <w:pPr>
+              <w:pBdr>
+                <w:top w:val="none" w:sz="0" w:space="0" w:color="000000"/>
+                <w:left w:val="none" w:sz="0" w:space="0" w:color="000000"/>
+                <w:bottom w:val="none" w:sz="0" w:space="0" w:color="000000"/>
+                <w:right w:val="none" w:sz="0" w:space="0" w:color="000000"/>
+              </w:pBdr>
+              <w:spacing w:before="100" w:after="100"/>
+              <w:ind w:left="100" w:right="100"/>
+              <w:rPr>
+                <w:rFonts w:ascii="Arial" w:eastAsia="Arial" w:hAnsi="Arial" w:cs="Arial"/>
+                <w:color w:val="000000"/>
+                <w:sz w:val="22"/>
+                <w:szCs w:val="22"/>
+              </w:rPr>
+            </w:pPr>
+          </w:p>
+        </w:tc>
+        <w:tc>
+          <w:tcPr>
+            <w:tcW w:w="891" w:type="dxa"/>
+            <w:tcBorders>
+              <w:top w:val="single" w:sz="6" w:space="0" w:color="666666"/>
+              <w:left w:val="single" w:sz="6" w:space="0" w:color="666666"/>
+              <w:bottom w:val="single" w:sz="6" w:space="0" w:color="666666"/>
+              <w:right w:val="single" w:sz="6" w:space="0" w:color="666666"/>
+            </w:tcBorders>
+            <w:shd w:val="clear" w:color="auto" w:fill="FFFFFF"/>
+            <w:tcMar>
+              <w:top w:w="0" w:type="dxa"/>
+              <w:left w:w="0" w:type="dxa"/>
+              <w:bottom w:w="0" w:type="dxa"/>
+              <w:right w:w="0" w:type="dxa"/>
+            </w:tcMar>
+            <w:vAlign w:val="center"/>
+          </w:tcPr>
+          <w:p>
+            <w:pPr>
+              <w:pBdr>
+                <w:top w:val="none" w:sz="0" w:space="0" w:color="000000"/>
+                <w:left w:val="none" w:sz="0" w:space="0" w:color="000000"/>
+                <w:bottom w:val="none" w:sz="0" w:space="0" w:color="000000"/>
+                <w:right w:val="none" w:sz="0" w:space="0" w:color="000000"/>
+              </w:pBdr>
+              <w:spacing w:before="100" w:after="100"/>
+              <w:ind w:left="100" w:right="100"/>
+              <w:rPr>
+                <w:rFonts w:ascii="Arial" w:eastAsia="Arial" w:hAnsi="Arial" w:cs="Arial"/>
+                <w:color w:val="000000"/>
+                <w:sz w:val="22"/>
+                <w:szCs w:val="22"/>
+              </w:rPr>
+            </w:pPr>
+          </w:p>
+        </w:tc>
+        <w:tc>
+          <w:tcPr>
+            <w:tcW w:w="2105" w:type="dxa"/>
             <w:tcBorders>
               <w:top w:val="single" w:sz="6" w:space="0" w:color="666666"/>
               <w:left w:val="single" w:sz="6" w:space="0" w:color="666666"/>
@@ -8501,12 +8501,12 @@
       </w:tr>
       <w:tr>
         <w:trPr>
-          <w:trHeight w:val="379"/>
+          <w:trHeight w:val="406"/>
           <w:jc w:val="center"/>
         </w:trPr>
         <w:tc>
           <w:tcPr>
-            <w:tcW w:w="2491" w:type="dxa"/>
+            <w:tcW w:w="2567" w:type="dxa"/>
             <w:tcBorders>
               <w:top w:val="single" w:sz="6" w:space="0" w:color="666666"/>
               <w:left w:val="single" w:sz="6" w:space="0" w:color="666666"/>
@@ -8552,7 +8552,7 @@
         </w:tc>
         <w:tc>
           <w:tcPr>
-            <w:tcW w:w="1014" w:type="dxa"/>
+            <w:tcW w:w="1045" w:type="dxa"/>
             <w:tcBorders>
               <w:top w:val="single" w:sz="6" w:space="0" w:color="666666"/>
               <w:left w:val="single" w:sz="6" w:space="0" w:color="666666"/>
@@ -8598,7 +8598,7 @@
         </w:tc>
         <w:tc>
           <w:tcPr>
-            <w:tcW w:w="922" w:type="dxa"/>
+            <w:tcW w:w="950" w:type="dxa"/>
             <w:tcBorders>
               <w:top w:val="single" w:sz="6" w:space="0" w:color="666666"/>
               <w:left w:val="single" w:sz="6" w:space="0" w:color="666666"/>
@@ -8644,7 +8644,7 @@
         </w:tc>
         <w:tc>
           <w:tcPr>
-            <w:tcW w:w="944" w:type="dxa"/>
+            <w:tcW w:w="973" w:type="dxa"/>
             <w:tcBorders>
               <w:top w:val="single" w:sz="6" w:space="0" w:color="666666"/>
               <w:left w:val="single" w:sz="6" w:space="0" w:color="666666"/>
@@ -8690,7 +8690,7 @@
         </w:tc>
         <w:tc>
           <w:tcPr>
-            <w:tcW w:w="864" w:type="dxa"/>
+            <w:tcW w:w="891" w:type="dxa"/>
             <w:tcBorders>
               <w:top w:val="single" w:sz="6" w:space="0" w:color="666666"/>
               <w:left w:val="single" w:sz="6" w:space="0" w:color="666666"/>
@@ -8736,7 +8736,7 @@
         </w:tc>
         <w:tc>
           <w:tcPr>
-            <w:tcW w:w="2042" w:type="dxa"/>
+            <w:tcW w:w="2105" w:type="dxa"/>
             <w:tcBorders>
               <w:top w:val="single" w:sz="6" w:space="0" w:color="666666"/>
               <w:left w:val="single" w:sz="6" w:space="0" w:color="666666"/>
@@ -8805,59 +8805,58 @@
       </w:tr>
       <w:tr>
         <w:trPr>
-          <w:trHeight w:val="379"/>
+          <w:trHeight w:val="406"/>
           <w:jc w:val="center"/>
         </w:trPr>
         <w:tc>
           <w:tcPr>
-            <w:tcW w:w="2491" w:type="dxa"/>
-            <w:tcBorders>
-              <w:top w:val="single" w:sz="6" w:space="0" w:color="666666"/>
-              <w:left w:val="single" w:sz="6" w:space="0" w:color="666666"/>
-              <w:bottom w:val="single" w:sz="6" w:space="0" w:color="666666"/>
-              <w:right w:val="single" w:sz="6" w:space="0" w:color="666666"/>
-            </w:tcBorders>
-            <w:shd w:val="clear" w:color="auto" w:fill="FFFFFF"/>
-            <w:tcMar>
-              <w:top w:w="0" w:type="dxa"/>
-              <w:left w:w="0" w:type="dxa"/>
-              <w:bottom w:w="0" w:type="dxa"/>
-              <w:right w:w="0" w:type="dxa"/>
-            </w:tcMar>
-            <w:vAlign w:val="center"/>
-          </w:tcPr>
-          <w:p>
-            <w:pPr>
-              <w:pBdr>
-                <w:top w:val="none" w:sz="0" w:space="0" w:color="000000"/>
-                <w:left w:val="none" w:sz="0" w:space="0" w:color="000000"/>
-                <w:bottom w:val="none" w:sz="0" w:space="0" w:color="000000"/>
-                <w:right w:val="none" w:sz="0" w:space="0" w:color="000000"/>
-              </w:pBdr>
-              <w:spacing w:before="100" w:after="100"/>
-              <w:ind w:left="100" w:right="100"/>
-              <w:rPr>
-                <w:rFonts w:ascii="Arial" w:eastAsia="Arial" w:hAnsi="Arial" w:cs="Arial"/>
-                <w:color w:val="000000"/>
-                <w:sz w:val="22"/>
-                <w:szCs w:val="22"/>
-              </w:rPr>
-            </w:pPr>
-            <w:r>
-              <w:rPr>
-                <w:rFonts w:ascii="Arial" w:eastAsia="Arial" w:hAnsi="Arial" w:cs="Arial"/>
-                <w:color w:val="000000"/>
-                <w:sz w:val="22"/>
-                <w:szCs w:val="22"/>
-              </w:rPr>
-              <w:lastRenderedPageBreak/>
+            <w:tcW w:w="2567" w:type="dxa"/>
+            <w:tcBorders>
+              <w:top w:val="single" w:sz="6" w:space="0" w:color="666666"/>
+              <w:left w:val="single" w:sz="6" w:space="0" w:color="666666"/>
+              <w:bottom w:val="single" w:sz="6" w:space="0" w:color="666666"/>
+              <w:right w:val="single" w:sz="6" w:space="0" w:color="666666"/>
+            </w:tcBorders>
+            <w:shd w:val="clear" w:color="auto" w:fill="FFFFFF"/>
+            <w:tcMar>
+              <w:top w:w="0" w:type="dxa"/>
+              <w:left w:w="0" w:type="dxa"/>
+              <w:bottom w:w="0" w:type="dxa"/>
+              <w:right w:w="0" w:type="dxa"/>
+            </w:tcMar>
+            <w:vAlign w:val="center"/>
+          </w:tcPr>
+          <w:p>
+            <w:pPr>
+              <w:pBdr>
+                <w:top w:val="none" w:sz="0" w:space="0" w:color="000000"/>
+                <w:left w:val="none" w:sz="0" w:space="0" w:color="000000"/>
+                <w:bottom w:val="none" w:sz="0" w:space="0" w:color="000000"/>
+                <w:right w:val="none" w:sz="0" w:space="0" w:color="000000"/>
+              </w:pBdr>
+              <w:spacing w:before="100" w:after="100"/>
+              <w:ind w:left="100" w:right="100"/>
+              <w:rPr>
+                <w:rFonts w:ascii="Arial" w:eastAsia="Arial" w:hAnsi="Arial" w:cs="Arial"/>
+                <w:color w:val="000000"/>
+                <w:sz w:val="22"/>
+                <w:szCs w:val="22"/>
+              </w:rPr>
+            </w:pPr>
+            <w:r>
+              <w:rPr>
+                <w:rFonts w:ascii="Arial" w:eastAsia="Arial" w:hAnsi="Arial" w:cs="Arial"/>
+                <w:color w:val="000000"/>
+                <w:sz w:val="22"/>
+                <w:szCs w:val="22"/>
+              </w:rPr>
               <w:t>PFS to Dead under the Experimental Strategy</w:t>
             </w:r>
           </w:p>
         </w:tc>
         <w:tc>
           <w:tcPr>
-            <w:tcW w:w="1014" w:type="dxa"/>
+            <w:tcW w:w="1045" w:type="dxa"/>
             <w:tcBorders>
               <w:top w:val="single" w:sz="6" w:space="0" w:color="666666"/>
               <w:left w:val="single" w:sz="6" w:space="0" w:color="666666"/>
@@ -8903,7 +8902,7 @@
         </w:tc>
         <w:tc>
           <w:tcPr>
-            <w:tcW w:w="922" w:type="dxa"/>
+            <w:tcW w:w="950" w:type="dxa"/>
             <w:tcBorders>
               <w:top w:val="single" w:sz="6" w:space="0" w:color="666666"/>
               <w:left w:val="single" w:sz="6" w:space="0" w:color="666666"/>
@@ -8949,7 +8948,7 @@
         </w:tc>
         <w:tc>
           <w:tcPr>
-            <w:tcW w:w="944" w:type="dxa"/>
+            <w:tcW w:w="973" w:type="dxa"/>
             <w:tcBorders>
               <w:top w:val="single" w:sz="6" w:space="0" w:color="666666"/>
               <w:left w:val="single" w:sz="6" w:space="0" w:color="666666"/>
@@ -8995,7 +8994,7 @@
         </w:tc>
         <w:tc>
           <w:tcPr>
-            <w:tcW w:w="864" w:type="dxa"/>
+            <w:tcW w:w="891" w:type="dxa"/>
             <w:tcBorders>
               <w:top w:val="single" w:sz="6" w:space="0" w:color="666666"/>
               <w:left w:val="single" w:sz="6" w:space="0" w:color="666666"/>
@@ -9041,7 +9040,7 @@
         </w:tc>
         <w:tc>
           <w:tcPr>
-            <w:tcW w:w="2042" w:type="dxa"/>
+            <w:tcW w:w="2105" w:type="dxa"/>
             <w:tcBorders>
               <w:top w:val="single" w:sz="6" w:space="0" w:color="666666"/>
               <w:left w:val="single" w:sz="6" w:space="0" w:color="666666"/>
@@ -9110,58 +9109,59 @@
       </w:tr>
       <w:tr>
         <w:trPr>
-          <w:trHeight w:val="379"/>
+          <w:trHeight w:val="406"/>
           <w:jc w:val="center"/>
         </w:trPr>
         <w:tc>
           <w:tcPr>
-            <w:tcW w:w="2491" w:type="dxa"/>
-            <w:tcBorders>
-              <w:top w:val="single" w:sz="6" w:space="0" w:color="666666"/>
-              <w:left w:val="single" w:sz="6" w:space="0" w:color="666666"/>
-              <w:bottom w:val="single" w:sz="6" w:space="0" w:color="666666"/>
-              <w:right w:val="single" w:sz="6" w:space="0" w:color="666666"/>
-            </w:tcBorders>
-            <w:shd w:val="clear" w:color="auto" w:fill="FFFFFF"/>
-            <w:tcMar>
-              <w:top w:w="0" w:type="dxa"/>
-              <w:left w:w="0" w:type="dxa"/>
-              <w:bottom w:w="0" w:type="dxa"/>
-              <w:right w:w="0" w:type="dxa"/>
-            </w:tcMar>
-            <w:vAlign w:val="center"/>
-          </w:tcPr>
-          <w:p>
-            <w:pPr>
-              <w:pBdr>
-                <w:top w:val="none" w:sz="0" w:space="0" w:color="000000"/>
-                <w:left w:val="none" w:sz="0" w:space="0" w:color="000000"/>
-                <w:bottom w:val="none" w:sz="0" w:space="0" w:color="000000"/>
-                <w:right w:val="none" w:sz="0" w:space="0" w:color="000000"/>
-              </w:pBdr>
-              <w:spacing w:before="100" w:after="100"/>
-              <w:ind w:left="100" w:right="100"/>
-              <w:rPr>
-                <w:rFonts w:ascii="Arial" w:eastAsia="Arial" w:hAnsi="Arial" w:cs="Arial"/>
-                <w:color w:val="000000"/>
-                <w:sz w:val="22"/>
-                <w:szCs w:val="22"/>
-              </w:rPr>
-            </w:pPr>
-            <w:r>
-              <w:rPr>
-                <w:rFonts w:ascii="Arial" w:eastAsia="Arial" w:hAnsi="Arial" w:cs="Arial"/>
-                <w:color w:val="000000"/>
-                <w:sz w:val="22"/>
-                <w:szCs w:val="22"/>
-              </w:rPr>
+            <w:tcW w:w="2567" w:type="dxa"/>
+            <w:tcBorders>
+              <w:top w:val="single" w:sz="6" w:space="0" w:color="666666"/>
+              <w:left w:val="single" w:sz="6" w:space="0" w:color="666666"/>
+              <w:bottom w:val="single" w:sz="6" w:space="0" w:color="666666"/>
+              <w:right w:val="single" w:sz="6" w:space="0" w:color="666666"/>
+            </w:tcBorders>
+            <w:shd w:val="clear" w:color="auto" w:fill="FFFFFF"/>
+            <w:tcMar>
+              <w:top w:w="0" w:type="dxa"/>
+              <w:left w:w="0" w:type="dxa"/>
+              <w:bottom w:w="0" w:type="dxa"/>
+              <w:right w:w="0" w:type="dxa"/>
+            </w:tcMar>
+            <w:vAlign w:val="center"/>
+          </w:tcPr>
+          <w:p>
+            <w:pPr>
+              <w:pBdr>
+                <w:top w:val="none" w:sz="0" w:space="0" w:color="000000"/>
+                <w:left w:val="none" w:sz="0" w:space="0" w:color="000000"/>
+                <w:bottom w:val="none" w:sz="0" w:space="0" w:color="000000"/>
+                <w:right w:val="none" w:sz="0" w:space="0" w:color="000000"/>
+              </w:pBdr>
+              <w:spacing w:before="100" w:after="100"/>
+              <w:ind w:left="100" w:right="100"/>
+              <w:rPr>
+                <w:rFonts w:ascii="Arial" w:eastAsia="Arial" w:hAnsi="Arial" w:cs="Arial"/>
+                <w:color w:val="000000"/>
+                <w:sz w:val="22"/>
+                <w:szCs w:val="22"/>
+              </w:rPr>
+            </w:pPr>
+            <w:r>
+              <w:rPr>
+                <w:rFonts w:ascii="Arial" w:eastAsia="Arial" w:hAnsi="Arial" w:cs="Arial"/>
+                <w:color w:val="000000"/>
+                <w:sz w:val="22"/>
+                <w:szCs w:val="22"/>
+              </w:rPr>
+              <w:lastRenderedPageBreak/>
               <w:t>**Probability of Dying under Second-Line Treatment**</w:t>
             </w:r>
           </w:p>
         </w:tc>
         <w:tc>
           <w:tcPr>
-            <w:tcW w:w="1014" w:type="dxa"/>
+            <w:tcW w:w="1045" w:type="dxa"/>
             <w:tcBorders>
               <w:top w:val="single" w:sz="6" w:space="0" w:color="666666"/>
               <w:left w:val="single" w:sz="6" w:space="0" w:color="666666"/>
@@ -9207,7 +9207,7 @@
         </w:tc>
         <w:tc>
           <w:tcPr>
-            <w:tcW w:w="922" w:type="dxa"/>
+            <w:tcW w:w="950" w:type="dxa"/>
             <w:tcBorders>
               <w:top w:val="single" w:sz="6" w:space="0" w:color="666666"/>
               <w:left w:val="single" w:sz="6" w:space="0" w:color="666666"/>
@@ -9253,7 +9253,7 @@
         </w:tc>
         <w:tc>
           <w:tcPr>
-            <w:tcW w:w="944" w:type="dxa"/>
+            <w:tcW w:w="973" w:type="dxa"/>
             <w:tcBorders>
               <w:top w:val="single" w:sz="6" w:space="0" w:color="666666"/>
               <w:left w:val="single" w:sz="6" w:space="0" w:color="666666"/>
@@ -9299,44 +9299,44 @@
         </w:tc>
         <w:tc>
           <w:tcPr>
-            <w:tcW w:w="864" w:type="dxa"/>
-            <w:tcBorders>
-              <w:top w:val="single" w:sz="6" w:space="0" w:color="666666"/>
-              <w:left w:val="single" w:sz="6" w:space="0" w:color="666666"/>
-              <w:bottom w:val="single" w:sz="6" w:space="0" w:color="666666"/>
-              <w:right w:val="single" w:sz="6" w:space="0" w:color="666666"/>
-            </w:tcBorders>
-            <w:shd w:val="clear" w:color="auto" w:fill="FFFFFF"/>
-            <w:tcMar>
-              <w:top w:w="0" w:type="dxa"/>
-              <w:left w:w="0" w:type="dxa"/>
-              <w:bottom w:w="0" w:type="dxa"/>
-              <w:right w:w="0" w:type="dxa"/>
-            </w:tcMar>
-            <w:vAlign w:val="center"/>
-          </w:tcPr>
-          <w:p>
-            <w:pPr>
-              <w:pBdr>
-                <w:top w:val="none" w:sz="0" w:space="0" w:color="000000"/>
-                <w:left w:val="none" w:sz="0" w:space="0" w:color="000000"/>
-                <w:bottom w:val="none" w:sz="0" w:space="0" w:color="000000"/>
-                <w:right w:val="none" w:sz="0" w:space="0" w:color="000000"/>
-              </w:pBdr>
-              <w:spacing w:before="100" w:after="100"/>
-              <w:ind w:left="100" w:right="100"/>
-              <w:rPr>
-                <w:rFonts w:ascii="Arial" w:eastAsia="Arial" w:hAnsi="Arial" w:cs="Arial"/>
-                <w:color w:val="000000"/>
-                <w:sz w:val="22"/>
-                <w:szCs w:val="22"/>
-              </w:rPr>
-            </w:pPr>
-          </w:p>
-        </w:tc>
-        <w:tc>
-          <w:tcPr>
-            <w:tcW w:w="2042" w:type="dxa"/>
+            <w:tcW w:w="891" w:type="dxa"/>
+            <w:tcBorders>
+              <w:top w:val="single" w:sz="6" w:space="0" w:color="666666"/>
+              <w:left w:val="single" w:sz="6" w:space="0" w:color="666666"/>
+              <w:bottom w:val="single" w:sz="6" w:space="0" w:color="666666"/>
+              <w:right w:val="single" w:sz="6" w:space="0" w:color="666666"/>
+            </w:tcBorders>
+            <w:shd w:val="clear" w:color="auto" w:fill="FFFFFF"/>
+            <w:tcMar>
+              <w:top w:w="0" w:type="dxa"/>
+              <w:left w:w="0" w:type="dxa"/>
+              <w:bottom w:w="0" w:type="dxa"/>
+              <w:right w:w="0" w:type="dxa"/>
+            </w:tcMar>
+            <w:vAlign w:val="center"/>
+          </w:tcPr>
+          <w:p>
+            <w:pPr>
+              <w:pBdr>
+                <w:top w:val="none" w:sz="0" w:space="0" w:color="000000"/>
+                <w:left w:val="none" w:sz="0" w:space="0" w:color="000000"/>
+                <w:bottom w:val="none" w:sz="0" w:space="0" w:color="000000"/>
+                <w:right w:val="none" w:sz="0" w:space="0" w:color="000000"/>
+              </w:pBdr>
+              <w:spacing w:before="100" w:after="100"/>
+              <w:ind w:left="100" w:right="100"/>
+              <w:rPr>
+                <w:rFonts w:ascii="Arial" w:eastAsia="Arial" w:hAnsi="Arial" w:cs="Arial"/>
+                <w:color w:val="000000"/>
+                <w:sz w:val="22"/>
+                <w:szCs w:val="22"/>
+              </w:rPr>
+            </w:pPr>
+          </w:p>
+        </w:tc>
+        <w:tc>
+          <w:tcPr>
+            <w:tcW w:w="2105" w:type="dxa"/>
             <w:tcBorders>
               <w:top w:val="single" w:sz="6" w:space="0" w:color="666666"/>
               <w:left w:val="single" w:sz="6" w:space="0" w:color="666666"/>
@@ -9394,12 +9394,12 @@
       </w:tr>
       <w:tr>
         <w:trPr>
-          <w:trHeight w:val="391"/>
+          <w:trHeight w:val="420"/>
           <w:jc w:val="center"/>
         </w:trPr>
         <w:tc>
           <w:tcPr>
-            <w:tcW w:w="2491" w:type="dxa"/>
+            <w:tcW w:w="2567" w:type="dxa"/>
             <w:tcBorders>
               <w:top w:val="single" w:sz="6" w:space="0" w:color="666666"/>
               <w:left w:val="single" w:sz="6" w:space="0" w:color="666666"/>
@@ -9445,155 +9445,155 @@
         </w:tc>
         <w:tc>
           <w:tcPr>
-            <w:tcW w:w="1014" w:type="dxa"/>
-            <w:tcBorders>
-              <w:top w:val="single" w:sz="6" w:space="0" w:color="666666"/>
-              <w:left w:val="single" w:sz="6" w:space="0" w:color="666666"/>
-              <w:bottom w:val="single" w:sz="6" w:space="0" w:color="666666"/>
-              <w:right w:val="single" w:sz="6" w:space="0" w:color="666666"/>
-            </w:tcBorders>
-            <w:shd w:val="clear" w:color="auto" w:fill="FFFFFF"/>
-            <w:tcMar>
-              <w:top w:w="0" w:type="dxa"/>
-              <w:left w:w="0" w:type="dxa"/>
-              <w:bottom w:w="0" w:type="dxa"/>
-              <w:right w:w="0" w:type="dxa"/>
-            </w:tcMar>
-            <w:vAlign w:val="center"/>
-          </w:tcPr>
-          <w:p>
-            <w:pPr>
-              <w:pBdr>
-                <w:top w:val="none" w:sz="0" w:space="0" w:color="000000"/>
-                <w:left w:val="none" w:sz="0" w:space="0" w:color="000000"/>
-                <w:bottom w:val="none" w:sz="0" w:space="0" w:color="000000"/>
-                <w:right w:val="none" w:sz="0" w:space="0" w:color="000000"/>
-              </w:pBdr>
-              <w:spacing w:before="100" w:after="100"/>
-              <w:ind w:left="100" w:right="100"/>
-              <w:rPr>
-                <w:rFonts w:ascii="Arial" w:eastAsia="Arial" w:hAnsi="Arial" w:cs="Arial"/>
-                <w:color w:val="000000"/>
-                <w:sz w:val="22"/>
-                <w:szCs w:val="22"/>
-              </w:rPr>
-            </w:pPr>
-          </w:p>
-        </w:tc>
-        <w:tc>
-          <w:tcPr>
-            <w:tcW w:w="922" w:type="dxa"/>
-            <w:tcBorders>
-              <w:top w:val="single" w:sz="6" w:space="0" w:color="666666"/>
-              <w:left w:val="single" w:sz="6" w:space="0" w:color="666666"/>
-              <w:bottom w:val="single" w:sz="6" w:space="0" w:color="666666"/>
-              <w:right w:val="single" w:sz="6" w:space="0" w:color="666666"/>
-            </w:tcBorders>
-            <w:shd w:val="clear" w:color="auto" w:fill="FFFFFF"/>
-            <w:tcMar>
-              <w:top w:w="0" w:type="dxa"/>
-              <w:left w:w="0" w:type="dxa"/>
-              <w:bottom w:w="0" w:type="dxa"/>
-              <w:right w:w="0" w:type="dxa"/>
-            </w:tcMar>
-            <w:vAlign w:val="center"/>
-          </w:tcPr>
-          <w:p>
-            <w:pPr>
-              <w:pBdr>
-                <w:top w:val="none" w:sz="0" w:space="0" w:color="000000"/>
-                <w:left w:val="none" w:sz="0" w:space="0" w:color="000000"/>
-                <w:bottom w:val="none" w:sz="0" w:space="0" w:color="000000"/>
-                <w:right w:val="none" w:sz="0" w:space="0" w:color="000000"/>
-              </w:pBdr>
-              <w:spacing w:before="100" w:after="100"/>
-              <w:ind w:left="100" w:right="100"/>
-              <w:rPr>
-                <w:rFonts w:ascii="Arial" w:eastAsia="Arial" w:hAnsi="Arial" w:cs="Arial"/>
-                <w:color w:val="000000"/>
-                <w:sz w:val="22"/>
-                <w:szCs w:val="22"/>
-              </w:rPr>
-            </w:pPr>
-          </w:p>
-        </w:tc>
-        <w:tc>
-          <w:tcPr>
-            <w:tcW w:w="944" w:type="dxa"/>
-            <w:tcBorders>
-              <w:top w:val="single" w:sz="6" w:space="0" w:color="666666"/>
-              <w:left w:val="single" w:sz="6" w:space="0" w:color="666666"/>
-              <w:bottom w:val="single" w:sz="6" w:space="0" w:color="666666"/>
-              <w:right w:val="single" w:sz="6" w:space="0" w:color="666666"/>
-            </w:tcBorders>
-            <w:shd w:val="clear" w:color="auto" w:fill="FFFFFF"/>
-            <w:tcMar>
-              <w:top w:w="0" w:type="dxa"/>
-              <w:left w:w="0" w:type="dxa"/>
-              <w:bottom w:w="0" w:type="dxa"/>
-              <w:right w:w="0" w:type="dxa"/>
-            </w:tcMar>
-            <w:vAlign w:val="center"/>
-          </w:tcPr>
-          <w:p>
-            <w:pPr>
-              <w:pBdr>
-                <w:top w:val="none" w:sz="0" w:space="0" w:color="000000"/>
-                <w:left w:val="none" w:sz="0" w:space="0" w:color="000000"/>
-                <w:bottom w:val="none" w:sz="0" w:space="0" w:color="000000"/>
-                <w:right w:val="none" w:sz="0" w:space="0" w:color="000000"/>
-              </w:pBdr>
-              <w:spacing w:before="100" w:after="100"/>
-              <w:ind w:left="100" w:right="100"/>
-              <w:rPr>
-                <w:rFonts w:ascii="Arial" w:eastAsia="Arial" w:hAnsi="Arial" w:cs="Arial"/>
-                <w:color w:val="000000"/>
-                <w:sz w:val="22"/>
-                <w:szCs w:val="22"/>
-              </w:rPr>
-            </w:pPr>
-          </w:p>
-        </w:tc>
-        <w:tc>
-          <w:tcPr>
-            <w:tcW w:w="864" w:type="dxa"/>
-            <w:tcBorders>
-              <w:top w:val="single" w:sz="6" w:space="0" w:color="666666"/>
-              <w:left w:val="single" w:sz="6" w:space="0" w:color="666666"/>
-              <w:bottom w:val="single" w:sz="6" w:space="0" w:color="666666"/>
-              <w:right w:val="single" w:sz="6" w:space="0" w:color="666666"/>
-            </w:tcBorders>
-            <w:shd w:val="clear" w:color="auto" w:fill="FFFFFF"/>
-            <w:tcMar>
-              <w:top w:w="0" w:type="dxa"/>
-              <w:left w:w="0" w:type="dxa"/>
-              <w:bottom w:w="0" w:type="dxa"/>
-              <w:right w:w="0" w:type="dxa"/>
-            </w:tcMar>
-            <w:vAlign w:val="center"/>
-          </w:tcPr>
-          <w:p>
-            <w:pPr>
-              <w:pBdr>
-                <w:top w:val="none" w:sz="0" w:space="0" w:color="000000"/>
-                <w:left w:val="none" w:sz="0" w:space="0" w:color="000000"/>
-                <w:bottom w:val="none" w:sz="0" w:space="0" w:color="000000"/>
-                <w:right w:val="none" w:sz="0" w:space="0" w:color="000000"/>
-              </w:pBdr>
-              <w:spacing w:before="100" w:after="100"/>
-              <w:ind w:left="100" w:right="100"/>
-              <w:rPr>
-                <w:rFonts w:ascii="Arial" w:eastAsia="Arial" w:hAnsi="Arial" w:cs="Arial"/>
-                <w:color w:val="000000"/>
-                <w:sz w:val="22"/>
-                <w:szCs w:val="22"/>
-              </w:rPr>
-            </w:pPr>
-          </w:p>
-        </w:tc>
-        <w:tc>
-          <w:tcPr>
-            <w:tcW w:w="2042" w:type="dxa"/>
+            <w:tcW w:w="1045" w:type="dxa"/>
+            <w:tcBorders>
+              <w:top w:val="single" w:sz="6" w:space="0" w:color="666666"/>
+              <w:left w:val="single" w:sz="6" w:space="0" w:color="666666"/>
+              <w:bottom w:val="single" w:sz="6" w:space="0" w:color="666666"/>
+              <w:right w:val="single" w:sz="6" w:space="0" w:color="666666"/>
+            </w:tcBorders>
+            <w:shd w:val="clear" w:color="auto" w:fill="FFFFFF"/>
+            <w:tcMar>
+              <w:top w:w="0" w:type="dxa"/>
+              <w:left w:w="0" w:type="dxa"/>
+              <w:bottom w:w="0" w:type="dxa"/>
+              <w:right w:w="0" w:type="dxa"/>
+            </w:tcMar>
+            <w:vAlign w:val="center"/>
+          </w:tcPr>
+          <w:p>
+            <w:pPr>
+              <w:pBdr>
+                <w:top w:val="none" w:sz="0" w:space="0" w:color="000000"/>
+                <w:left w:val="none" w:sz="0" w:space="0" w:color="000000"/>
+                <w:bottom w:val="none" w:sz="0" w:space="0" w:color="000000"/>
+                <w:right w:val="none" w:sz="0" w:space="0" w:color="000000"/>
+              </w:pBdr>
+              <w:spacing w:before="100" w:after="100"/>
+              <w:ind w:left="100" w:right="100"/>
+              <w:rPr>
+                <w:rFonts w:ascii="Arial" w:eastAsia="Arial" w:hAnsi="Arial" w:cs="Arial"/>
+                <w:color w:val="000000"/>
+                <w:sz w:val="22"/>
+                <w:szCs w:val="22"/>
+              </w:rPr>
+            </w:pPr>
+          </w:p>
+        </w:tc>
+        <w:tc>
+          <w:tcPr>
+            <w:tcW w:w="950" w:type="dxa"/>
+            <w:tcBorders>
+              <w:top w:val="single" w:sz="6" w:space="0" w:color="666666"/>
+              <w:left w:val="single" w:sz="6" w:space="0" w:color="666666"/>
+              <w:bottom w:val="single" w:sz="6" w:space="0" w:color="666666"/>
+              <w:right w:val="single" w:sz="6" w:space="0" w:color="666666"/>
+            </w:tcBorders>
+            <w:shd w:val="clear" w:color="auto" w:fill="FFFFFF"/>
+            <w:tcMar>
+              <w:top w:w="0" w:type="dxa"/>
+              <w:left w:w="0" w:type="dxa"/>
+              <w:bottom w:w="0" w:type="dxa"/>
+              <w:right w:w="0" w:type="dxa"/>
+            </w:tcMar>
+            <w:vAlign w:val="center"/>
+          </w:tcPr>
+          <w:p>
+            <w:pPr>
+              <w:pBdr>
+                <w:top w:val="none" w:sz="0" w:space="0" w:color="000000"/>
+                <w:left w:val="none" w:sz="0" w:space="0" w:color="000000"/>
+                <w:bottom w:val="none" w:sz="0" w:space="0" w:color="000000"/>
+                <w:right w:val="none" w:sz="0" w:space="0" w:color="000000"/>
+              </w:pBdr>
+              <w:spacing w:before="100" w:after="100"/>
+              <w:ind w:left="100" w:right="100"/>
+              <w:rPr>
+                <w:rFonts w:ascii="Arial" w:eastAsia="Arial" w:hAnsi="Arial" w:cs="Arial"/>
+                <w:color w:val="000000"/>
+                <w:sz w:val="22"/>
+                <w:szCs w:val="22"/>
+              </w:rPr>
+            </w:pPr>
+          </w:p>
+        </w:tc>
+        <w:tc>
+          <w:tcPr>
+            <w:tcW w:w="973" w:type="dxa"/>
+            <w:tcBorders>
+              <w:top w:val="single" w:sz="6" w:space="0" w:color="666666"/>
+              <w:left w:val="single" w:sz="6" w:space="0" w:color="666666"/>
+              <w:bottom w:val="single" w:sz="6" w:space="0" w:color="666666"/>
+              <w:right w:val="single" w:sz="6" w:space="0" w:color="666666"/>
+            </w:tcBorders>
+            <w:shd w:val="clear" w:color="auto" w:fill="FFFFFF"/>
+            <w:tcMar>
+              <w:top w:w="0" w:type="dxa"/>
+              <w:left w:w="0" w:type="dxa"/>
+              <w:bottom w:w="0" w:type="dxa"/>
+              <w:right w:w="0" w:type="dxa"/>
+            </w:tcMar>
+            <w:vAlign w:val="center"/>
+          </w:tcPr>
+          <w:p>
+            <w:pPr>
+              <w:pBdr>
+                <w:top w:val="none" w:sz="0" w:space="0" w:color="000000"/>
+                <w:left w:val="none" w:sz="0" w:space="0" w:color="000000"/>
+                <w:bottom w:val="none" w:sz="0" w:space="0" w:color="000000"/>
+                <w:right w:val="none" w:sz="0" w:space="0" w:color="000000"/>
+              </w:pBdr>
+              <w:spacing w:before="100" w:after="100"/>
+              <w:ind w:left="100" w:right="100"/>
+              <w:rPr>
+                <w:rFonts w:ascii="Arial" w:eastAsia="Arial" w:hAnsi="Arial" w:cs="Arial"/>
+                <w:color w:val="000000"/>
+                <w:sz w:val="22"/>
+                <w:szCs w:val="22"/>
+              </w:rPr>
+            </w:pPr>
+          </w:p>
+        </w:tc>
+        <w:tc>
+          <w:tcPr>
+            <w:tcW w:w="891" w:type="dxa"/>
+            <w:tcBorders>
+              <w:top w:val="single" w:sz="6" w:space="0" w:color="666666"/>
+              <w:left w:val="single" w:sz="6" w:space="0" w:color="666666"/>
+              <w:bottom w:val="single" w:sz="6" w:space="0" w:color="666666"/>
+              <w:right w:val="single" w:sz="6" w:space="0" w:color="666666"/>
+            </w:tcBorders>
+            <w:shd w:val="clear" w:color="auto" w:fill="FFFFFF"/>
+            <w:tcMar>
+              <w:top w:w="0" w:type="dxa"/>
+              <w:left w:w="0" w:type="dxa"/>
+              <w:bottom w:w="0" w:type="dxa"/>
+              <w:right w:w="0" w:type="dxa"/>
+            </w:tcMar>
+            <w:vAlign w:val="center"/>
+          </w:tcPr>
+          <w:p>
+            <w:pPr>
+              <w:pBdr>
+                <w:top w:val="none" w:sz="0" w:space="0" w:color="000000"/>
+                <w:left w:val="none" w:sz="0" w:space="0" w:color="000000"/>
+                <w:bottom w:val="none" w:sz="0" w:space="0" w:color="000000"/>
+                <w:right w:val="none" w:sz="0" w:space="0" w:color="000000"/>
+              </w:pBdr>
+              <w:spacing w:before="100" w:after="100"/>
+              <w:ind w:left="100" w:right="100"/>
+              <w:rPr>
+                <w:rFonts w:ascii="Arial" w:eastAsia="Arial" w:hAnsi="Arial" w:cs="Arial"/>
+                <w:color w:val="000000"/>
+                <w:sz w:val="22"/>
+                <w:szCs w:val="22"/>
+              </w:rPr>
+            </w:pPr>
+          </w:p>
+        </w:tc>
+        <w:tc>
+          <w:tcPr>
+            <w:tcW w:w="2105" w:type="dxa"/>
             <w:tcBorders>
               <w:top w:val="single" w:sz="6" w:space="0" w:color="666666"/>
               <w:left w:val="single" w:sz="6" w:space="0" w:color="666666"/>
@@ -9631,12 +9631,12 @@
       </w:tr>
       <w:tr>
         <w:trPr>
-          <w:trHeight w:val="379"/>
+          <w:trHeight w:val="406"/>
           <w:jc w:val="center"/>
         </w:trPr>
         <w:tc>
           <w:tcPr>
-            <w:tcW w:w="2491" w:type="dxa"/>
+            <w:tcW w:w="2567" w:type="dxa"/>
             <w:tcBorders>
               <w:top w:val="single" w:sz="6" w:space="0" w:color="666666"/>
               <w:left w:val="single" w:sz="6" w:space="0" w:color="666666"/>
@@ -9682,7 +9682,7 @@
         </w:tc>
         <w:tc>
           <w:tcPr>
-            <w:tcW w:w="1014" w:type="dxa"/>
+            <w:tcW w:w="1045" w:type="dxa"/>
             <w:tcBorders>
               <w:top w:val="single" w:sz="6" w:space="0" w:color="666666"/>
               <w:left w:val="single" w:sz="6" w:space="0" w:color="666666"/>
@@ -9728,7 +9728,7 @@
         </w:tc>
         <w:tc>
           <w:tcPr>
-            <w:tcW w:w="922" w:type="dxa"/>
+            <w:tcW w:w="950" w:type="dxa"/>
             <w:tcBorders>
               <w:top w:val="single" w:sz="6" w:space="0" w:color="666666"/>
               <w:left w:val="single" w:sz="6" w:space="0" w:color="666666"/>
@@ -9774,7 +9774,7 @@
         </w:tc>
         <w:tc>
           <w:tcPr>
-            <w:tcW w:w="944" w:type="dxa"/>
+            <w:tcW w:w="973" w:type="dxa"/>
             <w:tcBorders>
               <w:top w:val="single" w:sz="6" w:space="0" w:color="666666"/>
               <w:left w:val="single" w:sz="6" w:space="0" w:color="666666"/>
@@ -9820,44 +9820,44 @@
         </w:tc>
         <w:tc>
           <w:tcPr>
-            <w:tcW w:w="864" w:type="dxa"/>
-            <w:tcBorders>
-              <w:top w:val="single" w:sz="6" w:space="0" w:color="666666"/>
-              <w:left w:val="single" w:sz="6" w:space="0" w:color="666666"/>
-              <w:bottom w:val="single" w:sz="6" w:space="0" w:color="666666"/>
-              <w:right w:val="single" w:sz="6" w:space="0" w:color="666666"/>
-            </w:tcBorders>
-            <w:shd w:val="clear" w:color="auto" w:fill="FFFFFF"/>
-            <w:tcMar>
-              <w:top w:w="0" w:type="dxa"/>
-              <w:left w:w="0" w:type="dxa"/>
-              <w:bottom w:w="0" w:type="dxa"/>
-              <w:right w:w="0" w:type="dxa"/>
-            </w:tcMar>
-            <w:vAlign w:val="center"/>
-          </w:tcPr>
-          <w:p>
-            <w:pPr>
-              <w:pBdr>
-                <w:top w:val="none" w:sz="0" w:space="0" w:color="000000"/>
-                <w:left w:val="none" w:sz="0" w:space="0" w:color="000000"/>
-                <w:bottom w:val="none" w:sz="0" w:space="0" w:color="000000"/>
-                <w:right w:val="none" w:sz="0" w:space="0" w:color="000000"/>
-              </w:pBdr>
-              <w:spacing w:before="100" w:after="100"/>
-              <w:ind w:left="100" w:right="100"/>
-              <w:rPr>
-                <w:rFonts w:ascii="Arial" w:eastAsia="Arial" w:hAnsi="Arial" w:cs="Arial"/>
-                <w:color w:val="000000"/>
-                <w:sz w:val="22"/>
-                <w:szCs w:val="22"/>
-              </w:rPr>
-            </w:pPr>
-          </w:p>
-        </w:tc>
-        <w:tc>
-          <w:tcPr>
-            <w:tcW w:w="2042" w:type="dxa"/>
+            <w:tcW w:w="891" w:type="dxa"/>
+            <w:tcBorders>
+              <w:top w:val="single" w:sz="6" w:space="0" w:color="666666"/>
+              <w:left w:val="single" w:sz="6" w:space="0" w:color="666666"/>
+              <w:bottom w:val="single" w:sz="6" w:space="0" w:color="666666"/>
+              <w:right w:val="single" w:sz="6" w:space="0" w:color="666666"/>
+            </w:tcBorders>
+            <w:shd w:val="clear" w:color="auto" w:fill="FFFFFF"/>
+            <w:tcMar>
+              <w:top w:w="0" w:type="dxa"/>
+              <w:left w:w="0" w:type="dxa"/>
+              <w:bottom w:w="0" w:type="dxa"/>
+              <w:right w:w="0" w:type="dxa"/>
+            </w:tcMar>
+            <w:vAlign w:val="center"/>
+          </w:tcPr>
+          <w:p>
+            <w:pPr>
+              <w:pBdr>
+                <w:top w:val="none" w:sz="0" w:space="0" w:color="000000"/>
+                <w:left w:val="none" w:sz="0" w:space="0" w:color="000000"/>
+                <w:bottom w:val="none" w:sz="0" w:space="0" w:color="000000"/>
+                <w:right w:val="none" w:sz="0" w:space="0" w:color="000000"/>
+              </w:pBdr>
+              <w:spacing w:before="100" w:after="100"/>
+              <w:ind w:left="100" w:right="100"/>
+              <w:rPr>
+                <w:rFonts w:ascii="Arial" w:eastAsia="Arial" w:hAnsi="Arial" w:cs="Arial"/>
+                <w:color w:val="000000"/>
+                <w:sz w:val="22"/>
+                <w:szCs w:val="22"/>
+              </w:rPr>
+            </w:pPr>
+          </w:p>
+        </w:tc>
+        <w:tc>
+          <w:tcPr>
+            <w:tcW w:w="2105" w:type="dxa"/>
             <w:tcBorders>
               <w:top w:val="single" w:sz="6" w:space="0" w:color="666666"/>
               <w:left w:val="single" w:sz="6" w:space="0" w:color="666666"/>
@@ -9895,12 +9895,12 @@
       </w:tr>
       <w:tr>
         <w:trPr>
-          <w:trHeight w:val="379"/>
+          <w:trHeight w:val="406"/>
           <w:jc w:val="center"/>
         </w:trPr>
         <w:tc>
           <w:tcPr>
-            <w:tcW w:w="2491" w:type="dxa"/>
+            <w:tcW w:w="2567" w:type="dxa"/>
             <w:tcBorders>
               <w:top w:val="single" w:sz="6" w:space="0" w:color="666666"/>
               <w:left w:val="single" w:sz="6" w:space="0" w:color="666666"/>
@@ -9946,7 +9946,7 @@
         </w:tc>
         <w:tc>
           <w:tcPr>
-            <w:tcW w:w="1014" w:type="dxa"/>
+            <w:tcW w:w="1045" w:type="dxa"/>
             <w:tcBorders>
               <w:top w:val="single" w:sz="6" w:space="0" w:color="666666"/>
               <w:left w:val="single" w:sz="6" w:space="0" w:color="666666"/>
@@ -9992,7 +9992,7 @@
         </w:tc>
         <w:tc>
           <w:tcPr>
-            <w:tcW w:w="922" w:type="dxa"/>
+            <w:tcW w:w="950" w:type="dxa"/>
             <w:tcBorders>
               <w:top w:val="single" w:sz="6" w:space="0" w:color="666666"/>
               <w:left w:val="single" w:sz="6" w:space="0" w:color="666666"/>
@@ -10038,7 +10038,7 @@
         </w:tc>
         <w:tc>
           <w:tcPr>
-            <w:tcW w:w="944" w:type="dxa"/>
+            <w:tcW w:w="973" w:type="dxa"/>
             <w:tcBorders>
               <w:top w:val="single" w:sz="6" w:space="0" w:color="666666"/>
               <w:left w:val="single" w:sz="6" w:space="0" w:color="666666"/>
@@ -10084,44 +10084,44 @@
         </w:tc>
         <w:tc>
           <w:tcPr>
-            <w:tcW w:w="864" w:type="dxa"/>
-            <w:tcBorders>
-              <w:top w:val="single" w:sz="6" w:space="0" w:color="666666"/>
-              <w:left w:val="single" w:sz="6" w:space="0" w:color="666666"/>
-              <w:bottom w:val="single" w:sz="6" w:space="0" w:color="666666"/>
-              <w:right w:val="single" w:sz="6" w:space="0" w:color="666666"/>
-            </w:tcBorders>
-            <w:shd w:val="clear" w:color="auto" w:fill="FFFFFF"/>
-            <w:tcMar>
-              <w:top w:w="0" w:type="dxa"/>
-              <w:left w:w="0" w:type="dxa"/>
-              <w:bottom w:w="0" w:type="dxa"/>
-              <w:right w:w="0" w:type="dxa"/>
-            </w:tcMar>
-            <w:vAlign w:val="center"/>
-          </w:tcPr>
-          <w:p>
-            <w:pPr>
-              <w:pBdr>
-                <w:top w:val="none" w:sz="0" w:space="0" w:color="000000"/>
-                <w:left w:val="none" w:sz="0" w:space="0" w:color="000000"/>
-                <w:bottom w:val="none" w:sz="0" w:space="0" w:color="000000"/>
-                <w:right w:val="none" w:sz="0" w:space="0" w:color="000000"/>
-              </w:pBdr>
-              <w:spacing w:before="100" w:after="100"/>
-              <w:ind w:left="100" w:right="100"/>
-              <w:rPr>
-                <w:rFonts w:ascii="Arial" w:eastAsia="Arial" w:hAnsi="Arial" w:cs="Arial"/>
-                <w:color w:val="000000"/>
-                <w:sz w:val="22"/>
-                <w:szCs w:val="22"/>
-              </w:rPr>
-            </w:pPr>
-          </w:p>
-        </w:tc>
-        <w:tc>
-          <w:tcPr>
-            <w:tcW w:w="2042" w:type="dxa"/>
+            <w:tcW w:w="891" w:type="dxa"/>
+            <w:tcBorders>
+              <w:top w:val="single" w:sz="6" w:space="0" w:color="666666"/>
+              <w:left w:val="single" w:sz="6" w:space="0" w:color="666666"/>
+              <w:bottom w:val="single" w:sz="6" w:space="0" w:color="666666"/>
+              <w:right w:val="single" w:sz="6" w:space="0" w:color="666666"/>
+            </w:tcBorders>
+            <w:shd w:val="clear" w:color="auto" w:fill="FFFFFF"/>
+            <w:tcMar>
+              <w:top w:w="0" w:type="dxa"/>
+              <w:left w:w="0" w:type="dxa"/>
+              <w:bottom w:w="0" w:type="dxa"/>
+              <w:right w:w="0" w:type="dxa"/>
+            </w:tcMar>
+            <w:vAlign w:val="center"/>
+          </w:tcPr>
+          <w:p>
+            <w:pPr>
+              <w:pBdr>
+                <w:top w:val="none" w:sz="0" w:space="0" w:color="000000"/>
+                <w:left w:val="none" w:sz="0" w:space="0" w:color="000000"/>
+                <w:bottom w:val="none" w:sz="0" w:space="0" w:color="000000"/>
+                <w:right w:val="none" w:sz="0" w:space="0" w:color="000000"/>
+              </w:pBdr>
+              <w:spacing w:before="100" w:after="100"/>
+              <w:ind w:left="100" w:right="100"/>
+              <w:rPr>
+                <w:rFonts w:ascii="Arial" w:eastAsia="Arial" w:hAnsi="Arial" w:cs="Arial"/>
+                <w:color w:val="000000"/>
+                <w:sz w:val="22"/>
+                <w:szCs w:val="22"/>
+              </w:rPr>
+            </w:pPr>
+          </w:p>
+        </w:tc>
+        <w:tc>
+          <w:tcPr>
+            <w:tcW w:w="2105" w:type="dxa"/>
             <w:tcBorders>
               <w:top w:val="single" w:sz="6" w:space="0" w:color="666666"/>
               <w:left w:val="single" w:sz="6" w:space="0" w:color="666666"/>
@@ -10433,13 +10433,13 @@
       </w:pPr>
     </w:lvl>
   </w:abstractNum>
-  <w:num w:numId="1" w16cid:durableId="1742409155">
+  <w:num w:numId="1" w16cid:durableId="1609776035">
     <w:abstractNumId w:val="1"/>
   </w:num>
-  <w:num w:numId="2" w16cid:durableId="1887640366">
+  <w:num w:numId="2" w16cid:durableId="1035543706">
     <w:abstractNumId w:val="2"/>
   </w:num>
-  <w:num w:numId="3" w16cid:durableId="1389573057">
+  <w:num w:numId="3" w16cid:durableId="1799687491">
     <w:abstractNumId w:val="0"/>
   </w:num>
 </w:numbering>

--- a/output/Table_1_Ireland.docx
+++ b/output/Table_1_Ireland.docx
@@ -11792,7 +11792,7 @@
                 <w:szCs w:val="22"/>
                 <w:color w:val="000000"/>
               </w:rPr>
-              <w:t xml:space="preserve">0.08</w:t>
+              <w:t xml:space="preserve">0.06</w:t>
             </w:r>
           </w:p>
         </w:tc>
@@ -12122,7 +12122,7 @@
                 <w:szCs w:val="22"/>
                 <w:color w:val="000000"/>
               </w:rPr>
-              <w:t xml:space="preserve">0.08</w:t>
+              <w:t xml:space="preserve">0.06</w:t>
             </w:r>
           </w:p>
         </w:tc>

--- a/output/Table_1_Ireland.docx
+++ b/output/Table_1_Ireland.docx
@@ -11792,7 +11792,7 @@
                 <w:szCs w:val="22"/>
                 <w:color w:val="000000"/>
               </w:rPr>
-              <w:t xml:space="preserve">0.06</w:t>
+              <w:t xml:space="preserve">0.08</w:t>
             </w:r>
           </w:p>
         </w:tc>
@@ -12122,7 +12122,7 @@
                 <w:szCs w:val="22"/>
                 <w:color w:val="000000"/>
               </w:rPr>
-              <w:t xml:space="preserve">0.06</w:t>
+              <w:t xml:space="preserve">0.08</w:t>
             </w:r>
           </w:p>
         </w:tc>
